--- a/assets/CV.docx
+++ b/assets/CV.docx
@@ -8980,7 +8980,23 @@
           <w:sz w:val="18"/>
           <w:szCs w:val="18"/>
         </w:rPr>
-        <w:t xml:space="preserve"> Entropy, IEEE Signal Processing Letters, Geophysics, </w:t>
+        <w:t xml:space="preserve"> </w:t>
+      </w:r>
+      <w:r>
+        <w:rPr>
+          <w:rFonts w:ascii="Roboto Light" w:hAnsi="Roboto Light"/>
+          <w:sz w:val="18"/>
+          <w:szCs w:val="18"/>
+        </w:rPr>
+        <w:t xml:space="preserve">OJAp, </w:t>
+      </w:r>
+      <w:r>
+        <w:rPr>
+          <w:rFonts w:ascii="Roboto Light" w:hAnsi="Roboto Light"/>
+          <w:sz w:val="18"/>
+          <w:szCs w:val="18"/>
+        </w:rPr>
+        <w:t xml:space="preserve">Entropy, IEEE Signal Processing Letters, Geophysics, </w:t>
       </w:r>
       <w:r>
         <w:rPr>
@@ -8997,21 +9013,6 @@
           <w:szCs w:val="18"/>
         </w:rPr>
         <w:tab/>
-      </w:r>
-      <w:r>
-        <w:rPr>
-          <w:rFonts w:ascii="Roboto Light" w:hAnsi="Roboto Light"/>
-          <w:sz w:val="18"/>
-          <w:szCs w:val="18"/>
-        </w:rPr>
-        <w:tab/>
-      </w:r>
-      <w:r>
-        <w:rPr>
-          <w:rFonts w:ascii="Roboto Light" w:hAnsi="Roboto Light"/>
-          <w:sz w:val="18"/>
-          <w:szCs w:val="18"/>
-        </w:rPr>
         <w:t>since 2023</w:t>
       </w:r>
     </w:p>

--- a/assets/CV.docx
+++ b/assets/CV.docx
@@ -315,7 +315,7 @@
             <w:sz w:val="20"/>
             <w:szCs w:val="20"/>
           </w:rPr>
-          <w:t>University of Geneva</w:t>
+          <w:t>ETH Zürich</w:t>
         </w:r>
       </w:hyperlink>
       <w:r>
@@ -404,15 +404,8 @@
           <w:sz w:val="20"/>
           <w:szCs w:val="20"/>
         </w:rPr>
-        <w:t xml:space="preserve">         </w:t>
-      </w:r>
-      <w:r>
-        <w:rPr>
-          <w:rFonts w:ascii="Roboto Light" w:hAnsi="Roboto Light"/>
-          <w:sz w:val="20"/>
-          <w:szCs w:val="20"/>
-        </w:rPr>
-        <w:t xml:space="preserve">   </w:t>
+        <w:tab/>
+        <w:t xml:space="preserve">           </w:t>
       </w:r>
       <w:r>
         <w:rPr>
@@ -428,7 +421,7 @@
           <w:sz w:val="20"/>
           <w:szCs w:val="20"/>
         </w:rPr>
-        <w:t>5</w:t>
+        <w:t>6</w:t>
       </w:r>
     </w:p>
     <w:p>
@@ -446,182 +439,44 @@
           <w:sz w:val="16"/>
           <w:szCs w:val="16"/>
         </w:rPr>
-        <w:t xml:space="preserve">Postdoctoral </w:t>
-      </w:r>
-      <w:r>
-        <w:rPr>
-          <w:rFonts w:ascii="Roboto Light" w:hAnsi="Roboto Light"/>
-          <w:sz w:val="16"/>
-          <w:szCs w:val="16"/>
-        </w:rPr>
-        <w:t>A</w:t>
-      </w:r>
-      <w:r>
-        <w:rPr>
-          <w:rFonts w:ascii="Roboto Light" w:hAnsi="Roboto Light"/>
-          <w:sz w:val="16"/>
-          <w:szCs w:val="16"/>
-        </w:rPr>
-        <w:t xml:space="preserve">ssistant in machine learning applied to </w:t>
-      </w:r>
-      <w:r>
-        <w:rPr>
-          <w:rFonts w:ascii="Roboto Light" w:hAnsi="Roboto Light"/>
-          <w:sz w:val="16"/>
-          <w:szCs w:val="16"/>
-        </w:rPr>
-        <w:t>theoretical physics</w:t>
-      </w:r>
-      <w:r>
-        <w:rPr>
-          <w:rFonts w:ascii="Roboto Light" w:hAnsi="Roboto Light"/>
-          <w:sz w:val="16"/>
-          <w:szCs w:val="16"/>
-        </w:rPr>
-        <w:t xml:space="preserve">. PI: </w:t>
-      </w:r>
-      <w:r>
-        <w:rPr>
-          <w:rFonts w:ascii="Roboto Light" w:hAnsi="Roboto Light"/>
-          <w:sz w:val="16"/>
-          <w:szCs w:val="16"/>
-        </w:rPr>
-        <w:t>Martin Kunz</w:t>
-      </w:r>
-      <w:r>
-        <w:rPr>
-          <w:rFonts w:ascii="Roboto Light" w:hAnsi="Roboto Light"/>
-          <w:sz w:val="16"/>
-          <w:szCs w:val="16"/>
-        </w:rPr>
-        <w:t>.</w:t>
-      </w:r>
-    </w:p>
-    <w:p>
-      <w:pPr>
-        <w:spacing w:after="0"/>
-        <w:rPr>
-          <w:rFonts w:ascii="Roboto Light" w:hAnsi="Roboto Light"/>
-          <w:sz w:val="20"/>
-          <w:szCs w:val="20"/>
-        </w:rPr>
-      </w:pPr>
+        <w:t xml:space="preserve">Machine learning software engineer as part of the </w:t>
+      </w:r>
       <w:hyperlink r:id="rId11" w:history="1">
         <w:r>
           <w:rPr>
             <w:rStyle w:val="Hyperlink"/>
             <w:rFonts w:ascii="Roboto Light" w:hAnsi="Roboto Light"/>
-            <w:sz w:val="20"/>
-            <w:szCs w:val="20"/>
+            <w:sz w:val="16"/>
+            <w:szCs w:val="16"/>
           </w:rPr>
-          <w:t>University of Geneva</w:t>
+          <w:t>ETH</w:t>
+        </w:r>
+        <w:r>
+          <w:rPr>
+            <w:rStyle w:val="Hyperlink"/>
+            <w:rFonts w:ascii="Roboto Light" w:hAnsi="Roboto Light"/>
+            <w:sz w:val="16"/>
+            <w:szCs w:val="16"/>
+          </w:rPr>
+          <w:t>Z</w:t>
+        </w:r>
+        <w:r>
+          <w:rPr>
+            <w:rStyle w:val="Hyperlink"/>
+            <w:rFonts w:ascii="Roboto Light" w:hAnsi="Roboto Light"/>
+            <w:sz w:val="16"/>
+            <w:szCs w:val="16"/>
+          </w:rPr>
+          <w:t xml:space="preserve"> | Space</w:t>
         </w:r>
       </w:hyperlink>
       <w:r>
         <w:rPr>
           <w:rFonts w:ascii="Roboto Light" w:hAnsi="Roboto Light"/>
-          <w:sz w:val="20"/>
-          <w:szCs w:val="20"/>
-        </w:rPr>
-        <w:t xml:space="preserve"> (</w:t>
-      </w:r>
-      <w:r>
-        <w:rPr>
-          <w:rFonts w:ascii="Roboto Light" w:hAnsi="Roboto Light"/>
-          <w:sz w:val="20"/>
-          <w:szCs w:val="20"/>
-        </w:rPr>
-        <w:t>Switzerland</w:t>
-      </w:r>
-      <w:r>
-        <w:rPr>
-          <w:rFonts w:ascii="Roboto Light" w:hAnsi="Roboto Light"/>
-          <w:sz w:val="20"/>
-          <w:szCs w:val="20"/>
-        </w:rPr>
-        <w:t>)</w:t>
-      </w:r>
-      <w:r>
-        <w:rPr>
-          <w:rFonts w:ascii="Roboto Light" w:hAnsi="Roboto Light"/>
-          <w:sz w:val="20"/>
-          <w:szCs w:val="20"/>
-        </w:rPr>
-        <w:tab/>
-      </w:r>
-      <w:r>
-        <w:rPr>
-          <w:rFonts w:ascii="Roboto Light" w:hAnsi="Roboto Light"/>
-          <w:sz w:val="20"/>
-          <w:szCs w:val="20"/>
-        </w:rPr>
-        <w:tab/>
-      </w:r>
-      <w:r>
-        <w:rPr>
-          <w:rFonts w:ascii="Roboto Light" w:hAnsi="Roboto Light"/>
-          <w:sz w:val="20"/>
-          <w:szCs w:val="20"/>
-        </w:rPr>
-        <w:tab/>
-      </w:r>
-      <w:r>
-        <w:rPr>
-          <w:rFonts w:ascii="Roboto Light" w:hAnsi="Roboto Light"/>
-          <w:sz w:val="20"/>
-          <w:szCs w:val="20"/>
-        </w:rPr>
-        <w:tab/>
-      </w:r>
-      <w:r>
-        <w:rPr>
-          <w:rFonts w:ascii="Roboto Light" w:hAnsi="Roboto Light"/>
-          <w:sz w:val="20"/>
-          <w:szCs w:val="20"/>
-        </w:rPr>
-        <w:tab/>
-      </w:r>
-      <w:r>
-        <w:rPr>
-          <w:rFonts w:ascii="Roboto Light" w:hAnsi="Roboto Light"/>
-          <w:sz w:val="20"/>
-          <w:szCs w:val="20"/>
-        </w:rPr>
-        <w:tab/>
-      </w:r>
-      <w:r>
-        <w:rPr>
-          <w:rFonts w:ascii="Roboto Light" w:hAnsi="Roboto Light"/>
-          <w:sz w:val="20"/>
-          <w:szCs w:val="20"/>
-        </w:rPr>
-        <w:tab/>
-      </w:r>
-      <w:r>
-        <w:rPr>
-          <w:rFonts w:ascii="Roboto Light" w:hAnsi="Roboto Light"/>
-          <w:sz w:val="20"/>
-          <w:szCs w:val="20"/>
-        </w:rPr>
-        <w:t xml:space="preserve">            2023-2025</w:t>
-      </w:r>
-    </w:p>
-    <w:p>
-      <w:pPr>
-        <w:spacing w:after="0"/>
-        <w:rPr>
-          <w:rFonts w:ascii="Roboto Light" w:hAnsi="Roboto Light"/>
-          <w:sz w:val="16"/>
-          <w:szCs w:val="16"/>
-        </w:rPr>
-      </w:pPr>
-      <w:r>
-        <w:rPr>
-          <w:rFonts w:ascii="Roboto Light" w:hAnsi="Roboto Light"/>
-          <w:sz w:val="16"/>
-          <w:szCs w:val="16"/>
-        </w:rPr>
-        <w:t>Postdoctoral Assistant in machine learning applied to radio astronomy. PIs: Sviatoslav (Slava) Volonshynovskiy and Daniel Schaerer.</w:t>
+          <w:sz w:val="16"/>
+          <w:szCs w:val="16"/>
+        </w:rPr>
+        <w:t xml:space="preserve"> centre.</w:t>
       </w:r>
     </w:p>
     <w:p>
@@ -650,6 +505,324 @@
           <w:sz w:val="20"/>
           <w:szCs w:val="20"/>
         </w:rPr>
+        <w:t xml:space="preserve"> (</w:t>
+      </w:r>
+      <w:r>
+        <w:rPr>
+          <w:rFonts w:ascii="Roboto Light" w:hAnsi="Roboto Light"/>
+          <w:sz w:val="20"/>
+          <w:szCs w:val="20"/>
+        </w:rPr>
+        <w:t>Switzerland</w:t>
+      </w:r>
+      <w:r>
+        <w:rPr>
+          <w:rFonts w:ascii="Roboto Light" w:hAnsi="Roboto Light"/>
+          <w:sz w:val="20"/>
+          <w:szCs w:val="20"/>
+        </w:rPr>
+        <w:t>)</w:t>
+      </w:r>
+      <w:r>
+        <w:rPr>
+          <w:rFonts w:ascii="Roboto Light" w:hAnsi="Roboto Light"/>
+          <w:sz w:val="20"/>
+          <w:szCs w:val="20"/>
+        </w:rPr>
+        <w:tab/>
+      </w:r>
+      <w:r>
+        <w:rPr>
+          <w:rFonts w:ascii="Roboto Light" w:hAnsi="Roboto Light"/>
+          <w:sz w:val="20"/>
+          <w:szCs w:val="20"/>
+        </w:rPr>
+        <w:tab/>
+      </w:r>
+      <w:r>
+        <w:rPr>
+          <w:rFonts w:ascii="Roboto Light" w:hAnsi="Roboto Light"/>
+          <w:sz w:val="20"/>
+          <w:szCs w:val="20"/>
+        </w:rPr>
+        <w:tab/>
+      </w:r>
+      <w:r>
+        <w:rPr>
+          <w:rFonts w:ascii="Roboto Light" w:hAnsi="Roboto Light"/>
+          <w:sz w:val="20"/>
+          <w:szCs w:val="20"/>
+        </w:rPr>
+        <w:tab/>
+      </w:r>
+      <w:r>
+        <w:rPr>
+          <w:rFonts w:ascii="Roboto Light" w:hAnsi="Roboto Light"/>
+          <w:sz w:val="20"/>
+          <w:szCs w:val="20"/>
+        </w:rPr>
+        <w:tab/>
+      </w:r>
+      <w:r>
+        <w:rPr>
+          <w:rFonts w:ascii="Roboto Light" w:hAnsi="Roboto Light"/>
+          <w:sz w:val="20"/>
+          <w:szCs w:val="20"/>
+        </w:rPr>
+        <w:tab/>
+      </w:r>
+      <w:r>
+        <w:rPr>
+          <w:rFonts w:ascii="Roboto Light" w:hAnsi="Roboto Light"/>
+          <w:sz w:val="20"/>
+          <w:szCs w:val="20"/>
+        </w:rPr>
+        <w:tab/>
+      </w:r>
+      <w:r>
+        <w:rPr>
+          <w:rFonts w:ascii="Roboto Light" w:hAnsi="Roboto Light"/>
+          <w:sz w:val="20"/>
+          <w:szCs w:val="20"/>
+        </w:rPr>
+        <w:t xml:space="preserve">         </w:t>
+      </w:r>
+      <w:r>
+        <w:rPr>
+          <w:rFonts w:ascii="Roboto Light" w:hAnsi="Roboto Light"/>
+          <w:sz w:val="20"/>
+          <w:szCs w:val="20"/>
+        </w:rPr>
+        <w:t xml:space="preserve">   </w:t>
+      </w:r>
+      <w:r>
+        <w:rPr>
+          <w:rFonts w:ascii="Roboto Light" w:hAnsi="Roboto Light"/>
+          <w:sz w:val="20"/>
+          <w:szCs w:val="20"/>
+        </w:rPr>
+        <w:t>2025-2026</w:t>
+      </w:r>
+    </w:p>
+    <w:p>
+      <w:pPr>
+        <w:spacing w:after="0"/>
+        <w:rPr>
+          <w:rFonts w:ascii="Roboto Light" w:hAnsi="Roboto Light"/>
+          <w:sz w:val="16"/>
+          <w:szCs w:val="16"/>
+        </w:rPr>
+      </w:pPr>
+      <w:r>
+        <w:rPr>
+          <w:rFonts w:ascii="Roboto Light" w:hAnsi="Roboto Light"/>
+          <w:sz w:val="16"/>
+          <w:szCs w:val="16"/>
+        </w:rPr>
+        <w:t xml:space="preserve">Postdoctoral </w:t>
+      </w:r>
+      <w:r>
+        <w:rPr>
+          <w:rFonts w:ascii="Roboto Light" w:hAnsi="Roboto Light"/>
+          <w:sz w:val="16"/>
+          <w:szCs w:val="16"/>
+        </w:rPr>
+        <w:t>A</w:t>
+      </w:r>
+      <w:r>
+        <w:rPr>
+          <w:rFonts w:ascii="Roboto Light" w:hAnsi="Roboto Light"/>
+          <w:sz w:val="16"/>
+          <w:szCs w:val="16"/>
+        </w:rPr>
+        <w:t xml:space="preserve">ssistant in machine learning applied to </w:t>
+      </w:r>
+      <w:r>
+        <w:rPr>
+          <w:rFonts w:ascii="Roboto Light" w:hAnsi="Roboto Light"/>
+          <w:sz w:val="16"/>
+          <w:szCs w:val="16"/>
+        </w:rPr>
+        <w:t>theoretical physics</w:t>
+      </w:r>
+      <w:r>
+        <w:rPr>
+          <w:rFonts w:ascii="Roboto Light" w:hAnsi="Roboto Light"/>
+          <w:sz w:val="16"/>
+          <w:szCs w:val="16"/>
+        </w:rPr>
+        <w:t xml:space="preserve">. PI: </w:t>
+      </w:r>
+      <w:r>
+        <w:rPr>
+          <w:rFonts w:ascii="Roboto Light" w:hAnsi="Roboto Light"/>
+          <w:sz w:val="16"/>
+          <w:szCs w:val="16"/>
+        </w:rPr>
+        <w:t>Martin Kunz</w:t>
+      </w:r>
+      <w:r>
+        <w:rPr>
+          <w:rFonts w:ascii="Roboto Light" w:hAnsi="Roboto Light"/>
+          <w:sz w:val="16"/>
+          <w:szCs w:val="16"/>
+        </w:rPr>
+        <w:t>.</w:t>
+      </w:r>
+    </w:p>
+    <w:p>
+      <w:pPr>
+        <w:spacing w:after="0"/>
+        <w:rPr>
+          <w:rFonts w:ascii="Roboto Light" w:hAnsi="Roboto Light"/>
+          <w:sz w:val="20"/>
+          <w:szCs w:val="20"/>
+        </w:rPr>
+      </w:pPr>
+      <w:hyperlink r:id="rId13" w:history="1">
+        <w:r>
+          <w:rPr>
+            <w:rStyle w:val="Hyperlink"/>
+            <w:rFonts w:ascii="Roboto Light" w:hAnsi="Roboto Light"/>
+            <w:sz w:val="20"/>
+            <w:szCs w:val="20"/>
+          </w:rPr>
+          <w:t>University of Geneva</w:t>
+        </w:r>
+      </w:hyperlink>
+      <w:r>
+        <w:rPr>
+          <w:rFonts w:ascii="Roboto Light" w:hAnsi="Roboto Light"/>
+          <w:sz w:val="20"/>
+          <w:szCs w:val="20"/>
+        </w:rPr>
+        <w:t xml:space="preserve"> (</w:t>
+      </w:r>
+      <w:r>
+        <w:rPr>
+          <w:rFonts w:ascii="Roboto Light" w:hAnsi="Roboto Light"/>
+          <w:sz w:val="20"/>
+          <w:szCs w:val="20"/>
+        </w:rPr>
+        <w:t>Switzerland</w:t>
+      </w:r>
+      <w:r>
+        <w:rPr>
+          <w:rFonts w:ascii="Roboto Light" w:hAnsi="Roboto Light"/>
+          <w:sz w:val="20"/>
+          <w:szCs w:val="20"/>
+        </w:rPr>
+        <w:t>)</w:t>
+      </w:r>
+      <w:r>
+        <w:rPr>
+          <w:rFonts w:ascii="Roboto Light" w:hAnsi="Roboto Light"/>
+          <w:sz w:val="20"/>
+          <w:szCs w:val="20"/>
+        </w:rPr>
+        <w:tab/>
+      </w:r>
+      <w:r>
+        <w:rPr>
+          <w:rFonts w:ascii="Roboto Light" w:hAnsi="Roboto Light"/>
+          <w:sz w:val="20"/>
+          <w:szCs w:val="20"/>
+        </w:rPr>
+        <w:tab/>
+      </w:r>
+      <w:r>
+        <w:rPr>
+          <w:rFonts w:ascii="Roboto Light" w:hAnsi="Roboto Light"/>
+          <w:sz w:val="20"/>
+          <w:szCs w:val="20"/>
+        </w:rPr>
+        <w:tab/>
+      </w:r>
+      <w:r>
+        <w:rPr>
+          <w:rFonts w:ascii="Roboto Light" w:hAnsi="Roboto Light"/>
+          <w:sz w:val="20"/>
+          <w:szCs w:val="20"/>
+        </w:rPr>
+        <w:tab/>
+      </w:r>
+      <w:r>
+        <w:rPr>
+          <w:rFonts w:ascii="Roboto Light" w:hAnsi="Roboto Light"/>
+          <w:sz w:val="20"/>
+          <w:szCs w:val="20"/>
+        </w:rPr>
+        <w:tab/>
+      </w:r>
+      <w:r>
+        <w:rPr>
+          <w:rFonts w:ascii="Roboto Light" w:hAnsi="Roboto Light"/>
+          <w:sz w:val="20"/>
+          <w:szCs w:val="20"/>
+        </w:rPr>
+        <w:tab/>
+      </w:r>
+      <w:r>
+        <w:rPr>
+          <w:rFonts w:ascii="Roboto Light" w:hAnsi="Roboto Light"/>
+          <w:sz w:val="20"/>
+          <w:szCs w:val="20"/>
+        </w:rPr>
+        <w:tab/>
+      </w:r>
+      <w:r>
+        <w:rPr>
+          <w:rFonts w:ascii="Roboto Light" w:hAnsi="Roboto Light"/>
+          <w:sz w:val="20"/>
+          <w:szCs w:val="20"/>
+        </w:rPr>
+        <w:t xml:space="preserve">            2023-2025</w:t>
+      </w:r>
+    </w:p>
+    <w:p>
+      <w:pPr>
+        <w:spacing w:after="0"/>
+        <w:rPr>
+          <w:rFonts w:ascii="Roboto Light" w:hAnsi="Roboto Light"/>
+          <w:sz w:val="16"/>
+          <w:szCs w:val="16"/>
+        </w:rPr>
+      </w:pPr>
+      <w:r>
+        <w:rPr>
+          <w:rFonts w:ascii="Roboto Light" w:hAnsi="Roboto Light"/>
+          <w:sz w:val="16"/>
+          <w:szCs w:val="16"/>
+        </w:rPr>
+        <w:t>Postdoctoral Assistant in machine learning applied to radio astronomy. PIs: Sviatoslav (Slava) Volonshynovskiy and Daniel Schaerer.</w:t>
+      </w:r>
+    </w:p>
+    <w:p>
+      <w:pPr>
+        <w:spacing w:after="0"/>
+        <w:rPr>
+          <w:rFonts w:ascii="Roboto Light" w:hAnsi="Roboto Light"/>
+          <w:sz w:val="20"/>
+          <w:szCs w:val="20"/>
+        </w:rPr>
+      </w:pPr>
+      <w:hyperlink r:id="rId14" w:history="1">
+        <w:r>
+          <w:rPr>
+            <w:rStyle w:val="Hyperlink"/>
+            <w:rFonts w:ascii="Roboto Light" w:hAnsi="Roboto Light"/>
+            <w:sz w:val="20"/>
+            <w:szCs w:val="20"/>
+          </w:rPr>
+          <w:t>University of Geneva</w:t>
+        </w:r>
+      </w:hyperlink>
+      <w:r>
+        <w:rPr>
+          <w:rFonts w:ascii="Roboto Light" w:hAnsi="Roboto Light"/>
+          <w:sz w:val="20"/>
+          <w:szCs w:val="20"/>
+        </w:rPr>
         <w:t xml:space="preserve"> </w:t>
       </w:r>
       <w:r>
@@ -800,7 +973,7 @@
           <w:szCs w:val="20"/>
         </w:rPr>
       </w:pPr>
-      <w:hyperlink r:id="rId13" w:history="1">
+      <w:hyperlink r:id="rId15" w:history="1">
         <w:r>
           <w:rPr>
             <w:rStyle w:val="Hyperlink"/>
@@ -1051,7 +1224,7 @@
           <w:szCs w:val="20"/>
         </w:rPr>
       </w:pPr>
-      <w:hyperlink r:id="rId14" w:history="1">
+      <w:hyperlink r:id="rId16" w:history="1">
         <w:r>
           <w:rPr>
             <w:rStyle w:val="Hyperlink"/>
@@ -1274,7 +1447,7 @@
         </w:rPr>
         <w:t xml:space="preserve">: </w:t>
       </w:r>
-      <w:hyperlink r:id="rId15" w:history="1">
+      <w:hyperlink r:id="rId17" w:history="1">
         <w:r>
           <w:rPr>
             <w:rStyle w:val="Hyperlink"/>
@@ -1312,300 +1485,6 @@
           <w:szCs w:val="20"/>
         </w:rPr>
       </w:pPr>
-      <w:hyperlink r:id="rId16" w:history="1">
-        <w:r>
-          <w:rPr>
-            <w:rStyle w:val="Hyperlink"/>
-            <w:rFonts w:ascii="Roboto Light" w:hAnsi="Roboto Light"/>
-            <w:sz w:val="20"/>
-            <w:szCs w:val="20"/>
-          </w:rPr>
-          <w:t>University of Padova</w:t>
-        </w:r>
-      </w:hyperlink>
-      <w:r>
-        <w:rPr>
-          <w:rFonts w:ascii="Roboto Light" w:hAnsi="Roboto Light"/>
-          <w:sz w:val="20"/>
-          <w:szCs w:val="20"/>
-        </w:rPr>
-        <w:t xml:space="preserve"> (Italy)</w:t>
-      </w:r>
-      <w:r>
-        <w:rPr>
-          <w:rFonts w:ascii="Roboto Light" w:hAnsi="Roboto Light"/>
-          <w:sz w:val="20"/>
-          <w:szCs w:val="20"/>
-        </w:rPr>
-        <w:tab/>
-      </w:r>
-      <w:r>
-        <w:rPr>
-          <w:rFonts w:ascii="Roboto Light" w:hAnsi="Roboto Light"/>
-          <w:sz w:val="20"/>
-          <w:szCs w:val="20"/>
-        </w:rPr>
-        <w:tab/>
-      </w:r>
-      <w:r>
-        <w:rPr>
-          <w:rFonts w:ascii="Roboto Light" w:hAnsi="Roboto Light"/>
-          <w:sz w:val="20"/>
-          <w:szCs w:val="20"/>
-        </w:rPr>
-        <w:tab/>
-      </w:r>
-      <w:r>
-        <w:rPr>
-          <w:rFonts w:ascii="Roboto Light" w:hAnsi="Roboto Light"/>
-          <w:sz w:val="20"/>
-          <w:szCs w:val="20"/>
-        </w:rPr>
-        <w:tab/>
-      </w:r>
-      <w:r>
-        <w:rPr>
-          <w:rFonts w:ascii="Roboto Light" w:hAnsi="Roboto Light"/>
-          <w:sz w:val="20"/>
-          <w:szCs w:val="20"/>
-        </w:rPr>
-        <w:tab/>
-      </w:r>
-      <w:r>
-        <w:rPr>
-          <w:rFonts w:ascii="Roboto Light" w:hAnsi="Roboto Light"/>
-          <w:sz w:val="20"/>
-          <w:szCs w:val="20"/>
-        </w:rPr>
-        <w:tab/>
-      </w:r>
-      <w:r>
-        <w:rPr>
-          <w:rFonts w:ascii="Roboto Light" w:hAnsi="Roboto Light"/>
-          <w:sz w:val="20"/>
-          <w:szCs w:val="20"/>
-        </w:rPr>
-        <w:tab/>
-      </w:r>
-      <w:r>
-        <w:rPr>
-          <w:rFonts w:ascii="Roboto Light" w:hAnsi="Roboto Light"/>
-          <w:sz w:val="20"/>
-          <w:szCs w:val="20"/>
-        </w:rPr>
-        <w:tab/>
-      </w:r>
-      <w:r>
-        <w:rPr>
-          <w:rFonts w:ascii="Roboto Light" w:hAnsi="Roboto Light"/>
-          <w:sz w:val="20"/>
-          <w:szCs w:val="20"/>
-        </w:rPr>
-        <w:t xml:space="preserve">        </w:t>
-      </w:r>
-      <w:r>
-        <w:rPr>
-          <w:rFonts w:ascii="Roboto Light" w:hAnsi="Roboto Light"/>
-          <w:sz w:val="20"/>
-          <w:szCs w:val="20"/>
-        </w:rPr>
-        <w:t xml:space="preserve">  </w:t>
-      </w:r>
-      <w:r>
-        <w:rPr>
-          <w:rFonts w:ascii="Roboto Light" w:hAnsi="Roboto Light"/>
-          <w:sz w:val="20"/>
-          <w:szCs w:val="20"/>
-        </w:rPr>
-        <w:t xml:space="preserve">  </w:t>
-      </w:r>
-      <w:r>
-        <w:rPr>
-          <w:rFonts w:ascii="Roboto Light" w:hAnsi="Roboto Light"/>
-          <w:sz w:val="20"/>
-          <w:szCs w:val="20"/>
-        </w:rPr>
-        <w:t>2015-2017</w:t>
-      </w:r>
-    </w:p>
-    <w:p>
-      <w:pPr>
-        <w:spacing w:after="0"/>
-        <w:rPr>
-          <w:rFonts w:ascii="Roboto Light" w:hAnsi="Roboto Light"/>
-          <w:sz w:val="16"/>
-          <w:szCs w:val="16"/>
-        </w:rPr>
-      </w:pPr>
-      <w:r>
-        <w:rPr>
-          <w:rFonts w:ascii="Roboto Light" w:hAnsi="Roboto Light"/>
-          <w:sz w:val="16"/>
-          <w:szCs w:val="16"/>
-        </w:rPr>
-        <w:t>2-year master</w:t>
-      </w:r>
-      <w:r>
-        <w:rPr>
-          <w:rFonts w:ascii="Roboto Light" w:hAnsi="Roboto Light"/>
-          <w:sz w:val="16"/>
-          <w:szCs w:val="16"/>
-        </w:rPr>
-        <w:t xml:space="preserve"> course in Physics. </w:t>
-      </w:r>
-      <w:r>
-        <w:rPr>
-          <w:rFonts w:ascii="Roboto Light" w:hAnsi="Roboto Light"/>
-          <w:sz w:val="16"/>
-          <w:szCs w:val="16"/>
-        </w:rPr>
-        <w:t xml:space="preserve">Final grade: </w:t>
-      </w:r>
-      <w:r>
-        <w:rPr>
-          <w:rFonts w:ascii="Roboto Light" w:hAnsi="Roboto Light"/>
-          <w:sz w:val="16"/>
-          <w:szCs w:val="16"/>
-        </w:rPr>
-        <w:t xml:space="preserve">110/110 </w:t>
-      </w:r>
-      <w:r>
-        <w:rPr>
-          <w:rFonts w:ascii="Roboto Light" w:hAnsi="Roboto Light"/>
-          <w:i/>
-          <w:iCs/>
-          <w:sz w:val="16"/>
-          <w:szCs w:val="16"/>
-        </w:rPr>
-        <w:t>cum laude</w:t>
-      </w:r>
-      <w:r>
-        <w:rPr>
-          <w:rFonts w:ascii="Roboto Light" w:hAnsi="Roboto Light"/>
-          <w:sz w:val="16"/>
-          <w:szCs w:val="16"/>
-        </w:rPr>
-        <w:t>.</w:t>
-      </w:r>
-      <w:r>
-        <w:rPr>
-          <w:rFonts w:ascii="Roboto Light" w:hAnsi="Roboto Light"/>
-          <w:sz w:val="16"/>
-          <w:szCs w:val="16"/>
-        </w:rPr>
-        <w:t xml:space="preserve"> </w:t>
-      </w:r>
-      <w:r>
-        <w:rPr>
-          <w:rFonts w:ascii="Roboto Light" w:hAnsi="Roboto Light"/>
-          <w:sz w:val="16"/>
-          <w:szCs w:val="16"/>
-        </w:rPr>
-        <w:t>Advisor: Sabino Matarrese.</w:t>
-      </w:r>
-    </w:p>
-    <w:p>
-      <w:pPr>
-        <w:spacing w:after="40"/>
-        <w:rPr>
-          <w:rFonts w:ascii="Roboto Light" w:hAnsi="Roboto Light"/>
-          <w:sz w:val="16"/>
-          <w:szCs w:val="16"/>
-        </w:rPr>
-      </w:pPr>
-      <w:hyperlink r:id="rId17" w:history="1">
-        <w:r>
-          <w:rPr>
-            <w:rStyle w:val="Hyperlink"/>
-            <w:rFonts w:ascii="Roboto Light" w:hAnsi="Roboto Light"/>
-            <w:sz w:val="16"/>
-            <w:szCs w:val="16"/>
-          </w:rPr>
-          <w:t>Final project</w:t>
-        </w:r>
-      </w:hyperlink>
-      <w:r>
-        <w:rPr>
-          <w:rFonts w:ascii="Roboto Light" w:hAnsi="Roboto Light"/>
-          <w:sz w:val="16"/>
-          <w:szCs w:val="16"/>
-        </w:rPr>
-        <w:t xml:space="preserve"> </w:t>
-      </w:r>
-      <w:r>
-        <w:rPr>
-          <w:rFonts w:ascii="Roboto Light" w:hAnsi="Roboto Light"/>
-          <w:sz w:val="16"/>
-          <w:szCs w:val="16"/>
-        </w:rPr>
-        <w:t xml:space="preserve">(published) </w:t>
-      </w:r>
-      <w:r>
-        <w:rPr>
-          <w:rFonts w:ascii="Roboto Light" w:hAnsi="Roboto Light"/>
-          <w:sz w:val="16"/>
-          <w:szCs w:val="16"/>
-        </w:rPr>
-        <w:t>o</w:t>
-      </w:r>
-      <w:r>
-        <w:rPr>
-          <w:rFonts w:ascii="Roboto Light" w:hAnsi="Roboto Light"/>
-          <w:sz w:val="16"/>
-          <w:szCs w:val="16"/>
-        </w:rPr>
-        <w:t xml:space="preserve">n </w:t>
-      </w:r>
-      <w:r>
-        <w:rPr>
-          <w:rFonts w:ascii="Roboto Light" w:hAnsi="Roboto Light"/>
-          <w:sz w:val="16"/>
-          <w:szCs w:val="16"/>
-        </w:rPr>
-        <w:t>analysing</w:t>
-      </w:r>
-      <w:r>
-        <w:rPr>
-          <w:rFonts w:ascii="Roboto Light" w:hAnsi="Roboto Light"/>
-          <w:sz w:val="16"/>
-          <w:szCs w:val="16"/>
-        </w:rPr>
-        <w:t xml:space="preserve"> the </w:t>
-      </w:r>
-      <w:r>
-        <w:rPr>
-          <w:rFonts w:ascii="Roboto Light" w:hAnsi="Roboto Light"/>
-          <w:sz w:val="16"/>
-          <w:szCs w:val="16"/>
-        </w:rPr>
-        <w:t xml:space="preserve">intrinsic alignment of </w:t>
-      </w:r>
-      <w:r>
-        <w:rPr>
-          <w:rFonts w:ascii="Roboto Light" w:hAnsi="Roboto Light"/>
-          <w:sz w:val="16"/>
-          <w:szCs w:val="16"/>
-        </w:rPr>
-        <w:t xml:space="preserve">bright structures in dark matter haloes </w:t>
-      </w:r>
-      <w:r>
-        <w:rPr>
-          <w:rFonts w:ascii="Roboto Light" w:hAnsi="Roboto Light"/>
-          <w:sz w:val="16"/>
-          <w:szCs w:val="16"/>
-        </w:rPr>
-        <w:t>using simulation and real data.</w:t>
-      </w:r>
-    </w:p>
-    <w:p>
-      <w:pPr>
-        <w:spacing w:after="0"/>
-        <w:rPr>
-          <w:rFonts w:ascii="Roboto Light" w:hAnsi="Roboto Light"/>
-          <w:sz w:val="20"/>
-          <w:szCs w:val="20"/>
-        </w:rPr>
-      </w:pPr>
       <w:hyperlink r:id="rId18" w:history="1">
         <w:r>
           <w:rPr>
@@ -1623,95 +1502,79 @@
           <w:sz w:val="20"/>
           <w:szCs w:val="20"/>
         </w:rPr>
-        <w:t xml:space="preserve"> </w:t>
-      </w:r>
-      <w:r>
-        <w:rPr>
-          <w:rFonts w:ascii="Roboto Light" w:hAnsi="Roboto Light"/>
-          <w:sz w:val="20"/>
-          <w:szCs w:val="20"/>
-        </w:rPr>
-        <w:t>(Italy)</w:t>
-      </w:r>
-      <w:r>
-        <w:rPr>
-          <w:rFonts w:ascii="Roboto Light" w:hAnsi="Roboto Light"/>
-          <w:sz w:val="20"/>
-          <w:szCs w:val="20"/>
-        </w:rPr>
-        <w:tab/>
-      </w:r>
-      <w:r>
-        <w:rPr>
-          <w:rFonts w:ascii="Roboto Light" w:hAnsi="Roboto Light"/>
-          <w:sz w:val="20"/>
-          <w:szCs w:val="20"/>
-        </w:rPr>
-        <w:tab/>
-      </w:r>
-      <w:r>
-        <w:rPr>
-          <w:rFonts w:ascii="Roboto Light" w:hAnsi="Roboto Light"/>
-          <w:sz w:val="20"/>
-          <w:szCs w:val="20"/>
-        </w:rPr>
-        <w:tab/>
-      </w:r>
-      <w:r>
-        <w:rPr>
-          <w:rFonts w:ascii="Roboto Light" w:hAnsi="Roboto Light"/>
-          <w:sz w:val="20"/>
-          <w:szCs w:val="20"/>
-        </w:rPr>
-        <w:tab/>
-      </w:r>
-      <w:r>
-        <w:rPr>
-          <w:rFonts w:ascii="Roboto Light" w:hAnsi="Roboto Light"/>
-          <w:sz w:val="20"/>
-          <w:szCs w:val="20"/>
-        </w:rPr>
-        <w:tab/>
-      </w:r>
-      <w:r>
-        <w:rPr>
-          <w:rFonts w:ascii="Roboto Light" w:hAnsi="Roboto Light"/>
-          <w:sz w:val="20"/>
-          <w:szCs w:val="20"/>
-        </w:rPr>
-        <w:tab/>
-      </w:r>
-      <w:r>
-        <w:rPr>
-          <w:rFonts w:ascii="Roboto Light" w:hAnsi="Roboto Light"/>
-          <w:sz w:val="20"/>
-          <w:szCs w:val="20"/>
-        </w:rPr>
-        <w:tab/>
-      </w:r>
-      <w:r>
-        <w:rPr>
-          <w:rFonts w:ascii="Roboto Light" w:hAnsi="Roboto Light"/>
-          <w:sz w:val="20"/>
-          <w:szCs w:val="20"/>
-        </w:rPr>
-        <w:tab/>
-      </w:r>
-      <w:r>
-        <w:rPr>
-          <w:rFonts w:ascii="Roboto Light" w:hAnsi="Roboto Light"/>
-          <w:sz w:val="20"/>
-          <w:szCs w:val="20"/>
-        </w:rPr>
-        <w:t xml:space="preserve">         </w:t>
-      </w:r>
-      <w:r>
-        <w:rPr>
-          <w:rFonts w:ascii="Roboto Light" w:hAnsi="Roboto Light"/>
-          <w:sz w:val="20"/>
-          <w:szCs w:val="20"/>
-        </w:rPr>
-        <w:t xml:space="preserve"> </w:t>
+        <w:t xml:space="preserve"> (Italy)</w:t>
+      </w:r>
+      <w:r>
+        <w:rPr>
+          <w:rFonts w:ascii="Roboto Light" w:hAnsi="Roboto Light"/>
+          <w:sz w:val="20"/>
+          <w:szCs w:val="20"/>
+        </w:rPr>
+        <w:tab/>
+      </w:r>
+      <w:r>
+        <w:rPr>
+          <w:rFonts w:ascii="Roboto Light" w:hAnsi="Roboto Light"/>
+          <w:sz w:val="20"/>
+          <w:szCs w:val="20"/>
+        </w:rPr>
+        <w:tab/>
+      </w:r>
+      <w:r>
+        <w:rPr>
+          <w:rFonts w:ascii="Roboto Light" w:hAnsi="Roboto Light"/>
+          <w:sz w:val="20"/>
+          <w:szCs w:val="20"/>
+        </w:rPr>
+        <w:tab/>
+      </w:r>
+      <w:r>
+        <w:rPr>
+          <w:rFonts w:ascii="Roboto Light" w:hAnsi="Roboto Light"/>
+          <w:sz w:val="20"/>
+          <w:szCs w:val="20"/>
+        </w:rPr>
+        <w:tab/>
+      </w:r>
+      <w:r>
+        <w:rPr>
+          <w:rFonts w:ascii="Roboto Light" w:hAnsi="Roboto Light"/>
+          <w:sz w:val="20"/>
+          <w:szCs w:val="20"/>
+        </w:rPr>
+        <w:tab/>
+      </w:r>
+      <w:r>
+        <w:rPr>
+          <w:rFonts w:ascii="Roboto Light" w:hAnsi="Roboto Light"/>
+          <w:sz w:val="20"/>
+          <w:szCs w:val="20"/>
+        </w:rPr>
+        <w:tab/>
+      </w:r>
+      <w:r>
+        <w:rPr>
+          <w:rFonts w:ascii="Roboto Light" w:hAnsi="Roboto Light"/>
+          <w:sz w:val="20"/>
+          <w:szCs w:val="20"/>
+        </w:rPr>
+        <w:tab/>
+      </w:r>
+      <w:r>
+        <w:rPr>
+          <w:rFonts w:ascii="Roboto Light" w:hAnsi="Roboto Light"/>
+          <w:sz w:val="20"/>
+          <w:szCs w:val="20"/>
+        </w:rPr>
+        <w:tab/>
+      </w:r>
+      <w:r>
+        <w:rPr>
+          <w:rFonts w:ascii="Roboto Light" w:hAnsi="Roboto Light"/>
+          <w:sz w:val="20"/>
+          <w:szCs w:val="20"/>
+        </w:rPr>
+        <w:t xml:space="preserve">        </w:t>
       </w:r>
       <w:r>
         <w:rPr>
@@ -1727,7 +1590,15 @@
           <w:sz w:val="20"/>
           <w:szCs w:val="20"/>
         </w:rPr>
-        <w:t>2012-2015</w:t>
+        <w:t xml:space="preserve">  </w:t>
+      </w:r>
+      <w:r>
+        <w:rPr>
+          <w:rFonts w:ascii="Roboto Light" w:hAnsi="Roboto Light"/>
+          <w:sz w:val="20"/>
+          <w:szCs w:val="20"/>
+        </w:rPr>
+        <w:t>2015-2017</w:t>
       </w:r>
     </w:p>
     <w:p>
@@ -1745,7 +1616,15 @@
           <w:sz w:val="16"/>
           <w:szCs w:val="16"/>
         </w:rPr>
-        <w:t xml:space="preserve">Undergraduate course in Physics. </w:t>
+        <w:t>2-year master</w:t>
+      </w:r>
+      <w:r>
+        <w:rPr>
+          <w:rFonts w:ascii="Roboto Light" w:hAnsi="Roboto Light"/>
+          <w:sz w:val="16"/>
+          <w:szCs w:val="16"/>
+        </w:rPr>
+        <w:t xml:space="preserve"> course in Physics. </w:t>
       </w:r>
       <w:r>
         <w:rPr>
@@ -1795,12 +1674,12 @@
           <w:sz w:val="16"/>
           <w:szCs w:val="16"/>
         </w:rPr>
-        <w:t>Advisor: Denis Bastieri.</w:t>
-      </w:r>
-    </w:p>
-    <w:p>
-      <w:pPr>
-        <w:spacing w:after="120"/>
+        <w:t>Advisor: Sabino Matarrese.</w:t>
+      </w:r>
+    </w:p>
+    <w:p>
+      <w:pPr>
+        <w:spacing w:after="40"/>
         <w:rPr>
           <w:rFonts w:ascii="Roboto Light" w:hAnsi="Roboto Light"/>
           <w:sz w:val="16"/>
@@ -1832,6 +1711,300 @@
           <w:sz w:val="16"/>
           <w:szCs w:val="16"/>
         </w:rPr>
+        <w:t xml:space="preserve">(published) </w:t>
+      </w:r>
+      <w:r>
+        <w:rPr>
+          <w:rFonts w:ascii="Roboto Light" w:hAnsi="Roboto Light"/>
+          <w:sz w:val="16"/>
+          <w:szCs w:val="16"/>
+        </w:rPr>
+        <w:t>o</w:t>
+      </w:r>
+      <w:r>
+        <w:rPr>
+          <w:rFonts w:ascii="Roboto Light" w:hAnsi="Roboto Light"/>
+          <w:sz w:val="16"/>
+          <w:szCs w:val="16"/>
+        </w:rPr>
+        <w:t xml:space="preserve">n </w:t>
+      </w:r>
+      <w:r>
+        <w:rPr>
+          <w:rFonts w:ascii="Roboto Light" w:hAnsi="Roboto Light"/>
+          <w:sz w:val="16"/>
+          <w:szCs w:val="16"/>
+        </w:rPr>
+        <w:t>analysing</w:t>
+      </w:r>
+      <w:r>
+        <w:rPr>
+          <w:rFonts w:ascii="Roboto Light" w:hAnsi="Roboto Light"/>
+          <w:sz w:val="16"/>
+          <w:szCs w:val="16"/>
+        </w:rPr>
+        <w:t xml:space="preserve"> the </w:t>
+      </w:r>
+      <w:r>
+        <w:rPr>
+          <w:rFonts w:ascii="Roboto Light" w:hAnsi="Roboto Light"/>
+          <w:sz w:val="16"/>
+          <w:szCs w:val="16"/>
+        </w:rPr>
+        <w:t xml:space="preserve">intrinsic alignment of </w:t>
+      </w:r>
+      <w:r>
+        <w:rPr>
+          <w:rFonts w:ascii="Roboto Light" w:hAnsi="Roboto Light"/>
+          <w:sz w:val="16"/>
+          <w:szCs w:val="16"/>
+        </w:rPr>
+        <w:t xml:space="preserve">bright structures in dark matter haloes </w:t>
+      </w:r>
+      <w:r>
+        <w:rPr>
+          <w:rFonts w:ascii="Roboto Light" w:hAnsi="Roboto Light"/>
+          <w:sz w:val="16"/>
+          <w:szCs w:val="16"/>
+        </w:rPr>
+        <w:t>using simulation and real data.</w:t>
+      </w:r>
+    </w:p>
+    <w:p>
+      <w:pPr>
+        <w:spacing w:after="0"/>
+        <w:rPr>
+          <w:rFonts w:ascii="Roboto Light" w:hAnsi="Roboto Light"/>
+          <w:sz w:val="20"/>
+          <w:szCs w:val="20"/>
+        </w:rPr>
+      </w:pPr>
+      <w:hyperlink r:id="rId20" w:history="1">
+        <w:r>
+          <w:rPr>
+            <w:rStyle w:val="Hyperlink"/>
+            <w:rFonts w:ascii="Roboto Light" w:hAnsi="Roboto Light"/>
+            <w:sz w:val="20"/>
+            <w:szCs w:val="20"/>
+          </w:rPr>
+          <w:t>University of Padova</w:t>
+        </w:r>
+      </w:hyperlink>
+      <w:r>
+        <w:rPr>
+          <w:rFonts w:ascii="Roboto Light" w:hAnsi="Roboto Light"/>
+          <w:sz w:val="20"/>
+          <w:szCs w:val="20"/>
+        </w:rPr>
+        <w:t xml:space="preserve"> </w:t>
+      </w:r>
+      <w:r>
+        <w:rPr>
+          <w:rFonts w:ascii="Roboto Light" w:hAnsi="Roboto Light"/>
+          <w:sz w:val="20"/>
+          <w:szCs w:val="20"/>
+        </w:rPr>
+        <w:t>(Italy)</w:t>
+      </w:r>
+      <w:r>
+        <w:rPr>
+          <w:rFonts w:ascii="Roboto Light" w:hAnsi="Roboto Light"/>
+          <w:sz w:val="20"/>
+          <w:szCs w:val="20"/>
+        </w:rPr>
+        <w:tab/>
+      </w:r>
+      <w:r>
+        <w:rPr>
+          <w:rFonts w:ascii="Roboto Light" w:hAnsi="Roboto Light"/>
+          <w:sz w:val="20"/>
+          <w:szCs w:val="20"/>
+        </w:rPr>
+        <w:tab/>
+      </w:r>
+      <w:r>
+        <w:rPr>
+          <w:rFonts w:ascii="Roboto Light" w:hAnsi="Roboto Light"/>
+          <w:sz w:val="20"/>
+          <w:szCs w:val="20"/>
+        </w:rPr>
+        <w:tab/>
+      </w:r>
+      <w:r>
+        <w:rPr>
+          <w:rFonts w:ascii="Roboto Light" w:hAnsi="Roboto Light"/>
+          <w:sz w:val="20"/>
+          <w:szCs w:val="20"/>
+        </w:rPr>
+        <w:tab/>
+      </w:r>
+      <w:r>
+        <w:rPr>
+          <w:rFonts w:ascii="Roboto Light" w:hAnsi="Roboto Light"/>
+          <w:sz w:val="20"/>
+          <w:szCs w:val="20"/>
+        </w:rPr>
+        <w:tab/>
+      </w:r>
+      <w:r>
+        <w:rPr>
+          <w:rFonts w:ascii="Roboto Light" w:hAnsi="Roboto Light"/>
+          <w:sz w:val="20"/>
+          <w:szCs w:val="20"/>
+        </w:rPr>
+        <w:tab/>
+      </w:r>
+      <w:r>
+        <w:rPr>
+          <w:rFonts w:ascii="Roboto Light" w:hAnsi="Roboto Light"/>
+          <w:sz w:val="20"/>
+          <w:szCs w:val="20"/>
+        </w:rPr>
+        <w:tab/>
+      </w:r>
+      <w:r>
+        <w:rPr>
+          <w:rFonts w:ascii="Roboto Light" w:hAnsi="Roboto Light"/>
+          <w:sz w:val="20"/>
+          <w:szCs w:val="20"/>
+        </w:rPr>
+        <w:tab/>
+      </w:r>
+      <w:r>
+        <w:rPr>
+          <w:rFonts w:ascii="Roboto Light" w:hAnsi="Roboto Light"/>
+          <w:sz w:val="20"/>
+          <w:szCs w:val="20"/>
+        </w:rPr>
+        <w:t xml:space="preserve">         </w:t>
+      </w:r>
+      <w:r>
+        <w:rPr>
+          <w:rFonts w:ascii="Roboto Light" w:hAnsi="Roboto Light"/>
+          <w:sz w:val="20"/>
+          <w:szCs w:val="20"/>
+        </w:rPr>
+        <w:t xml:space="preserve"> </w:t>
+      </w:r>
+      <w:r>
+        <w:rPr>
+          <w:rFonts w:ascii="Roboto Light" w:hAnsi="Roboto Light"/>
+          <w:sz w:val="20"/>
+          <w:szCs w:val="20"/>
+        </w:rPr>
+        <w:t xml:space="preserve">  </w:t>
+      </w:r>
+      <w:r>
+        <w:rPr>
+          <w:rFonts w:ascii="Roboto Light" w:hAnsi="Roboto Light"/>
+          <w:sz w:val="20"/>
+          <w:szCs w:val="20"/>
+        </w:rPr>
+        <w:t>2012-2015</w:t>
+      </w:r>
+    </w:p>
+    <w:p>
+      <w:pPr>
+        <w:spacing w:after="0"/>
+        <w:rPr>
+          <w:rFonts w:ascii="Roboto Light" w:hAnsi="Roboto Light"/>
+          <w:sz w:val="16"/>
+          <w:szCs w:val="16"/>
+        </w:rPr>
+      </w:pPr>
+      <w:r>
+        <w:rPr>
+          <w:rFonts w:ascii="Roboto Light" w:hAnsi="Roboto Light"/>
+          <w:sz w:val="16"/>
+          <w:szCs w:val="16"/>
+        </w:rPr>
+        <w:t xml:space="preserve">Undergraduate course in Physics. </w:t>
+      </w:r>
+      <w:r>
+        <w:rPr>
+          <w:rFonts w:ascii="Roboto Light" w:hAnsi="Roboto Light"/>
+          <w:sz w:val="16"/>
+          <w:szCs w:val="16"/>
+        </w:rPr>
+        <w:t xml:space="preserve">Final grade: </w:t>
+      </w:r>
+      <w:r>
+        <w:rPr>
+          <w:rFonts w:ascii="Roboto Light" w:hAnsi="Roboto Light"/>
+          <w:sz w:val="16"/>
+          <w:szCs w:val="16"/>
+        </w:rPr>
+        <w:t xml:space="preserve">110/110 </w:t>
+      </w:r>
+      <w:r>
+        <w:rPr>
+          <w:rFonts w:ascii="Roboto Light" w:hAnsi="Roboto Light"/>
+          <w:i/>
+          <w:iCs/>
+          <w:sz w:val="16"/>
+          <w:szCs w:val="16"/>
+        </w:rPr>
+        <w:t>cum laude</w:t>
+      </w:r>
+      <w:r>
+        <w:rPr>
+          <w:rFonts w:ascii="Roboto Light" w:hAnsi="Roboto Light"/>
+          <w:sz w:val="16"/>
+          <w:szCs w:val="16"/>
+        </w:rPr>
+        <w:t>.</w:t>
+      </w:r>
+      <w:r>
+        <w:rPr>
+          <w:rFonts w:ascii="Roboto Light" w:hAnsi="Roboto Light"/>
+          <w:sz w:val="16"/>
+          <w:szCs w:val="16"/>
+        </w:rPr>
+        <w:t xml:space="preserve"> </w:t>
+      </w:r>
+      <w:r>
+        <w:rPr>
+          <w:rFonts w:ascii="Roboto Light" w:hAnsi="Roboto Light"/>
+          <w:sz w:val="16"/>
+          <w:szCs w:val="16"/>
+        </w:rPr>
+        <w:t>Advisor: Denis Bastieri.</w:t>
+      </w:r>
+    </w:p>
+    <w:p>
+      <w:pPr>
+        <w:spacing w:after="120"/>
+        <w:rPr>
+          <w:rFonts w:ascii="Roboto Light" w:hAnsi="Roboto Light"/>
+          <w:sz w:val="16"/>
+          <w:szCs w:val="16"/>
+        </w:rPr>
+      </w:pPr>
+      <w:hyperlink r:id="rId21" w:history="1">
+        <w:r>
+          <w:rPr>
+            <w:rStyle w:val="Hyperlink"/>
+            <w:rFonts w:ascii="Roboto Light" w:hAnsi="Roboto Light"/>
+            <w:sz w:val="16"/>
+            <w:szCs w:val="16"/>
+          </w:rPr>
+          <w:t>Final project</w:t>
+        </w:r>
+      </w:hyperlink>
+      <w:r>
+        <w:rPr>
+          <w:rFonts w:ascii="Roboto Light" w:hAnsi="Roboto Light"/>
+          <w:sz w:val="16"/>
+          <w:szCs w:val="16"/>
+        </w:rPr>
+        <w:t xml:space="preserve"> </w:t>
+      </w:r>
+      <w:r>
+        <w:rPr>
+          <w:rFonts w:ascii="Roboto Light" w:hAnsi="Roboto Light"/>
+          <w:sz w:val="16"/>
+          <w:szCs w:val="16"/>
+        </w:rPr>
         <w:t xml:space="preserve">on testing various </w:t>
       </w:r>
       <w:r>
@@ -1910,7 +2083,7 @@
           <w:szCs w:val="20"/>
         </w:rPr>
       </w:pPr>
-      <w:hyperlink r:id="rId20" w:history="1">
+      <w:hyperlink r:id="rId22" w:history="1">
         <w:r>
           <w:rPr>
             <w:rStyle w:val="Hyperlink"/>
@@ -2234,7 +2407,7 @@
         </w:rPr>
         <w:t xml:space="preserve">(full publication list available </w:t>
       </w:r>
-      <w:hyperlink r:id="rId21" w:history="1">
+      <w:hyperlink r:id="rId23" w:history="1">
         <w:r>
           <w:rPr>
             <w:rStyle w:val="Hyperlink"/>
@@ -2414,9 +2587,9 @@
           <w:szCs w:val="14"/>
         </w:rPr>
         <w:sectPr>
-          <w:headerReference w:type="even" r:id="rId22"/>
-          <w:headerReference w:type="default" r:id="rId23"/>
-          <w:headerReference w:type="first" r:id="rId24"/>
+          <w:headerReference w:type="even" r:id="rId24"/>
+          <w:headerReference w:type="default" r:id="rId25"/>
+          <w:headerReference w:type="first" r:id="rId26"/>
           <w:pgSz w:w="11906" w:h="16838"/>
           <w:pgMar w:top="1440" w:right="1191" w:bottom="1440" w:left="1191" w:header="709" w:footer="709" w:gutter="0"/>
           <w:cols w:space="708"/>
@@ -2852,1108 +3025,6 @@
           <w:szCs w:val="16"/>
         </w:rPr>
         <w:t>JCAP, 2025, 09, 005</w:t>
-      </w:r>
-      <w:r>
-        <w:rPr>
-          <w:rFonts w:ascii="Roboto Light" w:hAnsi="Roboto Light"/>
-          <w:sz w:val="16"/>
-          <w:szCs w:val="16"/>
-        </w:rPr>
-        <w:t>.</w:t>
-      </w:r>
-      <w:r>
-        <w:rPr>
-          <w:rFonts w:ascii="Roboto Light" w:hAnsi="Roboto Light"/>
-          <w:sz w:val="16"/>
-          <w:szCs w:val="16"/>
-        </w:rPr>
-        <w:t xml:space="preserve"> </w:t>
-      </w:r>
-      <w:hyperlink r:id="rId25" w:history="1">
-        <w:r>
-          <w:rPr>
-            <w:rStyle w:val="Hyperlink"/>
-            <w:rFonts w:ascii="Roboto Light" w:hAnsi="Roboto Light"/>
-            <w:sz w:val="16"/>
-            <w:szCs w:val="16"/>
-          </w:rPr>
-          <w:t>Code available here</w:t>
-        </w:r>
-      </w:hyperlink>
-      <w:r>
-        <w:rPr>
-          <w:rFonts w:ascii="Roboto Light" w:hAnsi="Roboto Light"/>
-          <w:sz w:val="16"/>
-          <w:szCs w:val="16"/>
-        </w:rPr>
-        <w:t>.</w:t>
-      </w:r>
-    </w:p>
-    <w:p>
-      <w:pPr>
-        <w:spacing w:after="40" w:line="240" w:lineRule="auto"/>
-        <w:ind w:left="510"/>
-        <w:rPr>
-          <w:rFonts w:ascii="Roboto Light" w:hAnsi="Roboto Light"/>
-          <w:sz w:val="16"/>
-          <w:szCs w:val="16"/>
-        </w:rPr>
-      </w:pPr>
-      <w:r>
-        <w:rPr>
-          <w:rFonts w:ascii="Roboto Light" w:hAnsi="Roboto Light"/>
-          <w:sz w:val="14"/>
-          <w:szCs w:val="14"/>
-        </w:rPr>
-        <w:t>We developed a differentiable pipeline including emulators to constrain cosmological parameters using supernova data without relying on calibrators</w:t>
-      </w:r>
-      <w:r>
-        <w:rPr>
-          <w:rFonts w:ascii="Roboto Light" w:hAnsi="Roboto Light"/>
-          <w:sz w:val="14"/>
-          <w:szCs w:val="14"/>
-        </w:rPr>
-        <w:t>, obtaining competitive estimates of H</w:t>
-      </w:r>
-      <w:r>
-        <w:rPr>
-          <w:rFonts w:ascii="Roboto Light" w:hAnsi="Roboto Light"/>
-          <w:sz w:val="14"/>
-          <w:szCs w:val="14"/>
-          <w:vertAlign w:val="subscript"/>
-        </w:rPr>
-        <w:t>0</w:t>
-      </w:r>
-      <w:r>
-        <w:rPr>
-          <w:rFonts w:ascii="Roboto Light" w:hAnsi="Roboto Light"/>
-          <w:sz w:val="14"/>
-          <w:szCs w:val="14"/>
-        </w:rPr>
-        <w:t>.</w:t>
-      </w:r>
-      <w:r>
-        <w:rPr>
-          <w:rFonts w:ascii="Roboto Light" w:hAnsi="Roboto Light"/>
-          <w:sz w:val="14"/>
-          <w:szCs w:val="14"/>
-        </w:rPr>
-        <w:t xml:space="preserve"> I led the data analysis, developed the pipeline and wrote the paper.</w:t>
-      </w:r>
-    </w:p>
-    <w:p>
-      <w:pPr>
-        <w:pStyle w:val="ListParagraph"/>
-        <w:numPr>
-          <w:ilvl w:val="0"/>
-          <w:numId w:val="20"/>
-        </w:numPr>
-        <w:shd w:val="clear" w:color="auto" w:fill="FFFFFF"/>
-        <w:spacing w:after="0" w:line="240" w:lineRule="auto"/>
-        <w:ind w:left="530"/>
-        <w:outlineLvl w:val="0"/>
-        <w:rPr>
-          <w:rStyle w:val="Hyperlink"/>
-          <w:rFonts w:ascii="Roboto Light" w:hAnsi="Roboto Light"/>
-          <w:b/>
-          <w:bCs/>
-          <w:sz w:val="17"/>
-          <w:szCs w:val="17"/>
-        </w:rPr>
-      </w:pPr>
-      <w:r>
-        <w:rPr>
-          <w:rFonts w:ascii="Roboto Light" w:hAnsi="Roboto Light" w:cs="Arial"/>
-          <w:sz w:val="17"/>
-          <w:szCs w:val="17"/>
-        </w:rPr>
-        <w:fldChar w:fldCharType="begin"/>
-      </w:r>
-      <w:r>
-        <w:rPr>
-          <w:rFonts w:ascii="Roboto Light" w:hAnsi="Roboto Light" w:cs="Arial"/>
-          <w:sz w:val="17"/>
-          <w:szCs w:val="17"/>
-        </w:rPr>
-        <w:instrText>HYPERLINK "https://doi.org/10.1103/PhysRevD.111.083537"</w:instrText>
-      </w:r>
-      <w:r>
-        <w:rPr>
-          <w:rFonts w:ascii="Roboto Light" w:hAnsi="Roboto Light" w:cs="Arial"/>
-          <w:sz w:val="17"/>
-          <w:szCs w:val="17"/>
-        </w:rPr>
-      </w:r>
-      <w:r>
-        <w:rPr>
-          <w:rFonts w:ascii="Roboto Light" w:hAnsi="Roboto Light" w:cs="Arial"/>
-          <w:sz w:val="17"/>
-          <w:szCs w:val="17"/>
-        </w:rPr>
-        <w:fldChar w:fldCharType="separate"/>
-      </w:r>
-      <w:r>
-        <w:rPr>
-          <w:rStyle w:val="Hyperlink"/>
-          <w:rFonts w:ascii="Roboto Light" w:hAnsi="Roboto Light" w:cs="Arial"/>
-          <w:sz w:val="17"/>
-          <w:szCs w:val="17"/>
-        </w:rPr>
-        <w:t>Λ</w:t>
-      </w:r>
-      <w:r>
-        <w:rPr>
-          <w:rStyle w:val="Hyperlink"/>
-          <w:rFonts w:ascii="Roboto Light" w:hAnsi="Roboto Light"/>
-          <w:sz w:val="17"/>
-          <w:szCs w:val="17"/>
-        </w:rPr>
-        <w:t>CDM and early dark energy in latent space: a data-driven parametrization of the CMB temperature power spectrum</w:t>
-      </w:r>
-    </w:p>
-    <w:p>
-      <w:pPr>
-        <w:pStyle w:val="ListParagraph"/>
-        <w:shd w:val="clear" w:color="auto" w:fill="FFFFFF"/>
-        <w:spacing w:after="0" w:line="240" w:lineRule="auto"/>
-        <w:ind w:left="510"/>
-        <w:outlineLvl w:val="0"/>
-        <w:rPr>
-          <w:rFonts w:ascii="Roboto Light" w:hAnsi="Roboto Light"/>
-          <w:sz w:val="16"/>
-          <w:szCs w:val="16"/>
-        </w:rPr>
-      </w:pPr>
-      <w:r>
-        <w:rPr>
-          <w:rFonts w:ascii="Roboto Light" w:hAnsi="Roboto Light" w:cs="Arial"/>
-          <w:sz w:val="17"/>
-          <w:szCs w:val="17"/>
-        </w:rPr>
-        <w:fldChar w:fldCharType="end"/>
-      </w:r>
-      <w:r>
-        <w:rPr>
-          <w:rFonts w:ascii="Roboto Light" w:hAnsi="Roboto Light"/>
-          <w:b/>
-          <w:bCs/>
-          <w:sz w:val="18"/>
-          <w:szCs w:val="18"/>
-        </w:rPr>
-        <w:t>D. Piras</w:t>
-      </w:r>
-      <w:r>
-        <w:rPr>
-          <w:rFonts w:ascii="Roboto Light" w:hAnsi="Roboto Light"/>
-          <w:sz w:val="16"/>
-          <w:szCs w:val="16"/>
-        </w:rPr>
-        <w:t>, L. Herold, L.</w:t>
-      </w:r>
-      <w:r>
-        <w:rPr>
-          <w:rFonts w:ascii="Roboto Light" w:hAnsi="Roboto Light"/>
-          <w:sz w:val="16"/>
-          <w:szCs w:val="16"/>
-        </w:rPr>
-        <w:t xml:space="preserve"> </w:t>
-      </w:r>
-      <w:r>
-        <w:rPr>
-          <w:rFonts w:ascii="Roboto Light" w:hAnsi="Roboto Light"/>
-          <w:sz w:val="16"/>
-          <w:szCs w:val="16"/>
-        </w:rPr>
-        <w:t xml:space="preserve">Lucie-Smith, </w:t>
-      </w:r>
-      <w:r>
-        <w:rPr>
-          <w:rFonts w:ascii="Roboto Light" w:hAnsi="Roboto Light"/>
-          <w:sz w:val="16"/>
-          <w:szCs w:val="16"/>
-        </w:rPr>
-        <w:t>E. Komatsu</w:t>
-      </w:r>
-      <w:r>
-        <w:rPr>
-          <w:rFonts w:ascii="Roboto Light" w:hAnsi="Roboto Light"/>
-          <w:sz w:val="16"/>
-          <w:szCs w:val="16"/>
-        </w:rPr>
-        <w:t xml:space="preserve">. </w:t>
-      </w:r>
-      <w:r>
-        <w:rPr>
-          <w:rFonts w:ascii="Roboto Light" w:hAnsi="Roboto Light"/>
-          <w:sz w:val="16"/>
-          <w:szCs w:val="16"/>
-        </w:rPr>
-        <w:t>202</w:t>
-      </w:r>
-      <w:r>
-        <w:rPr>
-          <w:rFonts w:ascii="Roboto Light" w:hAnsi="Roboto Light"/>
-          <w:sz w:val="16"/>
-          <w:szCs w:val="16"/>
-        </w:rPr>
-        <w:t>5</w:t>
-      </w:r>
-      <w:r>
-        <w:rPr>
-          <w:rFonts w:ascii="Roboto Light" w:hAnsi="Roboto Light"/>
-          <w:sz w:val="16"/>
-          <w:szCs w:val="16"/>
-        </w:rPr>
-        <w:t>.</w:t>
-      </w:r>
-      <w:r>
-        <w:rPr>
-          <w:rFonts w:ascii="Roboto Light" w:hAnsi="Roboto Light"/>
-          <w:sz w:val="16"/>
-          <w:szCs w:val="16"/>
-        </w:rPr>
-        <w:t xml:space="preserve"> PRD</w:t>
-      </w:r>
-      <w:r>
-        <w:rPr>
-          <w:rFonts w:ascii="Roboto Light" w:hAnsi="Roboto Light"/>
-          <w:sz w:val="16"/>
-          <w:szCs w:val="16"/>
-        </w:rPr>
-        <w:t xml:space="preserve">, </w:t>
-      </w:r>
-      <w:r>
-        <w:rPr>
-          <w:rFonts w:ascii="Roboto Light" w:hAnsi="Roboto Light"/>
-          <w:sz w:val="16"/>
-          <w:szCs w:val="16"/>
-        </w:rPr>
-        <w:t>111, 8</w:t>
-      </w:r>
-      <w:r>
-        <w:rPr>
-          <w:rFonts w:ascii="Roboto Light" w:hAnsi="Roboto Light"/>
-          <w:sz w:val="16"/>
-          <w:szCs w:val="16"/>
-        </w:rPr>
-        <w:t>.</w:t>
-      </w:r>
-      <w:r>
-        <w:rPr>
-          <w:rFonts w:ascii="Roboto Light" w:hAnsi="Roboto Light"/>
-          <w:sz w:val="16"/>
-          <w:szCs w:val="16"/>
-        </w:rPr>
-        <w:t xml:space="preserve"> </w:t>
-      </w:r>
-      <w:hyperlink r:id="rId26" w:history="1">
-        <w:r>
-          <w:rPr>
-            <w:rStyle w:val="Hyperlink"/>
-            <w:rFonts w:ascii="Roboto Light" w:hAnsi="Roboto Light"/>
-            <w:sz w:val="16"/>
-            <w:szCs w:val="16"/>
-          </w:rPr>
-          <w:t>Code available here</w:t>
-        </w:r>
-      </w:hyperlink>
-      <w:r>
-        <w:rPr>
-          <w:rFonts w:ascii="Roboto Light" w:hAnsi="Roboto Light"/>
-          <w:sz w:val="16"/>
-          <w:szCs w:val="16"/>
-        </w:rPr>
-        <w:t>.</w:t>
-      </w:r>
-    </w:p>
-    <w:p>
-      <w:pPr>
-        <w:spacing w:after="40" w:line="240" w:lineRule="auto"/>
-        <w:ind w:left="510"/>
-        <w:rPr>
-          <w:rFonts w:ascii="Roboto Light" w:hAnsi="Roboto Light"/>
-          <w:sz w:val="16"/>
-          <w:szCs w:val="16"/>
-        </w:rPr>
-      </w:pPr>
-      <w:r>
-        <w:rPr>
-          <w:rFonts w:ascii="Roboto Light" w:hAnsi="Roboto Light"/>
-          <w:sz w:val="14"/>
-          <w:szCs w:val="14"/>
-        </w:rPr>
-        <w:t>We investigated optimal parameterisations of CMB temperature power spectra for two different cosmological models using representation learning.</w:t>
-      </w:r>
-      <w:r>
-        <w:rPr>
-          <w:rFonts w:ascii="Roboto Light" w:hAnsi="Roboto Light"/>
-          <w:sz w:val="14"/>
-          <w:szCs w:val="14"/>
-        </w:rPr>
-        <w:t xml:space="preserve"> </w:t>
-      </w:r>
-      <w:r>
-        <w:rPr>
-          <w:rFonts w:ascii="Roboto Light" w:hAnsi="Roboto Light"/>
-          <w:sz w:val="14"/>
-          <w:szCs w:val="14"/>
-        </w:rPr>
-        <w:t xml:space="preserve">I </w:t>
-      </w:r>
-      <w:r>
-        <w:rPr>
-          <w:rFonts w:ascii="Roboto Light" w:hAnsi="Roboto Light"/>
-          <w:sz w:val="14"/>
-          <w:szCs w:val="14"/>
-        </w:rPr>
-        <w:t>developed the methodology and led</w:t>
-      </w:r>
-      <w:r>
-        <w:rPr>
-          <w:rFonts w:ascii="Roboto Light" w:hAnsi="Roboto Light"/>
-          <w:sz w:val="14"/>
-          <w:szCs w:val="14"/>
-        </w:rPr>
-        <w:t xml:space="preserve"> the data analysis</w:t>
-      </w:r>
-      <w:r>
-        <w:rPr>
-          <w:rFonts w:ascii="Roboto Light" w:hAnsi="Roboto Light"/>
-          <w:sz w:val="14"/>
-          <w:szCs w:val="14"/>
-        </w:rPr>
-        <w:t>, software implementation,</w:t>
-      </w:r>
-      <w:r>
-        <w:rPr>
-          <w:rFonts w:ascii="Roboto Light" w:hAnsi="Roboto Light"/>
-          <w:sz w:val="14"/>
-          <w:szCs w:val="14"/>
-        </w:rPr>
-        <w:t xml:space="preserve"> and paper writing</w:t>
-      </w:r>
-      <w:r>
-        <w:rPr>
-          <w:rFonts w:ascii="Roboto Light" w:hAnsi="Roboto Light"/>
-          <w:sz w:val="14"/>
-          <w:szCs w:val="14"/>
-        </w:rPr>
-        <w:t>.</w:t>
-      </w:r>
-    </w:p>
-    <w:p>
-      <w:pPr>
-        <w:pStyle w:val="ListParagraph"/>
-        <w:numPr>
-          <w:ilvl w:val="0"/>
-          <w:numId w:val="20"/>
-        </w:numPr>
-        <w:shd w:val="clear" w:color="auto" w:fill="FFFFFF"/>
-        <w:spacing w:after="0" w:line="240" w:lineRule="auto"/>
-        <w:ind w:left="530"/>
-        <w:outlineLvl w:val="0"/>
-        <w:rPr>
-          <w:rStyle w:val="Hyperlink"/>
-          <w:rFonts w:ascii="Roboto Light" w:eastAsia="Times New Roman" w:hAnsi="Roboto Light" w:cs="Times New Roman"/>
-          <w:color w:val="auto"/>
-          <w:kern w:val="36"/>
-          <w:sz w:val="15"/>
-          <w:szCs w:val="15"/>
-          <w:u w:val="none"/>
-        </w:rPr>
-      </w:pPr>
-      <w:r>
-        <w:rPr>
-          <w:rFonts w:ascii="Roboto Light" w:hAnsi="Roboto Light"/>
-          <w:sz w:val="18"/>
-          <w:szCs w:val="18"/>
-        </w:rPr>
-        <w:fldChar w:fldCharType="begin"/>
-      </w:r>
-      <w:r>
-        <w:rPr>
-          <w:rFonts w:ascii="Roboto Light" w:hAnsi="Roboto Light"/>
-          <w:sz w:val="18"/>
-          <w:szCs w:val="18"/>
-        </w:rPr>
-        <w:instrText>HYPERLINK "https://astro.theoj.org/article/123368-the-future-of-cosmological-likelihood-based-inference-accelerated-high-dimensional-parameter-estimation-and-model-comparison"</w:instrText>
-      </w:r>
-      <w:r>
-        <w:rPr>
-          <w:rFonts w:ascii="Roboto Light" w:hAnsi="Roboto Light"/>
-          <w:sz w:val="18"/>
-          <w:szCs w:val="18"/>
-        </w:rPr>
-      </w:r>
-      <w:r>
-        <w:rPr>
-          <w:rFonts w:ascii="Roboto Light" w:hAnsi="Roboto Light"/>
-          <w:sz w:val="18"/>
-          <w:szCs w:val="18"/>
-        </w:rPr>
-        <w:fldChar w:fldCharType="separate"/>
-      </w:r>
-      <w:r>
-        <w:rPr>
-          <w:rStyle w:val="Hyperlink"/>
-          <w:rFonts w:ascii="Roboto Light" w:hAnsi="Roboto Light"/>
-          <w:sz w:val="15"/>
-          <w:szCs w:val="15"/>
-        </w:rPr>
-        <w:t xml:space="preserve">The future of cosmological likelihood-based inference: accelerated high-dimensional parameter estimation and model comparison </w:t>
-      </w:r>
-    </w:p>
-    <w:p>
-      <w:pPr>
-        <w:pStyle w:val="ListParagraph"/>
-        <w:shd w:val="clear" w:color="auto" w:fill="FFFFFF"/>
-        <w:spacing w:after="0" w:line="240" w:lineRule="auto"/>
-        <w:ind w:left="510"/>
-        <w:outlineLvl w:val="0"/>
-        <w:rPr>
-          <w:rFonts w:ascii="Roboto Light" w:hAnsi="Roboto Light"/>
-          <w:sz w:val="16"/>
-          <w:szCs w:val="16"/>
-        </w:rPr>
-      </w:pPr>
-      <w:r>
-        <w:rPr>
-          <w:rFonts w:ascii="Roboto Light" w:hAnsi="Roboto Light"/>
-          <w:sz w:val="18"/>
-          <w:szCs w:val="18"/>
-        </w:rPr>
-        <w:fldChar w:fldCharType="end"/>
-      </w:r>
-      <w:r>
-        <w:rPr>
-          <w:rFonts w:ascii="Roboto Light" w:hAnsi="Roboto Light"/>
-          <w:b/>
-          <w:bCs/>
-          <w:sz w:val="18"/>
-          <w:szCs w:val="18"/>
-          <w:lang w:val="it-IT"/>
-        </w:rPr>
-        <w:t>D. Piras</w:t>
-      </w:r>
-      <w:r>
-        <w:rPr>
-          <w:rFonts w:ascii="Roboto Light" w:hAnsi="Roboto Light"/>
-          <w:sz w:val="16"/>
-          <w:szCs w:val="16"/>
-          <w:lang w:val="it-IT"/>
-        </w:rPr>
-        <w:t xml:space="preserve">, A. Polanska, A. Spurio Mancini, M. </w:t>
-      </w:r>
-      <w:r>
-        <w:rPr>
-          <w:rFonts w:ascii="Roboto Light" w:hAnsi="Roboto Light"/>
-          <w:sz w:val="16"/>
-          <w:szCs w:val="16"/>
-          <w:lang w:val="it-IT"/>
-        </w:rPr>
-        <w:t>A. Price, J. D. McEwen</w:t>
-      </w:r>
-      <w:r>
-        <w:rPr>
-          <w:rFonts w:ascii="Roboto Light" w:hAnsi="Roboto Light"/>
-          <w:sz w:val="16"/>
-          <w:szCs w:val="16"/>
-          <w:lang w:val="it-IT"/>
-        </w:rPr>
-        <w:t xml:space="preserve">. </w:t>
-      </w:r>
-      <w:r>
-        <w:rPr>
-          <w:rFonts w:ascii="Roboto Light" w:hAnsi="Roboto Light"/>
-          <w:sz w:val="16"/>
-          <w:szCs w:val="16"/>
-        </w:rPr>
-        <w:t>2024.</w:t>
-      </w:r>
-      <w:r>
-        <w:rPr>
-          <w:rFonts w:ascii="Roboto Light" w:hAnsi="Roboto Light"/>
-          <w:sz w:val="16"/>
-          <w:szCs w:val="16"/>
-        </w:rPr>
-        <w:t xml:space="preserve"> OJAp</w:t>
-      </w:r>
-      <w:r>
-        <w:rPr>
-          <w:rFonts w:ascii="Roboto Light" w:hAnsi="Roboto Light"/>
-          <w:sz w:val="16"/>
-          <w:szCs w:val="16"/>
-        </w:rPr>
-        <w:t xml:space="preserve">, volume </w:t>
-      </w:r>
-      <w:r>
-        <w:rPr>
-          <w:rFonts w:ascii="Roboto Light" w:hAnsi="Roboto Light"/>
-          <w:sz w:val="16"/>
-          <w:szCs w:val="16"/>
-        </w:rPr>
-        <w:t>7</w:t>
-      </w:r>
-      <w:r>
-        <w:rPr>
-          <w:rFonts w:ascii="Roboto Light" w:hAnsi="Roboto Light"/>
-          <w:sz w:val="16"/>
-          <w:szCs w:val="16"/>
-        </w:rPr>
-        <w:t>.</w:t>
-      </w:r>
-    </w:p>
-    <w:p>
-      <w:pPr>
-        <w:spacing w:after="40" w:line="240" w:lineRule="auto"/>
-        <w:ind w:left="510"/>
-        <w:rPr>
-          <w:rFonts w:ascii="Roboto Light" w:hAnsi="Roboto Light"/>
-          <w:sz w:val="16"/>
-          <w:szCs w:val="16"/>
-        </w:rPr>
-      </w:pPr>
-      <w:r>
-        <w:rPr>
-          <w:rFonts w:ascii="Roboto Light" w:hAnsi="Roboto Light"/>
-          <w:sz w:val="14"/>
-          <w:szCs w:val="14"/>
-        </w:rPr>
-        <w:t xml:space="preserve">We </w:t>
-      </w:r>
-      <w:r>
-        <w:rPr>
-          <w:rFonts w:ascii="Roboto Light" w:hAnsi="Roboto Light"/>
-          <w:sz w:val="14"/>
-          <w:szCs w:val="14"/>
-        </w:rPr>
-        <w:t>demonstrated</w:t>
-      </w:r>
-      <w:r>
-        <w:rPr>
-          <w:rFonts w:ascii="Roboto Light" w:hAnsi="Roboto Light"/>
-          <w:sz w:val="14"/>
-          <w:szCs w:val="14"/>
-        </w:rPr>
-        <w:t xml:space="preserve"> a framework for next-generation </w:t>
-      </w:r>
-      <w:r>
-        <w:rPr>
-          <w:rFonts w:ascii="Roboto Light" w:hAnsi="Roboto Light"/>
-          <w:sz w:val="14"/>
-          <w:szCs w:val="14"/>
-        </w:rPr>
-        <w:t>Bayesian</w:t>
-      </w:r>
-      <w:r>
-        <w:rPr>
-          <w:rFonts w:ascii="Roboto Light" w:hAnsi="Roboto Light"/>
-          <w:sz w:val="14"/>
-          <w:szCs w:val="14"/>
-        </w:rPr>
-        <w:t xml:space="preserve"> </w:t>
-      </w:r>
-      <w:r>
-        <w:rPr>
-          <w:rFonts w:ascii="Roboto Light" w:hAnsi="Roboto Light"/>
-          <w:sz w:val="14"/>
-          <w:szCs w:val="14"/>
-        </w:rPr>
-        <w:t xml:space="preserve">cosmological </w:t>
-      </w:r>
-      <w:r>
-        <w:rPr>
-          <w:rFonts w:ascii="Roboto Light" w:hAnsi="Roboto Light"/>
-          <w:sz w:val="14"/>
-          <w:szCs w:val="14"/>
-        </w:rPr>
-        <w:t xml:space="preserve">analyses, </w:t>
-      </w:r>
-      <w:r>
-        <w:rPr>
-          <w:rFonts w:ascii="Roboto Light" w:hAnsi="Roboto Light"/>
-          <w:sz w:val="14"/>
-          <w:szCs w:val="14"/>
-        </w:rPr>
-        <w:t>combining</w:t>
-      </w:r>
-      <w:r>
-        <w:rPr>
-          <w:rFonts w:ascii="Roboto Light" w:hAnsi="Roboto Light"/>
-          <w:sz w:val="14"/>
-          <w:szCs w:val="14"/>
-        </w:rPr>
-        <w:t xml:space="preserve"> machine learning and robust statistics to</w:t>
-      </w:r>
-      <w:r>
-        <w:rPr>
-          <w:rFonts w:ascii="Roboto Light" w:hAnsi="Roboto Light"/>
-          <w:sz w:val="14"/>
-          <w:szCs w:val="14"/>
-        </w:rPr>
-        <w:t xml:space="preserve"> </w:t>
-      </w:r>
-      <w:r>
-        <w:rPr>
-          <w:rFonts w:ascii="Roboto Light" w:hAnsi="Roboto Light"/>
-          <w:sz w:val="14"/>
-          <w:szCs w:val="14"/>
-        </w:rPr>
-        <w:t>perform parameter estimation and model selection. I led the data analysis</w:t>
-      </w:r>
-      <w:r>
-        <w:rPr>
-          <w:rFonts w:ascii="Roboto Light" w:hAnsi="Roboto Light"/>
-          <w:sz w:val="14"/>
-          <w:szCs w:val="14"/>
-        </w:rPr>
-        <w:t xml:space="preserve"> and </w:t>
-      </w:r>
-      <w:r>
-        <w:rPr>
-          <w:rFonts w:ascii="Roboto Light" w:hAnsi="Roboto Light"/>
-          <w:sz w:val="14"/>
-          <w:szCs w:val="14"/>
-        </w:rPr>
-        <w:t>paper writing</w:t>
-      </w:r>
-      <w:r>
-        <w:rPr>
-          <w:rFonts w:ascii="Roboto Light" w:hAnsi="Roboto Light"/>
-          <w:sz w:val="14"/>
-          <w:szCs w:val="14"/>
-        </w:rPr>
-        <w:t xml:space="preserve">, and </w:t>
-      </w:r>
-      <w:r>
-        <w:rPr>
-          <w:rFonts w:ascii="Roboto Light" w:hAnsi="Roboto Light"/>
-          <w:sz w:val="14"/>
-          <w:szCs w:val="14"/>
-        </w:rPr>
-        <w:t>secured the computing resources</w:t>
-      </w:r>
-      <w:r>
-        <w:rPr>
-          <w:rFonts w:ascii="Roboto Light" w:hAnsi="Roboto Light"/>
-          <w:sz w:val="14"/>
-          <w:szCs w:val="14"/>
-        </w:rPr>
-        <w:t xml:space="preserve"> as well</w:t>
-      </w:r>
-      <w:r>
-        <w:rPr>
-          <w:rFonts w:ascii="Roboto Light" w:hAnsi="Roboto Light"/>
-          <w:sz w:val="16"/>
-          <w:szCs w:val="16"/>
-        </w:rPr>
-        <w:t>.</w:t>
-      </w:r>
-    </w:p>
-    <w:p>
-      <w:pPr>
-        <w:pStyle w:val="ListParagraph"/>
-        <w:numPr>
-          <w:ilvl w:val="0"/>
-          <w:numId w:val="20"/>
-        </w:numPr>
-        <w:shd w:val="clear" w:color="auto" w:fill="FFFFFF"/>
-        <w:spacing w:after="0" w:line="240" w:lineRule="auto"/>
-        <w:ind w:left="530"/>
-        <w:outlineLvl w:val="0"/>
-        <w:rPr>
-          <w:rStyle w:val="Hyperlink"/>
-          <w:rFonts w:ascii="Roboto Light" w:eastAsia="Times New Roman" w:hAnsi="Roboto Light" w:cs="Times New Roman"/>
-          <w:color w:val="auto"/>
-          <w:kern w:val="36"/>
-          <w:sz w:val="16"/>
-          <w:szCs w:val="16"/>
-          <w:u w:val="none"/>
-        </w:rPr>
-      </w:pPr>
-      <w:r>
-        <w:rPr>
-          <w:rFonts w:ascii="Roboto Light" w:hAnsi="Roboto Light"/>
-          <w:sz w:val="18"/>
-          <w:szCs w:val="18"/>
-        </w:rPr>
-        <w:fldChar w:fldCharType="begin"/>
-      </w:r>
-      <w:r>
-        <w:rPr>
-          <w:rFonts w:ascii="Roboto Light" w:hAnsi="Roboto Light"/>
-          <w:sz w:val="18"/>
-          <w:szCs w:val="18"/>
-        </w:rPr>
-        <w:instrText>HYPERLINK "https://journals.aps.org/prd/abstract/10.1103/PhysRevD.110.023514"</w:instrText>
-      </w:r>
-      <w:r>
-        <w:rPr>
-          <w:rFonts w:ascii="Roboto Light" w:hAnsi="Roboto Light"/>
-          <w:sz w:val="18"/>
-          <w:szCs w:val="18"/>
-        </w:rPr>
-      </w:r>
-      <w:r>
-        <w:rPr>
-          <w:rFonts w:ascii="Roboto Light" w:hAnsi="Roboto Light"/>
-          <w:sz w:val="18"/>
-          <w:szCs w:val="18"/>
-        </w:rPr>
-        <w:fldChar w:fldCharType="separate"/>
-      </w:r>
-      <w:r>
-        <w:rPr>
-          <w:rStyle w:val="Hyperlink"/>
-          <w:rFonts w:ascii="Roboto Light" w:hAnsi="Roboto Light"/>
-          <w:sz w:val="18"/>
-          <w:szCs w:val="18"/>
-        </w:rPr>
-        <w:t>A representation learning approach to probe for dynamical dark energy in matter power spectra</w:t>
-      </w:r>
-      <w:r>
-        <w:rPr>
-          <w:rStyle w:val="Hyperlink"/>
-          <w:rFonts w:ascii="Roboto Light" w:hAnsi="Roboto Light"/>
-          <w:sz w:val="18"/>
-          <w:szCs w:val="18"/>
-        </w:rPr>
-        <w:t xml:space="preserve"> </w:t>
-      </w:r>
-    </w:p>
-    <w:p>
-      <w:pPr>
-        <w:pStyle w:val="ListParagraph"/>
-        <w:shd w:val="clear" w:color="auto" w:fill="FFFFFF"/>
-        <w:spacing w:after="0" w:line="240" w:lineRule="auto"/>
-        <w:ind w:left="510"/>
-        <w:outlineLvl w:val="0"/>
-        <w:rPr>
-          <w:rFonts w:ascii="Roboto Light" w:hAnsi="Roboto Light"/>
-          <w:sz w:val="16"/>
-          <w:szCs w:val="16"/>
-          <w:lang w:val="fr-FR"/>
-        </w:rPr>
-      </w:pPr>
-      <w:r>
-        <w:rPr>
-          <w:rFonts w:ascii="Roboto Light" w:hAnsi="Roboto Light"/>
-          <w:sz w:val="18"/>
-          <w:szCs w:val="18"/>
-        </w:rPr>
-        <w:fldChar w:fldCharType="end"/>
-      </w:r>
-      <w:r>
-        <w:rPr>
-          <w:rFonts w:ascii="Roboto Light" w:hAnsi="Roboto Light"/>
-          <w:b/>
-          <w:bCs/>
-          <w:sz w:val="18"/>
-          <w:szCs w:val="18"/>
-          <w:lang w:val="fr-FR"/>
-        </w:rPr>
-        <w:t>D. Piras</w:t>
-      </w:r>
-      <w:r>
-        <w:rPr>
-          <w:rFonts w:ascii="Roboto Light" w:hAnsi="Roboto Light"/>
-          <w:sz w:val="16"/>
-          <w:szCs w:val="16"/>
-          <w:lang w:val="fr-FR"/>
-        </w:rPr>
-        <w:t>, L. Lombriser. 202</w:t>
-      </w:r>
-      <w:r>
-        <w:rPr>
-          <w:rFonts w:ascii="Roboto Light" w:hAnsi="Roboto Light"/>
-          <w:sz w:val="16"/>
-          <w:szCs w:val="16"/>
-          <w:lang w:val="fr-FR"/>
-        </w:rPr>
-        <w:t>4</w:t>
-      </w:r>
-      <w:r>
-        <w:rPr>
-          <w:rFonts w:ascii="Roboto Light" w:hAnsi="Roboto Light"/>
-          <w:sz w:val="16"/>
-          <w:szCs w:val="16"/>
-          <w:lang w:val="fr-FR"/>
-        </w:rPr>
-        <w:t>. PRD</w:t>
-      </w:r>
-      <w:r>
-        <w:rPr>
-          <w:rFonts w:ascii="Roboto Light" w:hAnsi="Roboto Light"/>
-          <w:sz w:val="16"/>
-          <w:szCs w:val="16"/>
-          <w:lang w:val="fr-FR"/>
-        </w:rPr>
-        <w:t>, 110, 2</w:t>
-      </w:r>
-      <w:r>
-        <w:rPr>
-          <w:rFonts w:ascii="Roboto Light" w:hAnsi="Roboto Light"/>
-          <w:sz w:val="16"/>
-          <w:szCs w:val="16"/>
-          <w:lang w:val="fr-FR"/>
-        </w:rPr>
-        <w:t>.</w:t>
-      </w:r>
-    </w:p>
-    <w:p>
-      <w:pPr>
-        <w:spacing w:after="40" w:line="240" w:lineRule="auto"/>
-        <w:ind w:left="510"/>
-        <w:rPr>
-          <w:rFonts w:ascii="Roboto Light" w:hAnsi="Roboto Light"/>
-          <w:sz w:val="14"/>
-          <w:szCs w:val="14"/>
-        </w:rPr>
-      </w:pPr>
-      <w:r>
-        <w:rPr>
-          <w:rFonts w:ascii="Roboto Light" w:hAnsi="Roboto Light"/>
-          <w:sz w:val="14"/>
-          <w:szCs w:val="14"/>
-        </w:rPr>
-        <w:t>We proposed a representation learning architecture to compress multiple</w:t>
-      </w:r>
-      <w:r>
-        <w:rPr>
-          <w:rFonts w:ascii="Roboto Light" w:hAnsi="Roboto Light"/>
-          <w:sz w:val="14"/>
-          <w:szCs w:val="14"/>
-        </w:rPr>
-        <w:t xml:space="preserve"> cosmological models, and showed its remarkable results when applied to a particular extension</w:t>
-      </w:r>
-      <w:r>
-        <w:rPr>
-          <w:rFonts w:ascii="Roboto Light" w:hAnsi="Roboto Light"/>
-          <w:sz w:val="14"/>
-          <w:szCs w:val="14"/>
-        </w:rPr>
-        <w:t xml:space="preserve"> (w</w:t>
-      </w:r>
-      <w:r>
-        <w:rPr>
-          <w:rFonts w:ascii="Roboto Light" w:hAnsi="Roboto Light"/>
-          <w:sz w:val="14"/>
-          <w:szCs w:val="14"/>
-          <w:vertAlign w:val="subscript"/>
-        </w:rPr>
-        <w:t>0</w:t>
-      </w:r>
-      <w:r>
-        <w:rPr>
-          <w:rFonts w:ascii="Roboto Light" w:hAnsi="Roboto Light"/>
-          <w:sz w:val="14"/>
-          <w:szCs w:val="14"/>
-        </w:rPr>
-        <w:t>w</w:t>
-      </w:r>
-      <w:r>
-        <w:rPr>
-          <w:rFonts w:ascii="Roboto Light" w:hAnsi="Roboto Light"/>
-          <w:sz w:val="14"/>
-          <w:szCs w:val="14"/>
-          <w:vertAlign w:val="subscript"/>
-        </w:rPr>
-        <w:t>a</w:t>
-      </w:r>
-      <w:r>
-        <w:rPr>
-          <w:rFonts w:ascii="Roboto Light" w:hAnsi="Roboto Light"/>
-          <w:sz w:val="14"/>
-          <w:szCs w:val="14"/>
-        </w:rPr>
-        <w:t>CDM)</w:t>
-      </w:r>
-      <w:r>
-        <w:rPr>
-          <w:rFonts w:ascii="Roboto Light" w:hAnsi="Roboto Light"/>
-          <w:sz w:val="14"/>
-          <w:szCs w:val="14"/>
-        </w:rPr>
-        <w:t xml:space="preserve">. I led the </w:t>
-      </w:r>
-      <w:r>
-        <w:rPr>
-          <w:rFonts w:ascii="Roboto Light" w:hAnsi="Roboto Light"/>
-          <w:sz w:val="14"/>
-          <w:szCs w:val="14"/>
-        </w:rPr>
-        <w:t>code</w:t>
-      </w:r>
-      <w:r>
-        <w:rPr>
-          <w:rFonts w:ascii="Roboto Light" w:hAnsi="Roboto Light"/>
-          <w:sz w:val="14"/>
-          <w:szCs w:val="14"/>
-        </w:rPr>
-        <w:t xml:space="preserve"> implementation, data analysis, experiments and paper writing.</w:t>
-      </w:r>
-    </w:p>
-    <w:p>
-      <w:pPr>
-        <w:pStyle w:val="ListParagraph"/>
-        <w:numPr>
-          <w:ilvl w:val="0"/>
-          <w:numId w:val="20"/>
-        </w:numPr>
-        <w:shd w:val="clear" w:color="auto" w:fill="FFFFFF"/>
-        <w:spacing w:after="0" w:line="240" w:lineRule="auto"/>
-        <w:ind w:left="530"/>
-        <w:outlineLvl w:val="0"/>
-        <w:rPr>
-          <w:rStyle w:val="Hyperlink"/>
-          <w:rFonts w:ascii="Roboto Light" w:eastAsia="Times New Roman" w:hAnsi="Roboto Light" w:cs="Times New Roman"/>
-          <w:color w:val="auto"/>
-          <w:kern w:val="36"/>
-          <w:sz w:val="16"/>
-          <w:szCs w:val="16"/>
-          <w:u w:val="none"/>
-        </w:rPr>
-      </w:pPr>
-      <w:r>
-        <w:rPr>
-          <w:rFonts w:ascii="Roboto Light" w:hAnsi="Roboto Light"/>
-          <w:sz w:val="18"/>
-          <w:szCs w:val="18"/>
-        </w:rPr>
-        <w:fldChar w:fldCharType="begin"/>
-      </w:r>
-      <w:r>
-        <w:rPr>
-          <w:rFonts w:ascii="Roboto Light" w:hAnsi="Roboto Light"/>
-          <w:sz w:val="18"/>
-          <w:szCs w:val="18"/>
-        </w:rPr>
-        <w:instrText>HYPERLINK "https://astro.theoj.org/article/81984-cosmopower-jax-high-dimensional-bayesian-inference-with-differentiable-cosmological-emulators"</w:instrText>
-      </w:r>
-      <w:r>
-        <w:rPr>
-          <w:rFonts w:ascii="Roboto Light" w:hAnsi="Roboto Light"/>
-          <w:sz w:val="18"/>
-          <w:szCs w:val="18"/>
-        </w:rPr>
-      </w:r>
-      <w:r>
-        <w:rPr>
-          <w:rFonts w:ascii="Roboto Light" w:hAnsi="Roboto Light"/>
-          <w:sz w:val="18"/>
-          <w:szCs w:val="18"/>
-        </w:rPr>
-        <w:fldChar w:fldCharType="separate"/>
-      </w:r>
-      <w:r>
-        <w:rPr>
-          <w:rStyle w:val="Hyperlink"/>
-          <w:rFonts w:ascii="Roboto Light" w:hAnsi="Roboto Light"/>
-          <w:sz w:val="18"/>
-          <w:szCs w:val="18"/>
-        </w:rPr>
-        <w:t>CosmoPower</w:t>
-      </w:r>
-      <w:r>
-        <w:rPr>
-          <w:rStyle w:val="Hyperlink"/>
-          <w:rFonts w:ascii="Roboto Light" w:hAnsi="Roboto Light"/>
-          <w:sz w:val="18"/>
-          <w:szCs w:val="18"/>
-        </w:rPr>
-        <w:t xml:space="preserve">-JAX: high-dimensional Bayesian inference with differentiable cosmological emulators </w:t>
-      </w:r>
-    </w:p>
-    <w:p>
-      <w:pPr>
-        <w:pStyle w:val="ListParagraph"/>
-        <w:shd w:val="clear" w:color="auto" w:fill="FFFFFF"/>
-        <w:spacing w:after="0" w:line="240" w:lineRule="auto"/>
-        <w:ind w:left="510"/>
-        <w:outlineLvl w:val="0"/>
-        <w:rPr>
-          <w:rFonts w:ascii="Roboto Light" w:hAnsi="Roboto Light"/>
-          <w:sz w:val="16"/>
-          <w:szCs w:val="16"/>
-        </w:rPr>
-      </w:pPr>
-      <w:r>
-        <w:rPr>
-          <w:rFonts w:ascii="Roboto Light" w:hAnsi="Roboto Light"/>
-          <w:sz w:val="18"/>
-          <w:szCs w:val="18"/>
-        </w:rPr>
-        <w:fldChar w:fldCharType="end"/>
-      </w:r>
-      <w:r>
-        <w:rPr>
-          <w:rFonts w:ascii="Roboto Light" w:hAnsi="Roboto Light"/>
-          <w:b/>
-          <w:bCs/>
-          <w:sz w:val="18"/>
-          <w:szCs w:val="18"/>
-          <w:lang w:val="it-IT"/>
-        </w:rPr>
-        <w:t>D. Piras</w:t>
-      </w:r>
-      <w:r>
-        <w:rPr>
-          <w:rFonts w:ascii="Roboto Light" w:hAnsi="Roboto Light"/>
-          <w:sz w:val="16"/>
-          <w:szCs w:val="16"/>
-          <w:lang w:val="it-IT"/>
-        </w:rPr>
-        <w:t>, A. Spurio Mancini</w:t>
-      </w:r>
-      <w:r>
-        <w:rPr>
-          <w:rFonts w:ascii="Roboto Light" w:hAnsi="Roboto Light"/>
-          <w:sz w:val="16"/>
-          <w:szCs w:val="16"/>
-          <w:lang w:val="it-IT"/>
-        </w:rPr>
-        <w:t>.</w:t>
-      </w:r>
-      <w:r>
-        <w:rPr>
-          <w:rFonts w:ascii="Roboto Light" w:hAnsi="Roboto Light"/>
-          <w:sz w:val="16"/>
-          <w:szCs w:val="16"/>
-          <w:lang w:val="it-IT"/>
-        </w:rPr>
-        <w:t xml:space="preserve"> </w:t>
-      </w:r>
-      <w:r>
-        <w:rPr>
-          <w:rFonts w:ascii="Roboto Light" w:hAnsi="Roboto Light"/>
-          <w:sz w:val="16"/>
-          <w:szCs w:val="16"/>
-        </w:rPr>
-        <w:t xml:space="preserve">2023. </w:t>
-      </w:r>
-      <w:r>
-        <w:rPr>
-          <w:rFonts w:ascii="Roboto Light" w:hAnsi="Roboto Light"/>
-          <w:sz w:val="16"/>
-          <w:szCs w:val="16"/>
-        </w:rPr>
-        <w:t>OJA</w:t>
-      </w:r>
-      <w:r>
-        <w:rPr>
-          <w:rFonts w:ascii="Roboto Light" w:hAnsi="Roboto Light"/>
-          <w:sz w:val="16"/>
-          <w:szCs w:val="16"/>
-        </w:rPr>
-        <w:t>p</w:t>
-      </w:r>
-      <w:r>
-        <w:rPr>
-          <w:rFonts w:ascii="Roboto Light" w:hAnsi="Roboto Light"/>
-          <w:sz w:val="16"/>
-          <w:szCs w:val="16"/>
-        </w:rPr>
-        <w:t>, Vol. 6</w:t>
       </w:r>
       <w:r>
         <w:rPr>
@@ -4007,87 +3078,40 @@
           <w:sz w:val="14"/>
           <w:szCs w:val="14"/>
         </w:rPr>
-        <w:t>We developed</w:t>
-      </w:r>
-      <w:r>
-        <w:rPr>
-          <w:rFonts w:ascii="Roboto Light" w:hAnsi="Roboto Light"/>
-          <w:sz w:val="14"/>
-          <w:szCs w:val="14"/>
-        </w:rPr>
-        <w:t xml:space="preserve"> differentiable</w:t>
-      </w:r>
-      <w:r>
-        <w:rPr>
-          <w:rFonts w:ascii="Roboto Light" w:hAnsi="Roboto Light"/>
-          <w:sz w:val="14"/>
-          <w:szCs w:val="14"/>
-        </w:rPr>
-        <w:t xml:space="preserve"> neural emulators of cosmological power spectra </w:t>
-      </w:r>
-      <w:r>
-        <w:rPr>
-          <w:rFonts w:ascii="Roboto Light" w:hAnsi="Roboto Light"/>
-          <w:sz w:val="14"/>
-          <w:szCs w:val="14"/>
-        </w:rPr>
-        <w:t xml:space="preserve">within the JAX framework, demonstrating a speed-up of up to 4 orders of magnitude in </w:t>
-      </w:r>
-      <w:r>
-        <w:rPr>
-          <w:rFonts w:ascii="Roboto Light" w:hAnsi="Roboto Light"/>
-          <w:sz w:val="14"/>
-          <w:szCs w:val="14"/>
-        </w:rPr>
-        <w:t xml:space="preserve">high-dimensional </w:t>
-      </w:r>
-      <w:r>
-        <w:rPr>
-          <w:rFonts w:ascii="Roboto Light" w:hAnsi="Roboto Light"/>
-          <w:sz w:val="14"/>
-          <w:szCs w:val="14"/>
-        </w:rPr>
-        <w:t xml:space="preserve">Bayesian inference using Hamiltonian Monte Carlo sampling. </w:t>
-      </w:r>
-      <w:r>
-        <w:rPr>
-          <w:rFonts w:ascii="Roboto Light" w:hAnsi="Roboto Light"/>
-          <w:sz w:val="14"/>
-          <w:szCs w:val="14"/>
-        </w:rPr>
-        <w:t xml:space="preserve">I led the </w:t>
-      </w:r>
-      <w:r>
-        <w:rPr>
-          <w:rFonts w:ascii="Roboto Light" w:hAnsi="Roboto Light"/>
-          <w:sz w:val="14"/>
-          <w:szCs w:val="14"/>
-        </w:rPr>
-        <w:t>algorithm implementation, data analysis, experiments</w:t>
-      </w:r>
-      <w:r>
-        <w:rPr>
-          <w:rFonts w:ascii="Roboto Light" w:hAnsi="Roboto Light"/>
-          <w:sz w:val="14"/>
-          <w:szCs w:val="14"/>
-        </w:rPr>
-        <w:t xml:space="preserve"> </w:t>
-      </w:r>
-      <w:r>
-        <w:rPr>
-          <w:rFonts w:ascii="Roboto Light" w:hAnsi="Roboto Light"/>
-          <w:sz w:val="14"/>
-          <w:szCs w:val="14"/>
-        </w:rPr>
-        <w:t>and paper writing</w:t>
-      </w:r>
-      <w:r>
-        <w:rPr>
-          <w:rFonts w:ascii="Roboto Light" w:hAnsi="Roboto Light"/>
-          <w:sz w:val="16"/>
-          <w:szCs w:val="16"/>
+        <w:t>We developed a differentiable pipeline including emulators to constrain cosmological parameters using supernova data without relying on calibrators</w:t>
+      </w:r>
+      <w:r>
+        <w:rPr>
+          <w:rFonts w:ascii="Roboto Light" w:hAnsi="Roboto Light"/>
+          <w:sz w:val="14"/>
+          <w:szCs w:val="14"/>
+        </w:rPr>
+        <w:t>, obtaining competitive estimates of H</w:t>
+      </w:r>
+      <w:r>
+        <w:rPr>
+          <w:rFonts w:ascii="Roboto Light" w:hAnsi="Roboto Light"/>
+          <w:sz w:val="14"/>
+          <w:szCs w:val="14"/>
+          <w:vertAlign w:val="subscript"/>
+        </w:rPr>
+        <w:t>0</w:t>
+      </w:r>
+      <w:r>
+        <w:rPr>
+          <w:rFonts w:ascii="Roboto Light" w:hAnsi="Roboto Light"/>
+          <w:sz w:val="14"/>
+          <w:szCs w:val="14"/>
         </w:rPr>
         <w:t>.</w:t>
+      </w:r>
+      <w:r>
+        <w:rPr>
+          <w:rFonts w:ascii="Roboto Light" w:hAnsi="Roboto Light"/>
+          <w:sz w:val="14"/>
+          <w:szCs w:val="14"/>
+        </w:rPr>
+        <w:t xml:space="preserve"> I led the data analysis, developed the pipeline and wrote the paper.</w:t>
       </w:r>
     </w:p>
     <w:p>
@@ -4103,65 +3127,1214 @@
         <w:outlineLvl w:val="0"/>
         <w:rPr>
           <w:rStyle w:val="Hyperlink"/>
-          <w:rFonts w:ascii="Roboto Light" w:eastAsia="Times New Roman" w:hAnsi="Roboto Light" w:cs="Times New Roman"/>
-          <w:kern w:val="36"/>
-          <w:sz w:val="18"/>
-          <w:szCs w:val="18"/>
-        </w:rPr>
-      </w:pPr>
-      <w:r>
-        <w:rPr>
-          <w:rFonts w:ascii="Roboto Light" w:eastAsia="Times New Roman" w:hAnsi="Roboto Light" w:cs="Times New Roman"/>
-          <w:kern w:val="36"/>
-          <w:sz w:val="18"/>
-          <w:szCs w:val="18"/>
+          <w:rFonts w:ascii="Roboto Light" w:hAnsi="Roboto Light"/>
+          <w:b/>
+          <w:bCs/>
+          <w:sz w:val="17"/>
+          <w:szCs w:val="17"/>
+        </w:rPr>
+      </w:pPr>
+      <w:r>
+        <w:rPr>
+          <w:rFonts w:ascii="Roboto Light" w:hAnsi="Roboto Light" w:cs="Arial"/>
+          <w:sz w:val="17"/>
+          <w:szCs w:val="17"/>
         </w:rPr>
         <w:fldChar w:fldCharType="begin"/>
       </w:r>
       <w:r>
         <w:rPr>
-          <w:rFonts w:ascii="Roboto Light" w:eastAsia="Times New Roman" w:hAnsi="Roboto Light" w:cs="Times New Roman"/>
-          <w:kern w:val="36"/>
-          <w:sz w:val="18"/>
-          <w:szCs w:val="18"/>
-        </w:rPr>
-        <w:instrText>HYPERLINK "https://iopscience.iop.org/article/10.1088/2632-2153/acc444"</w:instrText>
-      </w:r>
-      <w:r>
-        <w:rPr>
-          <w:rFonts w:ascii="Roboto Light" w:eastAsia="Times New Roman" w:hAnsi="Roboto Light" w:cs="Times New Roman"/>
-          <w:kern w:val="36"/>
-          <w:sz w:val="18"/>
-          <w:szCs w:val="18"/>
-        </w:rPr>
-      </w:r>
-      <w:r>
-        <w:rPr>
-          <w:rFonts w:ascii="Roboto Light" w:eastAsia="Times New Roman" w:hAnsi="Roboto Light" w:cs="Times New Roman"/>
-          <w:kern w:val="36"/>
-          <w:sz w:val="18"/>
-          <w:szCs w:val="18"/>
+          <w:rFonts w:ascii="Roboto Light" w:hAnsi="Roboto Light" w:cs="Arial"/>
+          <w:sz w:val="17"/>
+          <w:szCs w:val="17"/>
+        </w:rPr>
+        <w:instrText>HYPERLINK "https://doi.org/10.1103/PhysRevD.111.083537"</w:instrText>
+      </w:r>
+      <w:r>
+        <w:rPr>
+          <w:rFonts w:ascii="Roboto Light" w:hAnsi="Roboto Light" w:cs="Arial"/>
+          <w:sz w:val="17"/>
+          <w:szCs w:val="17"/>
+        </w:rPr>
+      </w:r>
+      <w:r>
+        <w:rPr>
+          <w:rFonts w:ascii="Roboto Light" w:hAnsi="Roboto Light" w:cs="Arial"/>
+          <w:sz w:val="17"/>
+          <w:szCs w:val="17"/>
         </w:rPr>
         <w:fldChar w:fldCharType="separate"/>
       </w:r>
       <w:r>
         <w:rPr>
           <w:rStyle w:val="Hyperlink"/>
-          <w:rFonts w:ascii="Roboto Light" w:eastAsia="Times New Roman" w:hAnsi="Roboto Light" w:cs="Times New Roman"/>
-          <w:kern w:val="36"/>
-          <w:sz w:val="18"/>
-          <w:szCs w:val="18"/>
-        </w:rPr>
-        <w:t>A robust estimator of mutual information for deep learning interpretability</w:t>
-      </w:r>
-    </w:p>
-    <w:p>
-      <w:pPr>
+          <w:rFonts w:ascii="Roboto Light" w:hAnsi="Roboto Light" w:cs="Arial"/>
+          <w:sz w:val="17"/>
+          <w:szCs w:val="17"/>
+        </w:rPr>
+        <w:t>Λ</w:t>
+      </w:r>
+      <w:r>
+        <w:rPr>
+          <w:rStyle w:val="Hyperlink"/>
+          <w:rFonts w:ascii="Roboto Light" w:hAnsi="Roboto Light"/>
+          <w:sz w:val="17"/>
+          <w:szCs w:val="17"/>
+        </w:rPr>
+        <w:t>CDM and early dark energy in latent space: a data-driven parametrization of the CMB temperature power spectrum</w:t>
+      </w:r>
+    </w:p>
+    <w:p>
+      <w:pPr>
+        <w:pStyle w:val="ListParagraph"/>
         <w:shd w:val="clear" w:color="auto" w:fill="FFFFFF"/>
         <w:spacing w:after="0" w:line="240" w:lineRule="auto"/>
         <w:ind w:left="510"/>
         <w:outlineLvl w:val="0"/>
         <w:rPr>
+          <w:rFonts w:ascii="Roboto Light" w:hAnsi="Roboto Light"/>
+          <w:sz w:val="16"/>
+          <w:szCs w:val="16"/>
+        </w:rPr>
+      </w:pPr>
+      <w:r>
+        <w:rPr>
+          <w:rFonts w:ascii="Roboto Light" w:hAnsi="Roboto Light" w:cs="Arial"/>
+          <w:sz w:val="17"/>
+          <w:szCs w:val="17"/>
+        </w:rPr>
+        <w:fldChar w:fldCharType="end"/>
+      </w:r>
+      <w:r>
+        <w:rPr>
+          <w:rFonts w:ascii="Roboto Light" w:hAnsi="Roboto Light"/>
+          <w:b/>
+          <w:bCs/>
+          <w:sz w:val="18"/>
+          <w:szCs w:val="18"/>
+        </w:rPr>
+        <w:t>D. Piras</w:t>
+      </w:r>
+      <w:r>
+        <w:rPr>
+          <w:rFonts w:ascii="Roboto Light" w:hAnsi="Roboto Light"/>
+          <w:sz w:val="16"/>
+          <w:szCs w:val="16"/>
+        </w:rPr>
+        <w:t>, L. Herold, L.</w:t>
+      </w:r>
+      <w:r>
+        <w:rPr>
+          <w:rFonts w:ascii="Roboto Light" w:hAnsi="Roboto Light"/>
+          <w:sz w:val="16"/>
+          <w:szCs w:val="16"/>
+        </w:rPr>
+        <w:t xml:space="preserve"> </w:t>
+      </w:r>
+      <w:r>
+        <w:rPr>
+          <w:rFonts w:ascii="Roboto Light" w:hAnsi="Roboto Light"/>
+          <w:sz w:val="16"/>
+          <w:szCs w:val="16"/>
+        </w:rPr>
+        <w:t xml:space="preserve">Lucie-Smith, </w:t>
+      </w:r>
+      <w:r>
+        <w:rPr>
+          <w:rFonts w:ascii="Roboto Light" w:hAnsi="Roboto Light"/>
+          <w:sz w:val="16"/>
+          <w:szCs w:val="16"/>
+        </w:rPr>
+        <w:t>E. Komatsu</w:t>
+      </w:r>
+      <w:r>
+        <w:rPr>
+          <w:rFonts w:ascii="Roboto Light" w:hAnsi="Roboto Light"/>
+          <w:sz w:val="16"/>
+          <w:szCs w:val="16"/>
+        </w:rPr>
+        <w:t xml:space="preserve">. </w:t>
+      </w:r>
+      <w:r>
+        <w:rPr>
+          <w:rFonts w:ascii="Roboto Light" w:hAnsi="Roboto Light"/>
+          <w:sz w:val="16"/>
+          <w:szCs w:val="16"/>
+        </w:rPr>
+        <w:t>202</w:t>
+      </w:r>
+      <w:r>
+        <w:rPr>
+          <w:rFonts w:ascii="Roboto Light" w:hAnsi="Roboto Light"/>
+          <w:sz w:val="16"/>
+          <w:szCs w:val="16"/>
+        </w:rPr>
+        <w:t>5</w:t>
+      </w:r>
+      <w:r>
+        <w:rPr>
+          <w:rFonts w:ascii="Roboto Light" w:hAnsi="Roboto Light"/>
+          <w:sz w:val="16"/>
+          <w:szCs w:val="16"/>
+        </w:rPr>
+        <w:t>.</w:t>
+      </w:r>
+      <w:r>
+        <w:rPr>
+          <w:rFonts w:ascii="Roboto Light" w:hAnsi="Roboto Light"/>
+          <w:sz w:val="16"/>
+          <w:szCs w:val="16"/>
+        </w:rPr>
+        <w:t xml:space="preserve"> PRD</w:t>
+      </w:r>
+      <w:r>
+        <w:rPr>
+          <w:rFonts w:ascii="Roboto Light" w:hAnsi="Roboto Light"/>
+          <w:sz w:val="16"/>
+          <w:szCs w:val="16"/>
+        </w:rPr>
+        <w:t xml:space="preserve">, </w:t>
+      </w:r>
+      <w:r>
+        <w:rPr>
+          <w:rFonts w:ascii="Roboto Light" w:hAnsi="Roboto Light"/>
+          <w:sz w:val="16"/>
+          <w:szCs w:val="16"/>
+        </w:rPr>
+        <w:t>111, 8</w:t>
+      </w:r>
+      <w:r>
+        <w:rPr>
+          <w:rFonts w:ascii="Roboto Light" w:hAnsi="Roboto Light"/>
+          <w:sz w:val="16"/>
+          <w:szCs w:val="16"/>
+        </w:rPr>
+        <w:t>.</w:t>
+      </w:r>
+      <w:r>
+        <w:rPr>
+          <w:rFonts w:ascii="Roboto Light" w:hAnsi="Roboto Light"/>
+          <w:sz w:val="16"/>
+          <w:szCs w:val="16"/>
+        </w:rPr>
+        <w:t xml:space="preserve"> </w:t>
+      </w:r>
+      <w:hyperlink r:id="rId28" w:history="1">
+        <w:r>
+          <w:rPr>
+            <w:rStyle w:val="Hyperlink"/>
+            <w:rFonts w:ascii="Roboto Light" w:hAnsi="Roboto Light"/>
+            <w:sz w:val="16"/>
+            <w:szCs w:val="16"/>
+          </w:rPr>
+          <w:t>Code available here</w:t>
+        </w:r>
+      </w:hyperlink>
+      <w:r>
+        <w:rPr>
+          <w:rFonts w:ascii="Roboto Light" w:hAnsi="Roboto Light"/>
+          <w:sz w:val="16"/>
+          <w:szCs w:val="16"/>
+        </w:rPr>
+        <w:t>.</w:t>
+      </w:r>
+    </w:p>
+    <w:p>
+      <w:pPr>
+        <w:spacing w:after="40" w:line="240" w:lineRule="auto"/>
+        <w:ind w:left="510"/>
+        <w:rPr>
+          <w:rFonts w:ascii="Roboto Light" w:hAnsi="Roboto Light"/>
+          <w:sz w:val="16"/>
+          <w:szCs w:val="16"/>
+        </w:rPr>
+      </w:pPr>
+      <w:r>
+        <w:rPr>
+          <w:rFonts w:ascii="Roboto Light" w:hAnsi="Roboto Light"/>
+          <w:sz w:val="14"/>
+          <w:szCs w:val="14"/>
+        </w:rPr>
+        <w:t>We investigated optimal parameterisations of CMB temperature power spectra for two different cosmological models using representation learning.</w:t>
+      </w:r>
+      <w:r>
+        <w:rPr>
+          <w:rFonts w:ascii="Roboto Light" w:hAnsi="Roboto Light"/>
+          <w:sz w:val="14"/>
+          <w:szCs w:val="14"/>
+        </w:rPr>
+        <w:t xml:space="preserve"> </w:t>
+      </w:r>
+      <w:r>
+        <w:rPr>
+          <w:rFonts w:ascii="Roboto Light" w:hAnsi="Roboto Light"/>
+          <w:sz w:val="14"/>
+          <w:szCs w:val="14"/>
+        </w:rPr>
+        <w:t xml:space="preserve">I </w:t>
+      </w:r>
+      <w:r>
+        <w:rPr>
+          <w:rFonts w:ascii="Roboto Light" w:hAnsi="Roboto Light"/>
+          <w:sz w:val="14"/>
+          <w:szCs w:val="14"/>
+        </w:rPr>
+        <w:t>developed the methodology and led</w:t>
+      </w:r>
+      <w:r>
+        <w:rPr>
+          <w:rFonts w:ascii="Roboto Light" w:hAnsi="Roboto Light"/>
+          <w:sz w:val="14"/>
+          <w:szCs w:val="14"/>
+        </w:rPr>
+        <w:t xml:space="preserve"> the data analysis</w:t>
+      </w:r>
+      <w:r>
+        <w:rPr>
+          <w:rFonts w:ascii="Roboto Light" w:hAnsi="Roboto Light"/>
+          <w:sz w:val="14"/>
+          <w:szCs w:val="14"/>
+        </w:rPr>
+        <w:t>, software implementation,</w:t>
+      </w:r>
+      <w:r>
+        <w:rPr>
+          <w:rFonts w:ascii="Roboto Light" w:hAnsi="Roboto Light"/>
+          <w:sz w:val="14"/>
+          <w:szCs w:val="14"/>
+        </w:rPr>
+        <w:t xml:space="preserve"> and paper writing</w:t>
+      </w:r>
+      <w:r>
+        <w:rPr>
+          <w:rFonts w:ascii="Roboto Light" w:hAnsi="Roboto Light"/>
+          <w:sz w:val="14"/>
+          <w:szCs w:val="14"/>
+        </w:rPr>
+        <w:t>.</w:t>
+      </w:r>
+    </w:p>
+    <w:p>
+      <w:pPr>
+        <w:pStyle w:val="ListParagraph"/>
+        <w:numPr>
+          <w:ilvl w:val="0"/>
+          <w:numId w:val="20"/>
+        </w:numPr>
+        <w:shd w:val="clear" w:color="auto" w:fill="FFFFFF"/>
+        <w:spacing w:after="0" w:line="240" w:lineRule="auto"/>
+        <w:ind w:left="530"/>
+        <w:outlineLvl w:val="0"/>
+        <w:rPr>
+          <w:rStyle w:val="Hyperlink"/>
+          <w:rFonts w:ascii="Roboto Light" w:eastAsia="Times New Roman" w:hAnsi="Roboto Light" w:cs="Times New Roman"/>
+          <w:color w:val="auto"/>
+          <w:kern w:val="36"/>
+          <w:sz w:val="15"/>
+          <w:szCs w:val="15"/>
+          <w:u w:val="none"/>
+        </w:rPr>
+      </w:pPr>
+      <w:r>
+        <w:rPr>
+          <w:rFonts w:ascii="Roboto Light" w:hAnsi="Roboto Light"/>
+          <w:sz w:val="18"/>
+          <w:szCs w:val="18"/>
+        </w:rPr>
+        <w:fldChar w:fldCharType="begin"/>
+      </w:r>
+      <w:r>
+        <w:rPr>
+          <w:rFonts w:ascii="Roboto Light" w:hAnsi="Roboto Light"/>
+          <w:sz w:val="18"/>
+          <w:szCs w:val="18"/>
+        </w:rPr>
+        <w:instrText>HYPERLINK "https://astro.theoj.org/article/123368-the-future-of-cosmological-likelihood-based-inference-accelerated-high-dimensional-parameter-estimation-and-model-comparison"</w:instrText>
+      </w:r>
+      <w:r>
+        <w:rPr>
+          <w:rFonts w:ascii="Roboto Light" w:hAnsi="Roboto Light"/>
+          <w:sz w:val="18"/>
+          <w:szCs w:val="18"/>
+        </w:rPr>
+      </w:r>
+      <w:r>
+        <w:rPr>
+          <w:rFonts w:ascii="Roboto Light" w:hAnsi="Roboto Light"/>
+          <w:sz w:val="18"/>
+          <w:szCs w:val="18"/>
+        </w:rPr>
+        <w:fldChar w:fldCharType="separate"/>
+      </w:r>
+      <w:r>
+        <w:rPr>
+          <w:rStyle w:val="Hyperlink"/>
+          <w:rFonts w:ascii="Roboto Light" w:hAnsi="Roboto Light"/>
+          <w:sz w:val="15"/>
+          <w:szCs w:val="15"/>
+        </w:rPr>
+        <w:t xml:space="preserve">The future of cosmological likelihood-based inference: accelerated high-dimensional parameter estimation and model comparison </w:t>
+      </w:r>
+    </w:p>
+    <w:p>
+      <w:pPr>
+        <w:pStyle w:val="ListParagraph"/>
+        <w:shd w:val="clear" w:color="auto" w:fill="FFFFFF"/>
+        <w:spacing w:after="0" w:line="240" w:lineRule="auto"/>
+        <w:ind w:left="510"/>
+        <w:outlineLvl w:val="0"/>
+        <w:rPr>
+          <w:rFonts w:ascii="Roboto Light" w:hAnsi="Roboto Light"/>
+          <w:sz w:val="16"/>
+          <w:szCs w:val="16"/>
+        </w:rPr>
+      </w:pPr>
+      <w:r>
+        <w:rPr>
+          <w:rFonts w:ascii="Roboto Light" w:hAnsi="Roboto Light"/>
+          <w:sz w:val="18"/>
+          <w:szCs w:val="18"/>
+        </w:rPr>
+        <w:fldChar w:fldCharType="end"/>
+      </w:r>
+      <w:r>
+        <w:rPr>
+          <w:rFonts w:ascii="Roboto Light" w:hAnsi="Roboto Light"/>
+          <w:b/>
+          <w:bCs/>
+          <w:sz w:val="18"/>
+          <w:szCs w:val="18"/>
+          <w:lang w:val="it-IT"/>
+        </w:rPr>
+        <w:t>D. Piras</w:t>
+      </w:r>
+      <w:r>
+        <w:rPr>
+          <w:rFonts w:ascii="Roboto Light" w:hAnsi="Roboto Light"/>
+          <w:sz w:val="16"/>
+          <w:szCs w:val="16"/>
+          <w:lang w:val="it-IT"/>
+        </w:rPr>
+        <w:t xml:space="preserve">, A. Polanska, A. Spurio Mancini, M. </w:t>
+      </w:r>
+      <w:r>
+        <w:rPr>
+          <w:rFonts w:ascii="Roboto Light" w:hAnsi="Roboto Light"/>
+          <w:sz w:val="16"/>
+          <w:szCs w:val="16"/>
+          <w:lang w:val="it-IT"/>
+        </w:rPr>
+        <w:t>A. Price, J. D. McEwen</w:t>
+      </w:r>
+      <w:r>
+        <w:rPr>
+          <w:rFonts w:ascii="Roboto Light" w:hAnsi="Roboto Light"/>
+          <w:sz w:val="16"/>
+          <w:szCs w:val="16"/>
+          <w:lang w:val="it-IT"/>
+        </w:rPr>
+        <w:t xml:space="preserve">. </w:t>
+      </w:r>
+      <w:r>
+        <w:rPr>
+          <w:rFonts w:ascii="Roboto Light" w:hAnsi="Roboto Light"/>
+          <w:sz w:val="16"/>
+          <w:szCs w:val="16"/>
+        </w:rPr>
+        <w:t>2024.</w:t>
+      </w:r>
+      <w:r>
+        <w:rPr>
+          <w:rFonts w:ascii="Roboto Light" w:hAnsi="Roboto Light"/>
+          <w:sz w:val="16"/>
+          <w:szCs w:val="16"/>
+        </w:rPr>
+        <w:t xml:space="preserve"> OJAp</w:t>
+      </w:r>
+      <w:r>
+        <w:rPr>
+          <w:rFonts w:ascii="Roboto Light" w:hAnsi="Roboto Light"/>
+          <w:sz w:val="16"/>
+          <w:szCs w:val="16"/>
+        </w:rPr>
+        <w:t xml:space="preserve">, volume </w:t>
+      </w:r>
+      <w:r>
+        <w:rPr>
+          <w:rFonts w:ascii="Roboto Light" w:hAnsi="Roboto Light"/>
+          <w:sz w:val="16"/>
+          <w:szCs w:val="16"/>
+        </w:rPr>
+        <w:t>7</w:t>
+      </w:r>
+      <w:r>
+        <w:rPr>
+          <w:rFonts w:ascii="Roboto Light" w:hAnsi="Roboto Light"/>
+          <w:sz w:val="16"/>
+          <w:szCs w:val="16"/>
+        </w:rPr>
+        <w:t>.</w:t>
+      </w:r>
+    </w:p>
+    <w:p>
+      <w:pPr>
+        <w:spacing w:after="40" w:line="240" w:lineRule="auto"/>
+        <w:ind w:left="510"/>
+        <w:rPr>
+          <w:rFonts w:ascii="Roboto Light" w:hAnsi="Roboto Light"/>
+          <w:sz w:val="16"/>
+          <w:szCs w:val="16"/>
+        </w:rPr>
+      </w:pPr>
+      <w:r>
+        <w:rPr>
+          <w:rFonts w:ascii="Roboto Light" w:hAnsi="Roboto Light"/>
+          <w:sz w:val="14"/>
+          <w:szCs w:val="14"/>
+        </w:rPr>
+        <w:t xml:space="preserve">We </w:t>
+      </w:r>
+      <w:r>
+        <w:rPr>
+          <w:rFonts w:ascii="Roboto Light" w:hAnsi="Roboto Light"/>
+          <w:sz w:val="14"/>
+          <w:szCs w:val="14"/>
+        </w:rPr>
+        <w:t>demonstrated</w:t>
+      </w:r>
+      <w:r>
+        <w:rPr>
+          <w:rFonts w:ascii="Roboto Light" w:hAnsi="Roboto Light"/>
+          <w:sz w:val="14"/>
+          <w:szCs w:val="14"/>
+        </w:rPr>
+        <w:t xml:space="preserve"> a framework for next-generation </w:t>
+      </w:r>
+      <w:r>
+        <w:rPr>
+          <w:rFonts w:ascii="Roboto Light" w:hAnsi="Roboto Light"/>
+          <w:sz w:val="14"/>
+          <w:szCs w:val="14"/>
+        </w:rPr>
+        <w:t>Bayesian</w:t>
+      </w:r>
+      <w:r>
+        <w:rPr>
+          <w:rFonts w:ascii="Roboto Light" w:hAnsi="Roboto Light"/>
+          <w:sz w:val="14"/>
+          <w:szCs w:val="14"/>
+        </w:rPr>
+        <w:t xml:space="preserve"> </w:t>
+      </w:r>
+      <w:r>
+        <w:rPr>
+          <w:rFonts w:ascii="Roboto Light" w:hAnsi="Roboto Light"/>
+          <w:sz w:val="14"/>
+          <w:szCs w:val="14"/>
+        </w:rPr>
+        <w:t xml:space="preserve">cosmological </w:t>
+      </w:r>
+      <w:r>
+        <w:rPr>
+          <w:rFonts w:ascii="Roboto Light" w:hAnsi="Roboto Light"/>
+          <w:sz w:val="14"/>
+          <w:szCs w:val="14"/>
+        </w:rPr>
+        <w:t xml:space="preserve">analyses, </w:t>
+      </w:r>
+      <w:r>
+        <w:rPr>
+          <w:rFonts w:ascii="Roboto Light" w:hAnsi="Roboto Light"/>
+          <w:sz w:val="14"/>
+          <w:szCs w:val="14"/>
+        </w:rPr>
+        <w:t>combining</w:t>
+      </w:r>
+      <w:r>
+        <w:rPr>
+          <w:rFonts w:ascii="Roboto Light" w:hAnsi="Roboto Light"/>
+          <w:sz w:val="14"/>
+          <w:szCs w:val="14"/>
+        </w:rPr>
+        <w:t xml:space="preserve"> machine learning and robust statistics to</w:t>
+      </w:r>
+      <w:r>
+        <w:rPr>
+          <w:rFonts w:ascii="Roboto Light" w:hAnsi="Roboto Light"/>
+          <w:sz w:val="14"/>
+          <w:szCs w:val="14"/>
+        </w:rPr>
+        <w:t xml:space="preserve"> </w:t>
+      </w:r>
+      <w:r>
+        <w:rPr>
+          <w:rFonts w:ascii="Roboto Light" w:hAnsi="Roboto Light"/>
+          <w:sz w:val="14"/>
+          <w:szCs w:val="14"/>
+        </w:rPr>
+        <w:t>perform parameter estimation and model selection. I led the data analysis</w:t>
+      </w:r>
+      <w:r>
+        <w:rPr>
+          <w:rFonts w:ascii="Roboto Light" w:hAnsi="Roboto Light"/>
+          <w:sz w:val="14"/>
+          <w:szCs w:val="14"/>
+        </w:rPr>
+        <w:t xml:space="preserve"> and </w:t>
+      </w:r>
+      <w:r>
+        <w:rPr>
+          <w:rFonts w:ascii="Roboto Light" w:hAnsi="Roboto Light"/>
+          <w:sz w:val="14"/>
+          <w:szCs w:val="14"/>
+        </w:rPr>
+        <w:t>paper writing</w:t>
+      </w:r>
+      <w:r>
+        <w:rPr>
+          <w:rFonts w:ascii="Roboto Light" w:hAnsi="Roboto Light"/>
+          <w:sz w:val="14"/>
+          <w:szCs w:val="14"/>
+        </w:rPr>
+        <w:t xml:space="preserve">, and </w:t>
+      </w:r>
+      <w:r>
+        <w:rPr>
+          <w:rFonts w:ascii="Roboto Light" w:hAnsi="Roboto Light"/>
+          <w:sz w:val="14"/>
+          <w:szCs w:val="14"/>
+        </w:rPr>
+        <w:t>secured the computing resources</w:t>
+      </w:r>
+      <w:r>
+        <w:rPr>
+          <w:rFonts w:ascii="Roboto Light" w:hAnsi="Roboto Light"/>
+          <w:sz w:val="14"/>
+          <w:szCs w:val="14"/>
+        </w:rPr>
+        <w:t xml:space="preserve"> as well</w:t>
+      </w:r>
+      <w:r>
+        <w:rPr>
+          <w:rFonts w:ascii="Roboto Light" w:hAnsi="Roboto Light"/>
+          <w:sz w:val="16"/>
+          <w:szCs w:val="16"/>
+        </w:rPr>
+        <w:t>.</w:t>
+      </w:r>
+    </w:p>
+    <w:p>
+      <w:pPr>
+        <w:pStyle w:val="ListParagraph"/>
+        <w:numPr>
+          <w:ilvl w:val="0"/>
+          <w:numId w:val="20"/>
+        </w:numPr>
+        <w:shd w:val="clear" w:color="auto" w:fill="FFFFFF"/>
+        <w:spacing w:after="0" w:line="240" w:lineRule="auto"/>
+        <w:ind w:left="530"/>
+        <w:outlineLvl w:val="0"/>
+        <w:rPr>
+          <w:rStyle w:val="Hyperlink"/>
+          <w:rFonts w:ascii="Roboto Light" w:eastAsia="Times New Roman" w:hAnsi="Roboto Light" w:cs="Times New Roman"/>
+          <w:color w:val="auto"/>
+          <w:kern w:val="36"/>
+          <w:sz w:val="16"/>
+          <w:szCs w:val="16"/>
+          <w:u w:val="none"/>
+        </w:rPr>
+      </w:pPr>
+      <w:r>
+        <w:rPr>
+          <w:rFonts w:ascii="Roboto Light" w:hAnsi="Roboto Light"/>
+          <w:sz w:val="18"/>
+          <w:szCs w:val="18"/>
+        </w:rPr>
+        <w:fldChar w:fldCharType="begin"/>
+      </w:r>
+      <w:r>
+        <w:rPr>
+          <w:rFonts w:ascii="Roboto Light" w:hAnsi="Roboto Light"/>
+          <w:sz w:val="18"/>
+          <w:szCs w:val="18"/>
+        </w:rPr>
+        <w:instrText>HYPERLINK "https://journals.aps.org/prd/abstract/10.1103/PhysRevD.110.023514"</w:instrText>
+      </w:r>
+      <w:r>
+        <w:rPr>
+          <w:rFonts w:ascii="Roboto Light" w:hAnsi="Roboto Light"/>
+          <w:sz w:val="18"/>
+          <w:szCs w:val="18"/>
+        </w:rPr>
+      </w:r>
+      <w:r>
+        <w:rPr>
+          <w:rFonts w:ascii="Roboto Light" w:hAnsi="Roboto Light"/>
+          <w:sz w:val="18"/>
+          <w:szCs w:val="18"/>
+        </w:rPr>
+        <w:fldChar w:fldCharType="separate"/>
+      </w:r>
+      <w:r>
+        <w:rPr>
+          <w:rStyle w:val="Hyperlink"/>
+          <w:rFonts w:ascii="Roboto Light" w:hAnsi="Roboto Light"/>
+          <w:sz w:val="18"/>
+          <w:szCs w:val="18"/>
+        </w:rPr>
+        <w:t>A representation learning approach to probe for dynamical dark energy in matter power spectra</w:t>
+      </w:r>
+      <w:r>
+        <w:rPr>
+          <w:rStyle w:val="Hyperlink"/>
+          <w:rFonts w:ascii="Roboto Light" w:hAnsi="Roboto Light"/>
+          <w:sz w:val="18"/>
+          <w:szCs w:val="18"/>
+        </w:rPr>
+        <w:t xml:space="preserve"> </w:t>
+      </w:r>
+    </w:p>
+    <w:p>
+      <w:pPr>
+        <w:pStyle w:val="ListParagraph"/>
+        <w:shd w:val="clear" w:color="auto" w:fill="FFFFFF"/>
+        <w:spacing w:after="0" w:line="240" w:lineRule="auto"/>
+        <w:ind w:left="510"/>
+        <w:outlineLvl w:val="0"/>
+        <w:rPr>
+          <w:rFonts w:ascii="Roboto Light" w:hAnsi="Roboto Light"/>
+          <w:sz w:val="16"/>
+          <w:szCs w:val="16"/>
+          <w:lang w:val="fr-FR"/>
+        </w:rPr>
+      </w:pPr>
+      <w:r>
+        <w:rPr>
+          <w:rFonts w:ascii="Roboto Light" w:hAnsi="Roboto Light"/>
+          <w:sz w:val="18"/>
+          <w:szCs w:val="18"/>
+        </w:rPr>
+        <w:fldChar w:fldCharType="end"/>
+      </w:r>
+      <w:r>
+        <w:rPr>
+          <w:rFonts w:ascii="Roboto Light" w:hAnsi="Roboto Light"/>
+          <w:b/>
+          <w:bCs/>
+          <w:sz w:val="18"/>
+          <w:szCs w:val="18"/>
+          <w:lang w:val="fr-FR"/>
+        </w:rPr>
+        <w:t>D. Piras</w:t>
+      </w:r>
+      <w:r>
+        <w:rPr>
+          <w:rFonts w:ascii="Roboto Light" w:hAnsi="Roboto Light"/>
+          <w:sz w:val="16"/>
+          <w:szCs w:val="16"/>
+          <w:lang w:val="fr-FR"/>
+        </w:rPr>
+        <w:t>, L. Lombriser. 202</w:t>
+      </w:r>
+      <w:r>
+        <w:rPr>
+          <w:rFonts w:ascii="Roboto Light" w:hAnsi="Roboto Light"/>
+          <w:sz w:val="16"/>
+          <w:szCs w:val="16"/>
+          <w:lang w:val="fr-FR"/>
+        </w:rPr>
+        <w:t>4</w:t>
+      </w:r>
+      <w:r>
+        <w:rPr>
+          <w:rFonts w:ascii="Roboto Light" w:hAnsi="Roboto Light"/>
+          <w:sz w:val="16"/>
+          <w:szCs w:val="16"/>
+          <w:lang w:val="fr-FR"/>
+        </w:rPr>
+        <w:t>. PRD</w:t>
+      </w:r>
+      <w:r>
+        <w:rPr>
+          <w:rFonts w:ascii="Roboto Light" w:hAnsi="Roboto Light"/>
+          <w:sz w:val="16"/>
+          <w:szCs w:val="16"/>
+          <w:lang w:val="fr-FR"/>
+        </w:rPr>
+        <w:t>, 110, 2</w:t>
+      </w:r>
+      <w:r>
+        <w:rPr>
+          <w:rFonts w:ascii="Roboto Light" w:hAnsi="Roboto Light"/>
+          <w:sz w:val="16"/>
+          <w:szCs w:val="16"/>
+          <w:lang w:val="fr-FR"/>
+        </w:rPr>
+        <w:t>.</w:t>
+      </w:r>
+    </w:p>
+    <w:p>
+      <w:pPr>
+        <w:spacing w:after="40" w:line="240" w:lineRule="auto"/>
+        <w:ind w:left="510"/>
+        <w:rPr>
+          <w:rFonts w:ascii="Roboto Light" w:hAnsi="Roboto Light"/>
+          <w:sz w:val="14"/>
+          <w:szCs w:val="14"/>
+        </w:rPr>
+      </w:pPr>
+      <w:r>
+        <w:rPr>
+          <w:rFonts w:ascii="Roboto Light" w:hAnsi="Roboto Light"/>
+          <w:sz w:val="14"/>
+          <w:szCs w:val="14"/>
+        </w:rPr>
+        <w:t>We proposed a representation learning architecture to compress multiple</w:t>
+      </w:r>
+      <w:r>
+        <w:rPr>
+          <w:rFonts w:ascii="Roboto Light" w:hAnsi="Roboto Light"/>
+          <w:sz w:val="14"/>
+          <w:szCs w:val="14"/>
+        </w:rPr>
+        <w:t xml:space="preserve"> cosmological models, and showed its remarkable results when applied to a particular extension</w:t>
+      </w:r>
+      <w:r>
+        <w:rPr>
+          <w:rFonts w:ascii="Roboto Light" w:hAnsi="Roboto Light"/>
+          <w:sz w:val="14"/>
+          <w:szCs w:val="14"/>
+        </w:rPr>
+        <w:t xml:space="preserve"> (w</w:t>
+      </w:r>
+      <w:r>
+        <w:rPr>
+          <w:rFonts w:ascii="Roboto Light" w:hAnsi="Roboto Light"/>
+          <w:sz w:val="14"/>
+          <w:szCs w:val="14"/>
+          <w:vertAlign w:val="subscript"/>
+        </w:rPr>
+        <w:t>0</w:t>
+      </w:r>
+      <w:r>
+        <w:rPr>
+          <w:rFonts w:ascii="Roboto Light" w:hAnsi="Roboto Light"/>
+          <w:sz w:val="14"/>
+          <w:szCs w:val="14"/>
+        </w:rPr>
+        <w:t>w</w:t>
+      </w:r>
+      <w:r>
+        <w:rPr>
+          <w:rFonts w:ascii="Roboto Light" w:hAnsi="Roboto Light"/>
+          <w:sz w:val="14"/>
+          <w:szCs w:val="14"/>
+          <w:vertAlign w:val="subscript"/>
+        </w:rPr>
+        <w:t>a</w:t>
+      </w:r>
+      <w:r>
+        <w:rPr>
+          <w:rFonts w:ascii="Roboto Light" w:hAnsi="Roboto Light"/>
+          <w:sz w:val="14"/>
+          <w:szCs w:val="14"/>
+        </w:rPr>
+        <w:t>CDM)</w:t>
+      </w:r>
+      <w:r>
+        <w:rPr>
+          <w:rFonts w:ascii="Roboto Light" w:hAnsi="Roboto Light"/>
+          <w:sz w:val="14"/>
+          <w:szCs w:val="14"/>
+        </w:rPr>
+        <w:t xml:space="preserve">. I led the </w:t>
+      </w:r>
+      <w:r>
+        <w:rPr>
+          <w:rFonts w:ascii="Roboto Light" w:hAnsi="Roboto Light"/>
+          <w:sz w:val="14"/>
+          <w:szCs w:val="14"/>
+        </w:rPr>
+        <w:t>code</w:t>
+      </w:r>
+      <w:r>
+        <w:rPr>
+          <w:rFonts w:ascii="Roboto Light" w:hAnsi="Roboto Light"/>
+          <w:sz w:val="14"/>
+          <w:szCs w:val="14"/>
+        </w:rPr>
+        <w:t xml:space="preserve"> implementation, data analysis, experiments and paper writing.</w:t>
+      </w:r>
+    </w:p>
+    <w:p>
+      <w:pPr>
+        <w:pStyle w:val="ListParagraph"/>
+        <w:numPr>
+          <w:ilvl w:val="0"/>
+          <w:numId w:val="20"/>
+        </w:numPr>
+        <w:shd w:val="clear" w:color="auto" w:fill="FFFFFF"/>
+        <w:spacing w:after="0" w:line="240" w:lineRule="auto"/>
+        <w:ind w:left="530"/>
+        <w:outlineLvl w:val="0"/>
+        <w:rPr>
+          <w:rStyle w:val="Hyperlink"/>
+          <w:rFonts w:ascii="Roboto Light" w:eastAsia="Times New Roman" w:hAnsi="Roboto Light" w:cs="Times New Roman"/>
+          <w:color w:val="auto"/>
+          <w:kern w:val="36"/>
+          <w:sz w:val="16"/>
+          <w:szCs w:val="16"/>
+          <w:u w:val="none"/>
+        </w:rPr>
+      </w:pPr>
+      <w:r>
+        <w:rPr>
+          <w:rFonts w:ascii="Roboto Light" w:hAnsi="Roboto Light"/>
+          <w:sz w:val="18"/>
+          <w:szCs w:val="18"/>
+        </w:rPr>
+        <w:fldChar w:fldCharType="begin"/>
+      </w:r>
+      <w:r>
+        <w:rPr>
+          <w:rFonts w:ascii="Roboto Light" w:hAnsi="Roboto Light"/>
+          <w:sz w:val="18"/>
+          <w:szCs w:val="18"/>
+        </w:rPr>
+        <w:instrText>HYPERLINK "https://astro.theoj.org/article/81984-cosmopower-jax-high-dimensional-bayesian-inference-with-differentiable-cosmological-emulators"</w:instrText>
+      </w:r>
+      <w:r>
+        <w:rPr>
+          <w:rFonts w:ascii="Roboto Light" w:hAnsi="Roboto Light"/>
+          <w:sz w:val="18"/>
+          <w:szCs w:val="18"/>
+        </w:rPr>
+      </w:r>
+      <w:r>
+        <w:rPr>
+          <w:rFonts w:ascii="Roboto Light" w:hAnsi="Roboto Light"/>
+          <w:sz w:val="18"/>
+          <w:szCs w:val="18"/>
+        </w:rPr>
+        <w:fldChar w:fldCharType="separate"/>
+      </w:r>
+      <w:r>
+        <w:rPr>
+          <w:rStyle w:val="Hyperlink"/>
+          <w:rFonts w:ascii="Roboto Light" w:hAnsi="Roboto Light"/>
+          <w:sz w:val="18"/>
+          <w:szCs w:val="18"/>
+        </w:rPr>
+        <w:t>CosmoPower</w:t>
+      </w:r>
+      <w:r>
+        <w:rPr>
+          <w:rStyle w:val="Hyperlink"/>
+          <w:rFonts w:ascii="Roboto Light" w:hAnsi="Roboto Light"/>
+          <w:sz w:val="18"/>
+          <w:szCs w:val="18"/>
+        </w:rPr>
+        <w:t xml:space="preserve">-JAX: high-dimensional Bayesian inference with differentiable cosmological emulators </w:t>
+      </w:r>
+    </w:p>
+    <w:p>
+      <w:pPr>
+        <w:pStyle w:val="ListParagraph"/>
+        <w:shd w:val="clear" w:color="auto" w:fill="FFFFFF"/>
+        <w:spacing w:after="0" w:line="240" w:lineRule="auto"/>
+        <w:ind w:left="510"/>
+        <w:outlineLvl w:val="0"/>
+        <w:rPr>
+          <w:rFonts w:ascii="Roboto Light" w:hAnsi="Roboto Light"/>
+          <w:sz w:val="16"/>
+          <w:szCs w:val="16"/>
+        </w:rPr>
+      </w:pPr>
+      <w:r>
+        <w:rPr>
+          <w:rFonts w:ascii="Roboto Light" w:hAnsi="Roboto Light"/>
+          <w:sz w:val="18"/>
+          <w:szCs w:val="18"/>
+        </w:rPr>
+        <w:fldChar w:fldCharType="end"/>
+      </w:r>
+      <w:r>
+        <w:rPr>
+          <w:rFonts w:ascii="Roboto Light" w:hAnsi="Roboto Light"/>
+          <w:b/>
+          <w:bCs/>
+          <w:sz w:val="18"/>
+          <w:szCs w:val="18"/>
+          <w:lang w:val="it-IT"/>
+        </w:rPr>
+        <w:t>D. Piras</w:t>
+      </w:r>
+      <w:r>
+        <w:rPr>
+          <w:rFonts w:ascii="Roboto Light" w:hAnsi="Roboto Light"/>
+          <w:sz w:val="16"/>
+          <w:szCs w:val="16"/>
+          <w:lang w:val="it-IT"/>
+        </w:rPr>
+        <w:t>, A. Spurio Mancini</w:t>
+      </w:r>
+      <w:r>
+        <w:rPr>
+          <w:rFonts w:ascii="Roboto Light" w:hAnsi="Roboto Light"/>
+          <w:sz w:val="16"/>
+          <w:szCs w:val="16"/>
+          <w:lang w:val="it-IT"/>
+        </w:rPr>
+        <w:t>.</w:t>
+      </w:r>
+      <w:r>
+        <w:rPr>
+          <w:rFonts w:ascii="Roboto Light" w:hAnsi="Roboto Light"/>
+          <w:sz w:val="16"/>
+          <w:szCs w:val="16"/>
+          <w:lang w:val="it-IT"/>
+        </w:rPr>
+        <w:t xml:space="preserve"> </w:t>
+      </w:r>
+      <w:r>
+        <w:rPr>
+          <w:rFonts w:ascii="Roboto Light" w:hAnsi="Roboto Light"/>
+          <w:sz w:val="16"/>
+          <w:szCs w:val="16"/>
+        </w:rPr>
+        <w:t xml:space="preserve">2023. </w:t>
+      </w:r>
+      <w:r>
+        <w:rPr>
+          <w:rFonts w:ascii="Roboto Light" w:hAnsi="Roboto Light"/>
+          <w:sz w:val="16"/>
+          <w:szCs w:val="16"/>
+        </w:rPr>
+        <w:t>OJA</w:t>
+      </w:r>
+      <w:r>
+        <w:rPr>
+          <w:rFonts w:ascii="Roboto Light" w:hAnsi="Roboto Light"/>
+          <w:sz w:val="16"/>
+          <w:szCs w:val="16"/>
+        </w:rPr>
+        <w:t>p</w:t>
+      </w:r>
+      <w:r>
+        <w:rPr>
+          <w:rFonts w:ascii="Roboto Light" w:hAnsi="Roboto Light"/>
+          <w:sz w:val="16"/>
+          <w:szCs w:val="16"/>
+        </w:rPr>
+        <w:t>, Vol. 6</w:t>
+      </w:r>
+      <w:r>
+        <w:rPr>
+          <w:rFonts w:ascii="Roboto Light" w:hAnsi="Roboto Light"/>
+          <w:sz w:val="16"/>
+          <w:szCs w:val="16"/>
+        </w:rPr>
+        <w:t>.</w:t>
+      </w:r>
+      <w:r>
+        <w:rPr>
+          <w:rFonts w:ascii="Roboto Light" w:hAnsi="Roboto Light"/>
+          <w:sz w:val="16"/>
+          <w:szCs w:val="16"/>
+        </w:rPr>
+        <w:t xml:space="preserve"> </w:t>
+      </w:r>
+      <w:hyperlink r:id="rId29" w:history="1">
+        <w:r>
+          <w:rPr>
+            <w:rStyle w:val="Hyperlink"/>
+            <w:rFonts w:ascii="Roboto Light" w:hAnsi="Roboto Light"/>
+            <w:sz w:val="16"/>
+            <w:szCs w:val="16"/>
+          </w:rPr>
+          <w:t>Code available here</w:t>
+        </w:r>
+      </w:hyperlink>
+      <w:r>
+        <w:rPr>
+          <w:rFonts w:ascii="Roboto Light" w:hAnsi="Roboto Light"/>
+          <w:sz w:val="16"/>
+          <w:szCs w:val="16"/>
+        </w:rPr>
+        <w:t>.</w:t>
+      </w:r>
+    </w:p>
+    <w:p>
+      <w:pPr>
+        <w:spacing w:after="40" w:line="240" w:lineRule="auto"/>
+        <w:ind w:left="510"/>
+        <w:rPr>
+          <w:rFonts w:ascii="Roboto Light" w:hAnsi="Roboto Light"/>
+          <w:sz w:val="16"/>
+          <w:szCs w:val="16"/>
+        </w:rPr>
+      </w:pPr>
+      <w:r>
+        <w:rPr>
+          <w:rFonts w:ascii="Roboto Light" w:hAnsi="Roboto Light"/>
+          <w:sz w:val="14"/>
+          <w:szCs w:val="14"/>
+        </w:rPr>
+        <w:t>We developed</w:t>
+      </w:r>
+      <w:r>
+        <w:rPr>
+          <w:rFonts w:ascii="Roboto Light" w:hAnsi="Roboto Light"/>
+          <w:sz w:val="14"/>
+          <w:szCs w:val="14"/>
+        </w:rPr>
+        <w:t xml:space="preserve"> differentiable</w:t>
+      </w:r>
+      <w:r>
+        <w:rPr>
+          <w:rFonts w:ascii="Roboto Light" w:hAnsi="Roboto Light"/>
+          <w:sz w:val="14"/>
+          <w:szCs w:val="14"/>
+        </w:rPr>
+        <w:t xml:space="preserve"> neural emulators of cosmological power spectra </w:t>
+      </w:r>
+      <w:r>
+        <w:rPr>
+          <w:rFonts w:ascii="Roboto Light" w:hAnsi="Roboto Light"/>
+          <w:sz w:val="14"/>
+          <w:szCs w:val="14"/>
+        </w:rPr>
+        <w:t xml:space="preserve">within the JAX framework, demonstrating a speed-up of up to 4 orders of magnitude in </w:t>
+      </w:r>
+      <w:r>
+        <w:rPr>
+          <w:rFonts w:ascii="Roboto Light" w:hAnsi="Roboto Light"/>
+          <w:sz w:val="14"/>
+          <w:szCs w:val="14"/>
+        </w:rPr>
+        <w:t xml:space="preserve">high-dimensional </w:t>
+      </w:r>
+      <w:r>
+        <w:rPr>
+          <w:rFonts w:ascii="Roboto Light" w:hAnsi="Roboto Light"/>
+          <w:sz w:val="14"/>
+          <w:szCs w:val="14"/>
+        </w:rPr>
+        <w:t xml:space="preserve">Bayesian inference using Hamiltonian Monte Carlo sampling. </w:t>
+      </w:r>
+      <w:r>
+        <w:rPr>
+          <w:rFonts w:ascii="Roboto Light" w:hAnsi="Roboto Light"/>
+          <w:sz w:val="14"/>
+          <w:szCs w:val="14"/>
+        </w:rPr>
+        <w:t xml:space="preserve">I led the </w:t>
+      </w:r>
+      <w:r>
+        <w:rPr>
+          <w:rFonts w:ascii="Roboto Light" w:hAnsi="Roboto Light"/>
+          <w:sz w:val="14"/>
+          <w:szCs w:val="14"/>
+        </w:rPr>
+        <w:t>algorithm implementation, data analysis, experiments</w:t>
+      </w:r>
+      <w:r>
+        <w:rPr>
+          <w:rFonts w:ascii="Roboto Light" w:hAnsi="Roboto Light"/>
+          <w:sz w:val="14"/>
+          <w:szCs w:val="14"/>
+        </w:rPr>
+        <w:t xml:space="preserve"> </w:t>
+      </w:r>
+      <w:r>
+        <w:rPr>
+          <w:rFonts w:ascii="Roboto Light" w:hAnsi="Roboto Light"/>
+          <w:sz w:val="14"/>
+          <w:szCs w:val="14"/>
+        </w:rPr>
+        <w:t>and paper writing</w:t>
+      </w:r>
+      <w:r>
+        <w:rPr>
+          <w:rFonts w:ascii="Roboto Light" w:hAnsi="Roboto Light"/>
+          <w:sz w:val="16"/>
+          <w:szCs w:val="16"/>
+        </w:rPr>
+        <w:t>.</w:t>
+      </w:r>
+    </w:p>
+    <w:p>
+      <w:pPr>
+        <w:pStyle w:val="ListParagraph"/>
+        <w:numPr>
+          <w:ilvl w:val="0"/>
+          <w:numId w:val="20"/>
+        </w:numPr>
+        <w:shd w:val="clear" w:color="auto" w:fill="FFFFFF"/>
+        <w:spacing w:after="0" w:line="240" w:lineRule="auto"/>
+        <w:ind w:left="530"/>
+        <w:outlineLvl w:val="0"/>
+        <w:rPr>
+          <w:rStyle w:val="Hyperlink"/>
+          <w:rFonts w:ascii="Roboto Light" w:eastAsia="Times New Roman" w:hAnsi="Roboto Light" w:cs="Times New Roman"/>
+          <w:kern w:val="36"/>
+          <w:sz w:val="18"/>
+          <w:szCs w:val="18"/>
+        </w:rPr>
+      </w:pPr>
+      <w:r>
+        <w:rPr>
+          <w:rFonts w:ascii="Roboto Light" w:eastAsia="Times New Roman" w:hAnsi="Roboto Light" w:cs="Times New Roman"/>
+          <w:kern w:val="36"/>
+          <w:sz w:val="18"/>
+          <w:szCs w:val="18"/>
+        </w:rPr>
+        <w:fldChar w:fldCharType="begin"/>
+      </w:r>
+      <w:r>
+        <w:rPr>
+          <w:rFonts w:ascii="Roboto Light" w:eastAsia="Times New Roman" w:hAnsi="Roboto Light" w:cs="Times New Roman"/>
+          <w:kern w:val="36"/>
+          <w:sz w:val="18"/>
+          <w:szCs w:val="18"/>
+        </w:rPr>
+        <w:instrText>HYPERLINK "https://iopscience.iop.org/article/10.1088/2632-2153/acc444"</w:instrText>
+      </w:r>
+      <w:r>
+        <w:rPr>
+          <w:rFonts w:ascii="Roboto Light" w:eastAsia="Times New Roman" w:hAnsi="Roboto Light" w:cs="Times New Roman"/>
+          <w:kern w:val="36"/>
+          <w:sz w:val="18"/>
+          <w:szCs w:val="18"/>
+        </w:rPr>
+      </w:r>
+      <w:r>
+        <w:rPr>
+          <w:rFonts w:ascii="Roboto Light" w:eastAsia="Times New Roman" w:hAnsi="Roboto Light" w:cs="Times New Roman"/>
+          <w:kern w:val="36"/>
+          <w:sz w:val="18"/>
+          <w:szCs w:val="18"/>
+        </w:rPr>
+        <w:fldChar w:fldCharType="separate"/>
+      </w:r>
+      <w:r>
+        <w:rPr>
+          <w:rStyle w:val="Hyperlink"/>
+          <w:rFonts w:ascii="Roboto Light" w:eastAsia="Times New Roman" w:hAnsi="Roboto Light" w:cs="Times New Roman"/>
+          <w:kern w:val="36"/>
+          <w:sz w:val="18"/>
+          <w:szCs w:val="18"/>
+        </w:rPr>
+        <w:t>A robust estimator of mutual information for deep learning interpretability</w:t>
+      </w:r>
+    </w:p>
+    <w:p>
+      <w:pPr>
+        <w:shd w:val="clear" w:color="auto" w:fill="FFFFFF"/>
+        <w:spacing w:after="0" w:line="240" w:lineRule="auto"/>
+        <w:ind w:left="510"/>
+        <w:outlineLvl w:val="0"/>
+        <w:rPr>
           <w:rFonts w:ascii="Roboto Light" w:eastAsia="Times New Roman" w:hAnsi="Roboto Light" w:cs="Times New Roman"/>
           <w:kern w:val="36"/>
           <w:sz w:val="16"/>
@@ -4250,7 +4423,7 @@
         </w:rPr>
         <w:t xml:space="preserve"> </w:t>
       </w:r>
-      <w:hyperlink r:id="rId28" w:history="1">
+      <w:hyperlink r:id="rId30" w:history="1">
         <w:r>
           <w:rPr>
             <w:rStyle w:val="Hyperlink"/>
@@ -4296,7 +4469,7 @@
         </w:rPr>
         <w:t xml:space="preserve">Shorter version accepted at the </w:t>
       </w:r>
-      <w:hyperlink r:id="rId29" w:history="1">
+      <w:hyperlink r:id="rId31" w:history="1">
         <w:r>
           <w:rPr>
             <w:rStyle w:val="Hyperlink"/>
@@ -4317,7 +4490,7 @@
         </w:rPr>
         <w:t xml:space="preserve">. </w:t>
       </w:r>
-      <w:hyperlink r:id="rId30" w:history="1">
+      <w:hyperlink r:id="rId32" w:history="1">
         <w:r>
           <w:rPr>
             <w:rStyle w:val="Hyperlink"/>
@@ -4424,7 +4597,7 @@
           <w:u w:val="none"/>
         </w:rPr>
       </w:pPr>
-      <w:hyperlink r:id="rId31" w:history="1">
+      <w:hyperlink r:id="rId33" w:history="1">
         <w:r>
           <w:rPr>
             <w:rStyle w:val="Hyperlink"/>
@@ -4524,7 +4697,7 @@
           <w:u w:val="none"/>
         </w:rPr>
       </w:pPr>
-      <w:hyperlink r:id="rId32" w:history="1">
+      <w:hyperlink r:id="rId34" w:history="1">
         <w:r>
           <w:rPr>
             <w:rStyle w:val="Hyperlink"/>
@@ -4637,7 +4810,7 @@
           <w:szCs w:val="2"/>
         </w:rPr>
       </w:pPr>
-      <w:hyperlink r:id="rId33" w:history="1">
+      <w:hyperlink r:id="rId35" w:history="1">
         <w:r>
           <w:rPr>
             <w:rStyle w:val="Hyperlink"/>
@@ -4976,7 +5149,7 @@
           <w:szCs w:val="18"/>
         </w:rPr>
       </w:pPr>
-      <w:hyperlink r:id="rId34" w:history="1">
+      <w:hyperlink r:id="rId36" w:history="1">
         <w:r>
           <w:rPr>
             <w:rStyle w:val="Hyperlink"/>
@@ -5135,7 +5308,7 @@
           <w:szCs w:val="18"/>
         </w:rPr>
       </w:pPr>
-      <w:hyperlink r:id="rId35" w:history="1">
+      <w:hyperlink r:id="rId37" w:history="1">
         <w:r>
           <w:rPr>
             <w:rStyle w:val="Hyperlink"/>
@@ -5273,7 +5446,7 @@
           <w:szCs w:val="18"/>
         </w:rPr>
       </w:pPr>
-      <w:hyperlink r:id="rId36" w:history="1">
+      <w:hyperlink r:id="rId38" w:history="1">
         <w:r>
           <w:rPr>
             <w:rStyle w:val="Hyperlink"/>
@@ -6253,7 +6426,7 @@
           <w:sz w:val="16"/>
           <w:szCs w:val="16"/>
         </w:rPr>
-        <w:t xml:space="preserve">Nov 2025, LAPTh seminar, Annecy, FR, invited </w:t>
+        <w:t>Feb 2026, ETH AI Center Symposium, Zurich, CH, invited</w:t>
       </w:r>
     </w:p>
     <w:p>
@@ -6272,7 +6445,7 @@
           <w:sz w:val="16"/>
           <w:szCs w:val="16"/>
         </w:rPr>
-        <w:t>Oct 2025, Lagrange Seminar, Nice, FR, invited</w:t>
+        <w:t xml:space="preserve">Nov 2025, LAPTh seminar, Annecy, FR, invited </w:t>
       </w:r>
     </w:p>
     <w:p>
@@ -6291,39 +6464,7 @@
           <w:sz w:val="16"/>
           <w:szCs w:val="16"/>
         </w:rPr>
-        <w:t xml:space="preserve">Sep 2025, </w:t>
-      </w:r>
-      <w:r>
-        <w:rPr>
-          <w:rFonts w:ascii="Roboto Light" w:hAnsi="Roboto Light"/>
-          <w:sz w:val="16"/>
-          <w:szCs w:val="16"/>
-        </w:rPr>
-        <w:t xml:space="preserve">DESC workshop </w:t>
-      </w:r>
-      <w:r>
-        <w:rPr>
-          <w:rFonts w:ascii="Roboto Light" w:hAnsi="Roboto Light"/>
-          <w:sz w:val="16"/>
-          <w:szCs w:val="16"/>
-        </w:rPr>
-        <w:t xml:space="preserve">on cosmology with </w:t>
-      </w:r>
-      <w:r>
-        <w:rPr>
-          <w:rFonts w:ascii="Roboto Light" w:hAnsi="Roboto Light"/>
-          <w:sz w:val="16"/>
-          <w:szCs w:val="16"/>
-        </w:rPr>
-        <w:t>peculiar velocities</w:t>
-      </w:r>
-      <w:r>
-        <w:rPr>
-          <w:rFonts w:ascii="Roboto Light" w:hAnsi="Roboto Light"/>
-          <w:sz w:val="16"/>
-          <w:szCs w:val="16"/>
-        </w:rPr>
-        <w:t>, Marseille, FR, invited</w:t>
+        <w:t>Oct 2025, Lagrange Seminar, Nice, FR, invited</w:t>
       </w:r>
     </w:p>
     <w:p>
@@ -6342,31 +6483,39 @@
           <w:sz w:val="16"/>
           <w:szCs w:val="16"/>
         </w:rPr>
-        <w:t>Aug</w:t>
-      </w:r>
-      <w:r>
-        <w:rPr>
-          <w:rFonts w:ascii="Roboto Light" w:hAnsi="Roboto Light"/>
-          <w:sz w:val="16"/>
-          <w:szCs w:val="16"/>
-        </w:rPr>
-        <w:t xml:space="preserve"> 2025, </w:t>
-      </w:r>
-      <w:r>
-        <w:rPr>
-          <w:rFonts w:ascii="Roboto Light" w:hAnsi="Roboto Light"/>
-          <w:sz w:val="16"/>
-          <w:szCs w:val="16"/>
-        </w:rPr>
-        <w:t>Swiss SKA days, Winterthur</w:t>
-      </w:r>
-      <w:r>
-        <w:rPr>
-          <w:rFonts w:ascii="Roboto Light" w:hAnsi="Roboto Light"/>
-          <w:sz w:val="16"/>
-          <w:szCs w:val="16"/>
-        </w:rPr>
-        <w:t>, CH, contributed</w:t>
+        <w:t xml:space="preserve">Sep 2025, </w:t>
+      </w:r>
+      <w:r>
+        <w:rPr>
+          <w:rFonts w:ascii="Roboto Light" w:hAnsi="Roboto Light"/>
+          <w:sz w:val="16"/>
+          <w:szCs w:val="16"/>
+        </w:rPr>
+        <w:t xml:space="preserve">DESC workshop </w:t>
+      </w:r>
+      <w:r>
+        <w:rPr>
+          <w:rFonts w:ascii="Roboto Light" w:hAnsi="Roboto Light"/>
+          <w:sz w:val="16"/>
+          <w:szCs w:val="16"/>
+        </w:rPr>
+        <w:t xml:space="preserve">on cosmology with </w:t>
+      </w:r>
+      <w:r>
+        <w:rPr>
+          <w:rFonts w:ascii="Roboto Light" w:hAnsi="Roboto Light"/>
+          <w:sz w:val="16"/>
+          <w:szCs w:val="16"/>
+        </w:rPr>
+        <w:t>peculiar velocities</w:t>
+      </w:r>
+      <w:r>
+        <w:rPr>
+          <w:rFonts w:ascii="Roboto Light" w:hAnsi="Roboto Light"/>
+          <w:sz w:val="16"/>
+          <w:szCs w:val="16"/>
+        </w:rPr>
+        <w:t>, Marseille, FR, invited</w:t>
       </w:r>
     </w:p>
     <w:p>
@@ -6385,7 +6534,31 @@
           <w:sz w:val="16"/>
           <w:szCs w:val="16"/>
         </w:rPr>
-        <w:t>Jun 2025, CosmoFONDUE, Geneva, CH, contributed</w:t>
+        <w:t>Aug</w:t>
+      </w:r>
+      <w:r>
+        <w:rPr>
+          <w:rFonts w:ascii="Roboto Light" w:hAnsi="Roboto Light"/>
+          <w:sz w:val="16"/>
+          <w:szCs w:val="16"/>
+        </w:rPr>
+        <w:t xml:space="preserve"> 2025, </w:t>
+      </w:r>
+      <w:r>
+        <w:rPr>
+          <w:rFonts w:ascii="Roboto Light" w:hAnsi="Roboto Light"/>
+          <w:sz w:val="16"/>
+          <w:szCs w:val="16"/>
+        </w:rPr>
+        <w:t>Swiss SKA days, Winterthur</w:t>
+      </w:r>
+      <w:r>
+        <w:rPr>
+          <w:rFonts w:ascii="Roboto Light" w:hAnsi="Roboto Light"/>
+          <w:sz w:val="16"/>
+          <w:szCs w:val="16"/>
+        </w:rPr>
+        <w:t>, CH, contributed</w:t>
       </w:r>
     </w:p>
     <w:p>
@@ -6404,7 +6577,7 @@
           <w:sz w:val="16"/>
           <w:szCs w:val="16"/>
         </w:rPr>
-        <w:t>Jun 2025, Swiss Cosmology Days, Zurich, CH, contributed</w:t>
+        <w:t>Jun 2025, CosmoFONDUE, Geneva, CH, contributed</w:t>
       </w:r>
     </w:p>
     <w:p>
@@ -6423,7 +6596,7 @@
           <w:sz w:val="16"/>
           <w:szCs w:val="16"/>
         </w:rPr>
-        <w:t>Feb 2025, AI+Astro talk, Geneva, CH, invited</w:t>
+        <w:t>Jun 2025, Swiss Cosmology Days, Zurich, CH, contributed</w:t>
       </w:r>
     </w:p>
     <w:p>
@@ -6442,79 +6615,7 @@
           <w:sz w:val="16"/>
           <w:szCs w:val="16"/>
         </w:rPr>
-        <w:t>Jan</w:t>
-      </w:r>
-      <w:r>
-        <w:rPr>
-          <w:rFonts w:ascii="Roboto Light" w:hAnsi="Roboto Light"/>
-          <w:sz w:val="16"/>
-          <w:szCs w:val="16"/>
-        </w:rPr>
-        <w:t xml:space="preserve"> 202</w:t>
-      </w:r>
-      <w:r>
-        <w:rPr>
-          <w:rFonts w:ascii="Roboto Light" w:hAnsi="Roboto Light"/>
-          <w:sz w:val="16"/>
-          <w:szCs w:val="16"/>
-        </w:rPr>
-        <w:t>5</w:t>
-      </w:r>
-      <w:r>
-        <w:rPr>
-          <w:rFonts w:ascii="Roboto Light" w:hAnsi="Roboto Light"/>
-          <w:sz w:val="16"/>
-          <w:szCs w:val="16"/>
-        </w:rPr>
-        <w:t xml:space="preserve">, </w:t>
-      </w:r>
-      <w:r>
-        <w:rPr>
-          <w:rFonts w:ascii="Roboto Light" w:hAnsi="Roboto Light"/>
-          <w:sz w:val="16"/>
-          <w:szCs w:val="16"/>
-        </w:rPr>
-        <w:t>SKACH winter meeting</w:t>
-      </w:r>
-      <w:r>
-        <w:rPr>
-          <w:rFonts w:ascii="Roboto Light" w:hAnsi="Roboto Light"/>
-          <w:sz w:val="16"/>
-          <w:szCs w:val="16"/>
-        </w:rPr>
-        <w:t xml:space="preserve">, </w:t>
-      </w:r>
-      <w:r>
-        <w:rPr>
-          <w:rFonts w:ascii="Roboto Light" w:hAnsi="Roboto Light"/>
-          <w:sz w:val="16"/>
-          <w:szCs w:val="16"/>
-        </w:rPr>
-        <w:t>Bern</w:t>
-      </w:r>
-      <w:r>
-        <w:rPr>
-          <w:rFonts w:ascii="Roboto Light" w:hAnsi="Roboto Light"/>
-          <w:sz w:val="16"/>
-          <w:szCs w:val="16"/>
-        </w:rPr>
-        <w:t xml:space="preserve">, </w:t>
-      </w:r>
-      <w:r>
-        <w:rPr>
-          <w:rFonts w:ascii="Roboto Light" w:hAnsi="Roboto Light"/>
-          <w:sz w:val="16"/>
-          <w:szCs w:val="16"/>
-        </w:rPr>
-        <w:t>CH</w:t>
-      </w:r>
-      <w:r>
-        <w:rPr>
-          <w:rFonts w:ascii="Roboto Light" w:hAnsi="Roboto Light"/>
-          <w:sz w:val="16"/>
-          <w:szCs w:val="16"/>
-        </w:rPr>
-        <w:t>, contributed</w:t>
+        <w:t>Feb 2025, AI+Astro talk, Geneva, CH, invited</w:t>
       </w:r>
     </w:p>
     <w:p>
@@ -6533,23 +6634,63 @@
           <w:sz w:val="16"/>
           <w:szCs w:val="16"/>
         </w:rPr>
-        <w:t xml:space="preserve">Oct 2024, EuclidCH meeting, </w:t>
-      </w:r>
-      <w:r>
-        <w:rPr>
-          <w:rFonts w:ascii="Roboto Light" w:hAnsi="Roboto Light"/>
-          <w:sz w:val="16"/>
-          <w:szCs w:val="16"/>
-        </w:rPr>
-        <w:t xml:space="preserve">ISSI, </w:t>
-      </w:r>
-      <w:r>
-        <w:rPr>
-          <w:rFonts w:ascii="Roboto Light" w:hAnsi="Roboto Light"/>
-          <w:sz w:val="16"/>
-          <w:szCs w:val="16"/>
-        </w:rPr>
-        <w:t xml:space="preserve">Bern, </w:t>
+        <w:t>Jan</w:t>
+      </w:r>
+      <w:r>
+        <w:rPr>
+          <w:rFonts w:ascii="Roboto Light" w:hAnsi="Roboto Light"/>
+          <w:sz w:val="16"/>
+          <w:szCs w:val="16"/>
+        </w:rPr>
+        <w:t xml:space="preserve"> 202</w:t>
+      </w:r>
+      <w:r>
+        <w:rPr>
+          <w:rFonts w:ascii="Roboto Light" w:hAnsi="Roboto Light"/>
+          <w:sz w:val="16"/>
+          <w:szCs w:val="16"/>
+        </w:rPr>
+        <w:t>5</w:t>
+      </w:r>
+      <w:r>
+        <w:rPr>
+          <w:rFonts w:ascii="Roboto Light" w:hAnsi="Roboto Light"/>
+          <w:sz w:val="16"/>
+          <w:szCs w:val="16"/>
+        </w:rPr>
+        <w:t xml:space="preserve">, </w:t>
+      </w:r>
+      <w:r>
+        <w:rPr>
+          <w:rFonts w:ascii="Roboto Light" w:hAnsi="Roboto Light"/>
+          <w:sz w:val="16"/>
+          <w:szCs w:val="16"/>
+        </w:rPr>
+        <w:t>SKACH winter meeting</w:t>
+      </w:r>
+      <w:r>
+        <w:rPr>
+          <w:rFonts w:ascii="Roboto Light" w:hAnsi="Roboto Light"/>
+          <w:sz w:val="16"/>
+          <w:szCs w:val="16"/>
+        </w:rPr>
+        <w:t xml:space="preserve">, </w:t>
+      </w:r>
+      <w:r>
+        <w:rPr>
+          <w:rFonts w:ascii="Roboto Light" w:hAnsi="Roboto Light"/>
+          <w:sz w:val="16"/>
+          <w:szCs w:val="16"/>
+        </w:rPr>
+        <w:t>Bern</w:t>
+      </w:r>
+      <w:r>
+        <w:rPr>
+          <w:rFonts w:ascii="Roboto Light" w:hAnsi="Roboto Light"/>
+          <w:sz w:val="16"/>
+          <w:szCs w:val="16"/>
+        </w:rPr>
+        <w:t xml:space="preserve">, </w:t>
       </w:r>
       <w:r>
         <w:rPr>
@@ -6565,7 +6706,7 @@
           <w:sz w:val="16"/>
           <w:szCs w:val="16"/>
         </w:rPr>
-        <w:t>, invited</w:t>
+        <w:t>, contributed</w:t>
       </w:r>
     </w:p>
     <w:p>
@@ -6584,7 +6725,23 @@
           <w:sz w:val="16"/>
           <w:szCs w:val="16"/>
         </w:rPr>
-        <w:t xml:space="preserve">Sep 2024, Swiss SKA days, Geneva, </w:t>
+        <w:t xml:space="preserve">Oct 2024, EuclidCH meeting, </w:t>
+      </w:r>
+      <w:r>
+        <w:rPr>
+          <w:rFonts w:ascii="Roboto Light" w:hAnsi="Roboto Light"/>
+          <w:sz w:val="16"/>
+          <w:szCs w:val="16"/>
+        </w:rPr>
+        <w:t xml:space="preserve">ISSI, </w:t>
+      </w:r>
+      <w:r>
+        <w:rPr>
+          <w:rFonts w:ascii="Roboto Light" w:hAnsi="Roboto Light"/>
+          <w:sz w:val="16"/>
+          <w:szCs w:val="16"/>
+        </w:rPr>
+        <w:t xml:space="preserve">Bern, </w:t>
       </w:r>
       <w:r>
         <w:rPr>
@@ -6600,7 +6757,7 @@
           <w:sz w:val="16"/>
           <w:szCs w:val="16"/>
         </w:rPr>
-        <w:t>, contributed</w:t>
+        <w:t>, invited</w:t>
       </w:r>
     </w:p>
     <w:p>
@@ -6619,9 +6776,44 @@
           <w:sz w:val="16"/>
           <w:szCs w:val="16"/>
         </w:rPr>
+        <w:t xml:space="preserve">Sep 2024, Swiss SKA days, Geneva, </w:t>
+      </w:r>
+      <w:r>
+        <w:rPr>
+          <w:rFonts w:ascii="Roboto Light" w:hAnsi="Roboto Light"/>
+          <w:sz w:val="16"/>
+          <w:szCs w:val="16"/>
+        </w:rPr>
+        <w:t>CH</w:t>
+      </w:r>
+      <w:r>
+        <w:rPr>
+          <w:rFonts w:ascii="Roboto Light" w:hAnsi="Roboto Light"/>
+          <w:sz w:val="16"/>
+          <w:szCs w:val="16"/>
+        </w:rPr>
+        <w:t>, contributed</w:t>
+      </w:r>
+    </w:p>
+    <w:p>
+      <w:pPr>
+        <w:spacing w:after="40"/>
+        <w:ind w:left="57"/>
+        <w:rPr>
+          <w:rFonts w:ascii="Roboto Light" w:hAnsi="Roboto Light"/>
+          <w:sz w:val="16"/>
+          <w:szCs w:val="16"/>
+        </w:rPr>
+      </w:pPr>
+      <w:r>
+        <w:rPr>
+          <w:rFonts w:ascii="Roboto Light" w:hAnsi="Roboto Light"/>
+          <w:sz w:val="16"/>
+          <w:szCs w:val="16"/>
+        </w:rPr>
         <w:t xml:space="preserve">May 2024, </w:t>
       </w:r>
-      <w:hyperlink r:id="rId37" w:history="1">
+      <w:hyperlink r:id="rId39" w:history="1">
         <w:r>
           <w:rPr>
             <w:rStyle w:val="Hyperlink"/>
@@ -6869,442 +7061,6 @@
           <w:szCs w:val="12"/>
         </w:rPr>
         <w:t xml:space="preserve"> </w:t>
-      </w:r>
-      <w:hyperlink r:id="rId38" w:history="1">
-        <w:r>
-          <w:rPr>
-            <w:rStyle w:val="Hyperlink"/>
-            <w:rFonts w:ascii="Roboto Light" w:hAnsi="Roboto Light"/>
-            <w:sz w:val="16"/>
-            <w:szCs w:val="16"/>
-          </w:rPr>
-          <w:t>Debating the potential of machine learning in astronomical surveys</w:t>
-        </w:r>
-      </w:hyperlink>
-      <w:r>
-        <w:rPr>
-          <w:rFonts w:ascii="Roboto Light" w:hAnsi="Roboto Light"/>
-          <w:sz w:val="16"/>
-          <w:szCs w:val="16"/>
-        </w:rPr>
-        <w:t>,</w:t>
-      </w:r>
-      <w:r>
-        <w:rPr>
-          <w:rFonts w:ascii="Roboto Light" w:hAnsi="Roboto Light"/>
-          <w:sz w:val="12"/>
-          <w:szCs w:val="12"/>
-        </w:rPr>
-        <w:t xml:space="preserve"> </w:t>
-      </w:r>
-      <w:r>
-        <w:rPr>
-          <w:rFonts w:ascii="Roboto Light" w:hAnsi="Roboto Light"/>
-          <w:sz w:val="16"/>
-          <w:szCs w:val="16"/>
-        </w:rPr>
-        <w:t>IAP/CCA,</w:t>
-      </w:r>
-      <w:r>
-        <w:rPr>
-          <w:rFonts w:ascii="Roboto Light" w:hAnsi="Roboto Light"/>
-          <w:sz w:val="12"/>
-          <w:szCs w:val="12"/>
-        </w:rPr>
-        <w:t xml:space="preserve"> </w:t>
-      </w:r>
-      <w:r>
-        <w:rPr>
-          <w:rFonts w:ascii="Roboto Light" w:hAnsi="Roboto Light"/>
-          <w:sz w:val="16"/>
-          <w:szCs w:val="16"/>
-        </w:rPr>
-        <w:t>Paris</w:t>
-      </w:r>
-      <w:r>
-        <w:rPr>
-          <w:rFonts w:ascii="Roboto Light" w:hAnsi="Roboto Light"/>
-          <w:sz w:val="16"/>
-          <w:szCs w:val="16"/>
-        </w:rPr>
-        <w:t>/New York</w:t>
-      </w:r>
-      <w:r>
-        <w:rPr>
-          <w:rFonts w:ascii="Roboto Light" w:hAnsi="Roboto Light"/>
-          <w:sz w:val="16"/>
-          <w:szCs w:val="16"/>
-        </w:rPr>
-        <w:t>,</w:t>
-      </w:r>
-      <w:r>
-        <w:rPr>
-          <w:rFonts w:ascii="Roboto Light" w:hAnsi="Roboto Light"/>
-          <w:sz w:val="12"/>
-          <w:szCs w:val="12"/>
-        </w:rPr>
-        <w:t xml:space="preserve"> </w:t>
-      </w:r>
-      <w:r>
-        <w:rPr>
-          <w:rFonts w:ascii="Roboto Light" w:hAnsi="Roboto Light"/>
-          <w:sz w:val="16"/>
-          <w:szCs w:val="16"/>
-        </w:rPr>
-        <w:t>FR</w:t>
-      </w:r>
-      <w:r>
-        <w:rPr>
-          <w:rFonts w:ascii="Roboto Light" w:hAnsi="Roboto Light"/>
-          <w:sz w:val="16"/>
-          <w:szCs w:val="16"/>
-        </w:rPr>
-        <w:t>/US</w:t>
-      </w:r>
-      <w:r>
-        <w:rPr>
-          <w:rFonts w:ascii="Roboto Light" w:hAnsi="Roboto Light"/>
-          <w:sz w:val="16"/>
-          <w:szCs w:val="16"/>
-        </w:rPr>
-        <w:t>,</w:t>
-      </w:r>
-      <w:r>
-        <w:rPr>
-          <w:rFonts w:ascii="Roboto Light" w:hAnsi="Roboto Light"/>
-          <w:sz w:val="12"/>
-          <w:szCs w:val="12"/>
-        </w:rPr>
-        <w:t xml:space="preserve"> </w:t>
-      </w:r>
-      <w:r>
-        <w:rPr>
-          <w:rFonts w:ascii="Roboto Light" w:hAnsi="Roboto Light"/>
-          <w:sz w:val="16"/>
-          <w:szCs w:val="16"/>
-        </w:rPr>
-        <w:t>contributed</w:t>
-      </w:r>
-      <w:r>
-        <w:rPr>
-          <w:rFonts w:ascii="Roboto Light" w:hAnsi="Roboto Light"/>
-          <w:sz w:val="16"/>
-          <w:szCs w:val="16"/>
-        </w:rPr>
-        <w:t>,</w:t>
-      </w:r>
-      <w:r>
-        <w:rPr>
-          <w:rFonts w:ascii="Roboto Light" w:hAnsi="Roboto Light"/>
-          <w:sz w:val="8"/>
-          <w:szCs w:val="8"/>
-        </w:rPr>
-        <w:t xml:space="preserve"> </w:t>
-      </w:r>
-      <w:r>
-        <w:rPr>
-          <w:rFonts w:ascii="Roboto Light" w:hAnsi="Roboto Light"/>
-          <w:sz w:val="8"/>
-          <w:szCs w:val="8"/>
-        </w:rPr>
-        <w:t xml:space="preserve"> </w:t>
-      </w:r>
-      <w:hyperlink r:id="rId39" w:history="1">
-        <w:r>
-          <w:rPr>
-            <w:rStyle w:val="Hyperlink"/>
-            <w:rFonts w:ascii="Roboto Light" w:hAnsi="Roboto Light"/>
-            <w:sz w:val="16"/>
-            <w:szCs w:val="16"/>
-          </w:rPr>
-          <w:t>video</w:t>
-        </w:r>
-      </w:hyperlink>
-    </w:p>
-    <w:p>
-      <w:pPr>
-        <w:spacing w:after="40"/>
-        <w:ind w:left="57"/>
-        <w:rPr>
-          <w:rFonts w:ascii="Roboto Light" w:hAnsi="Roboto Light"/>
-          <w:sz w:val="16"/>
-          <w:szCs w:val="16"/>
-        </w:rPr>
-      </w:pPr>
-      <w:r>
-        <w:rPr>
-          <w:rFonts w:ascii="Roboto Light" w:hAnsi="Roboto Light"/>
-          <w:sz w:val="16"/>
-          <w:szCs w:val="16"/>
-        </w:rPr>
-        <w:t>Nov 2023, Cosmo/ExGal seminar, UCL, London, UK, invited</w:t>
-      </w:r>
-    </w:p>
-    <w:p>
-      <w:pPr>
-        <w:spacing w:after="40"/>
-        <w:ind w:left="57"/>
-        <w:rPr>
-          <w:rFonts w:ascii="Roboto Light" w:hAnsi="Roboto Light"/>
-          <w:sz w:val="16"/>
-          <w:szCs w:val="16"/>
-        </w:rPr>
-      </w:pPr>
-      <w:r>
-        <w:rPr>
-          <w:rFonts w:ascii="Roboto Light" w:hAnsi="Roboto Light"/>
-          <w:sz w:val="16"/>
-          <w:szCs w:val="16"/>
-        </w:rPr>
-        <w:t xml:space="preserve">Apr 2023, CosmoClub, </w:t>
-      </w:r>
-      <w:r>
-        <w:rPr>
-          <w:rFonts w:ascii="Roboto Light" w:hAnsi="Roboto Light"/>
-          <w:sz w:val="16"/>
-          <w:szCs w:val="16"/>
-        </w:rPr>
-        <w:t xml:space="preserve">ETH, </w:t>
-      </w:r>
-      <w:r>
-        <w:rPr>
-          <w:rFonts w:ascii="Roboto Light" w:hAnsi="Roboto Light"/>
-          <w:sz w:val="16"/>
-          <w:szCs w:val="16"/>
-        </w:rPr>
-        <w:t>Z</w:t>
-      </w:r>
-      <w:r>
-        <w:rPr>
-          <w:rFonts w:ascii="Roboto Light" w:hAnsi="Roboto Light"/>
-          <w:sz w:val="16"/>
-          <w:szCs w:val="16"/>
-        </w:rPr>
-        <w:t>u</w:t>
-      </w:r>
-      <w:r>
-        <w:rPr>
-          <w:rFonts w:ascii="Roboto Light" w:hAnsi="Roboto Light"/>
-          <w:sz w:val="16"/>
-          <w:szCs w:val="16"/>
-        </w:rPr>
-        <w:t xml:space="preserve">rich, </w:t>
-      </w:r>
-      <w:r>
-        <w:rPr>
-          <w:rFonts w:ascii="Roboto Light" w:hAnsi="Roboto Light"/>
-          <w:sz w:val="16"/>
-          <w:szCs w:val="16"/>
-        </w:rPr>
-        <w:t>CH</w:t>
-      </w:r>
-      <w:r>
-        <w:rPr>
-          <w:rFonts w:ascii="Roboto Light" w:hAnsi="Roboto Light"/>
-          <w:sz w:val="16"/>
-          <w:szCs w:val="16"/>
-        </w:rPr>
-        <w:t>, invited</w:t>
-      </w:r>
-    </w:p>
-    <w:p>
-      <w:pPr>
-        <w:spacing w:after="40"/>
-        <w:ind w:left="57"/>
-        <w:rPr>
-          <w:rFonts w:ascii="Roboto Light" w:hAnsi="Roboto Light"/>
-          <w:sz w:val="16"/>
-          <w:szCs w:val="16"/>
-        </w:rPr>
-      </w:pPr>
-      <w:r>
-        <w:rPr>
-          <w:rFonts w:ascii="Roboto Light" w:hAnsi="Roboto Light"/>
-          <w:sz w:val="16"/>
-          <w:szCs w:val="16"/>
-        </w:rPr>
-        <w:t>Dec</w:t>
-      </w:r>
-      <w:r>
-        <w:rPr>
-          <w:rFonts w:ascii="Roboto Light" w:hAnsi="Roboto Light"/>
-          <w:sz w:val="16"/>
-          <w:szCs w:val="16"/>
-        </w:rPr>
-        <w:t xml:space="preserve"> 2022, </w:t>
-      </w:r>
-      <w:r>
-        <w:rPr>
-          <w:rFonts w:ascii="Roboto Light" w:hAnsi="Roboto Light"/>
-          <w:sz w:val="16"/>
-          <w:szCs w:val="16"/>
-        </w:rPr>
-        <w:t xml:space="preserve">MSSL seminar series, </w:t>
-      </w:r>
-      <w:r>
-        <w:rPr>
-          <w:rFonts w:ascii="Roboto Light" w:hAnsi="Roboto Light"/>
-          <w:sz w:val="16"/>
-          <w:szCs w:val="16"/>
-        </w:rPr>
-        <w:t>Mullard Space Science</w:t>
-      </w:r>
-      <w:r>
-        <w:rPr>
-          <w:rFonts w:ascii="Roboto Light" w:hAnsi="Roboto Light"/>
-          <w:sz w:val="16"/>
-          <w:szCs w:val="16"/>
-        </w:rPr>
-        <w:t xml:space="preserve"> </w:t>
-      </w:r>
-      <w:r>
-        <w:rPr>
-          <w:rFonts w:ascii="Roboto Light" w:hAnsi="Roboto Light"/>
-          <w:sz w:val="16"/>
-          <w:szCs w:val="16"/>
-        </w:rPr>
-        <w:t>Laboratory</w:t>
-      </w:r>
-      <w:r>
-        <w:rPr>
-          <w:rFonts w:ascii="Roboto Light" w:hAnsi="Roboto Light"/>
-          <w:sz w:val="16"/>
-          <w:szCs w:val="16"/>
-        </w:rPr>
-        <w:t xml:space="preserve">, </w:t>
-      </w:r>
-      <w:r>
-        <w:rPr>
-          <w:rFonts w:ascii="Roboto Light" w:hAnsi="Roboto Light"/>
-          <w:sz w:val="16"/>
-          <w:szCs w:val="16"/>
-        </w:rPr>
-        <w:t>Surrey</w:t>
-      </w:r>
-      <w:r>
-        <w:rPr>
-          <w:rFonts w:ascii="Roboto Light" w:hAnsi="Roboto Light"/>
-          <w:sz w:val="16"/>
-          <w:szCs w:val="16"/>
-        </w:rPr>
-        <w:t>, UK</w:t>
-      </w:r>
-      <w:r>
-        <w:rPr>
-          <w:rFonts w:ascii="Roboto Light" w:hAnsi="Roboto Light"/>
-          <w:sz w:val="16"/>
-          <w:szCs w:val="16"/>
-        </w:rPr>
-        <w:t>, invited</w:t>
-      </w:r>
-    </w:p>
-    <w:p>
-      <w:pPr>
-        <w:spacing w:after="40"/>
-        <w:ind w:left="57"/>
-        <w:rPr>
-          <w:rFonts w:ascii="Roboto Light" w:hAnsi="Roboto Light"/>
-          <w:sz w:val="16"/>
-          <w:szCs w:val="16"/>
-        </w:rPr>
-      </w:pPr>
-      <w:r>
-        <w:rPr>
-          <w:rFonts w:ascii="Roboto Light" w:hAnsi="Roboto Light"/>
-          <w:sz w:val="16"/>
-          <w:szCs w:val="16"/>
-        </w:rPr>
-        <w:t>Jul 2022, ML</w:t>
-      </w:r>
-      <w:r>
-        <w:rPr>
-          <w:rFonts w:ascii="Roboto Light" w:hAnsi="Roboto Light"/>
-          <w:sz w:val="16"/>
-          <w:szCs w:val="16"/>
-        </w:rPr>
-        <w:t xml:space="preserve"> Summer School</w:t>
-      </w:r>
-      <w:r>
-        <w:rPr>
-          <w:rFonts w:ascii="Roboto Light" w:hAnsi="Roboto Light"/>
-          <w:sz w:val="16"/>
-          <w:szCs w:val="16"/>
-        </w:rPr>
-        <w:t>, UCL, London, UK</w:t>
-      </w:r>
-      <w:r>
-        <w:rPr>
-          <w:rFonts w:ascii="Roboto Light" w:hAnsi="Roboto Light"/>
-          <w:sz w:val="16"/>
-          <w:szCs w:val="16"/>
-        </w:rPr>
-        <w:t>, invited</w:t>
-      </w:r>
-      <w:r>
-        <w:rPr>
-          <w:rFonts w:ascii="Roboto Light" w:hAnsi="Roboto Light"/>
-          <w:sz w:val="12"/>
-          <w:szCs w:val="12"/>
-        </w:rPr>
-        <w:t xml:space="preserve"> </w:t>
-      </w:r>
-    </w:p>
-    <w:p>
-      <w:pPr>
-        <w:spacing w:after="40"/>
-        <w:ind w:left="57"/>
-        <w:rPr>
-          <w:rFonts w:ascii="Roboto Light" w:hAnsi="Roboto Light"/>
-          <w:sz w:val="16"/>
-          <w:szCs w:val="16"/>
-          <w:lang w:val="it-IT"/>
-        </w:rPr>
-      </w:pPr>
-      <w:r>
-        <w:rPr>
-          <w:rFonts w:ascii="Roboto Light" w:hAnsi="Roboto Light"/>
-          <w:sz w:val="16"/>
-          <w:szCs w:val="16"/>
-          <w:lang w:val="it-IT"/>
-        </w:rPr>
-        <w:t xml:space="preserve">Mar 2022, </w:t>
-      </w:r>
-      <w:r>
-        <w:rPr>
-          <w:rFonts w:ascii="Roboto Light" w:hAnsi="Roboto Light"/>
-          <w:sz w:val="16"/>
-          <w:szCs w:val="16"/>
-          <w:lang w:val="it-IT"/>
-        </w:rPr>
-        <w:t>AI UK 2022, London, UK</w:t>
-      </w:r>
-      <w:r>
-        <w:rPr>
-          <w:rFonts w:ascii="Roboto Light" w:hAnsi="Roboto Light"/>
-          <w:sz w:val="16"/>
-          <w:szCs w:val="16"/>
-          <w:lang w:val="it-IT"/>
-        </w:rPr>
-        <w:t>, invited</w:t>
-      </w:r>
-    </w:p>
-    <w:p>
-      <w:pPr>
-        <w:spacing w:after="40"/>
-        <w:ind w:left="57"/>
-        <w:rPr>
-          <w:rFonts w:ascii="Roboto Light" w:hAnsi="Roboto Light"/>
-          <w:sz w:val="16"/>
-          <w:szCs w:val="16"/>
-        </w:rPr>
-      </w:pPr>
-      <w:r>
-        <w:rPr>
-          <w:rFonts w:ascii="Roboto Light" w:hAnsi="Roboto Light"/>
-          <w:sz w:val="16"/>
-          <w:szCs w:val="16"/>
-        </w:rPr>
-        <w:t xml:space="preserve">Oct 2021, </w:t>
       </w:r>
       <w:hyperlink r:id="rId40" w:history="1">
         <w:r>
@@ -7323,7 +7079,63 @@
           <w:sz w:val="16"/>
           <w:szCs w:val="16"/>
         </w:rPr>
-        <w:t xml:space="preserve">, IAP, Paris, </w:t>
+        <w:t>,</w:t>
+      </w:r>
+      <w:r>
+        <w:rPr>
+          <w:rFonts w:ascii="Roboto Light" w:hAnsi="Roboto Light"/>
+          <w:sz w:val="12"/>
+          <w:szCs w:val="12"/>
+        </w:rPr>
+        <w:t xml:space="preserve"> </w:t>
+      </w:r>
+      <w:r>
+        <w:rPr>
+          <w:rFonts w:ascii="Roboto Light" w:hAnsi="Roboto Light"/>
+          <w:sz w:val="16"/>
+          <w:szCs w:val="16"/>
+        </w:rPr>
+        <w:t>IAP/CCA,</w:t>
+      </w:r>
+      <w:r>
+        <w:rPr>
+          <w:rFonts w:ascii="Roboto Light" w:hAnsi="Roboto Light"/>
+          <w:sz w:val="12"/>
+          <w:szCs w:val="12"/>
+        </w:rPr>
+        <w:t xml:space="preserve"> </w:t>
+      </w:r>
+      <w:r>
+        <w:rPr>
+          <w:rFonts w:ascii="Roboto Light" w:hAnsi="Roboto Light"/>
+          <w:sz w:val="16"/>
+          <w:szCs w:val="16"/>
+        </w:rPr>
+        <w:t>Paris</w:t>
+      </w:r>
+      <w:r>
+        <w:rPr>
+          <w:rFonts w:ascii="Roboto Light" w:hAnsi="Roboto Light"/>
+          <w:sz w:val="16"/>
+          <w:szCs w:val="16"/>
+        </w:rPr>
+        <w:t>/New York</w:t>
+      </w:r>
+      <w:r>
+        <w:rPr>
+          <w:rFonts w:ascii="Roboto Light" w:hAnsi="Roboto Light"/>
+          <w:sz w:val="16"/>
+          <w:szCs w:val="16"/>
+        </w:rPr>
+        <w:t>,</w:t>
+      </w:r>
+      <w:r>
+        <w:rPr>
+          <w:rFonts w:ascii="Roboto Light" w:hAnsi="Roboto Light"/>
+          <w:sz w:val="12"/>
+          <w:szCs w:val="12"/>
+        </w:rPr>
+        <w:t xml:space="preserve"> </w:t>
       </w:r>
       <w:r>
         <w:rPr>
@@ -7339,7 +7151,55 @@
           <w:sz w:val="16"/>
           <w:szCs w:val="16"/>
         </w:rPr>
-        <w:t xml:space="preserve">, contributed, </w:t>
+        <w:t>/US</w:t>
+      </w:r>
+      <w:r>
+        <w:rPr>
+          <w:rFonts w:ascii="Roboto Light" w:hAnsi="Roboto Light"/>
+          <w:sz w:val="16"/>
+          <w:szCs w:val="16"/>
+        </w:rPr>
+        <w:t>,</w:t>
+      </w:r>
+      <w:r>
+        <w:rPr>
+          <w:rFonts w:ascii="Roboto Light" w:hAnsi="Roboto Light"/>
+          <w:sz w:val="12"/>
+          <w:szCs w:val="12"/>
+        </w:rPr>
+        <w:t xml:space="preserve"> </w:t>
+      </w:r>
+      <w:r>
+        <w:rPr>
+          <w:rFonts w:ascii="Roboto Light" w:hAnsi="Roboto Light"/>
+          <w:sz w:val="16"/>
+          <w:szCs w:val="16"/>
+        </w:rPr>
+        <w:t>contributed</w:t>
+      </w:r>
+      <w:r>
+        <w:rPr>
+          <w:rFonts w:ascii="Roboto Light" w:hAnsi="Roboto Light"/>
+          <w:sz w:val="16"/>
+          <w:szCs w:val="16"/>
+        </w:rPr>
+        <w:t>,</w:t>
+      </w:r>
+      <w:r>
+        <w:rPr>
+          <w:rFonts w:ascii="Roboto Light" w:hAnsi="Roboto Light"/>
+          <w:sz w:val="8"/>
+          <w:szCs w:val="8"/>
+        </w:rPr>
+        <w:t xml:space="preserve"> </w:t>
+      </w:r>
+      <w:r>
+        <w:rPr>
+          <w:rFonts w:ascii="Roboto Light" w:hAnsi="Roboto Light"/>
+          <w:sz w:val="8"/>
+          <w:szCs w:val="8"/>
+        </w:rPr>
+        <w:t xml:space="preserve"> </w:t>
       </w:r>
       <w:hyperlink r:id="rId41" w:history="1">
         <w:r>
@@ -7352,6 +7212,338 @@
           <w:t>video</w:t>
         </w:r>
       </w:hyperlink>
+    </w:p>
+    <w:p>
+      <w:pPr>
+        <w:spacing w:after="40"/>
+        <w:ind w:left="57"/>
+        <w:rPr>
+          <w:rFonts w:ascii="Roboto Light" w:hAnsi="Roboto Light"/>
+          <w:sz w:val="16"/>
+          <w:szCs w:val="16"/>
+        </w:rPr>
+      </w:pPr>
+      <w:r>
+        <w:rPr>
+          <w:rFonts w:ascii="Roboto Light" w:hAnsi="Roboto Light"/>
+          <w:sz w:val="16"/>
+          <w:szCs w:val="16"/>
+        </w:rPr>
+        <w:t>Nov 2023, Cosmo/ExGal seminar, UCL, London, UK, invited</w:t>
+      </w:r>
+    </w:p>
+    <w:p>
+      <w:pPr>
+        <w:spacing w:after="40"/>
+        <w:ind w:left="57"/>
+        <w:rPr>
+          <w:rFonts w:ascii="Roboto Light" w:hAnsi="Roboto Light"/>
+          <w:sz w:val="16"/>
+          <w:szCs w:val="16"/>
+        </w:rPr>
+      </w:pPr>
+      <w:r>
+        <w:rPr>
+          <w:rFonts w:ascii="Roboto Light" w:hAnsi="Roboto Light"/>
+          <w:sz w:val="16"/>
+          <w:szCs w:val="16"/>
+        </w:rPr>
+        <w:t xml:space="preserve">Apr 2023, CosmoClub, </w:t>
+      </w:r>
+      <w:r>
+        <w:rPr>
+          <w:rFonts w:ascii="Roboto Light" w:hAnsi="Roboto Light"/>
+          <w:sz w:val="16"/>
+          <w:szCs w:val="16"/>
+        </w:rPr>
+        <w:t xml:space="preserve">ETH, </w:t>
+      </w:r>
+      <w:r>
+        <w:rPr>
+          <w:rFonts w:ascii="Roboto Light" w:hAnsi="Roboto Light"/>
+          <w:sz w:val="16"/>
+          <w:szCs w:val="16"/>
+        </w:rPr>
+        <w:t>Z</w:t>
+      </w:r>
+      <w:r>
+        <w:rPr>
+          <w:rFonts w:ascii="Roboto Light" w:hAnsi="Roboto Light"/>
+          <w:sz w:val="16"/>
+          <w:szCs w:val="16"/>
+        </w:rPr>
+        <w:t>u</w:t>
+      </w:r>
+      <w:r>
+        <w:rPr>
+          <w:rFonts w:ascii="Roboto Light" w:hAnsi="Roboto Light"/>
+          <w:sz w:val="16"/>
+          <w:szCs w:val="16"/>
+        </w:rPr>
+        <w:t xml:space="preserve">rich, </w:t>
+      </w:r>
+      <w:r>
+        <w:rPr>
+          <w:rFonts w:ascii="Roboto Light" w:hAnsi="Roboto Light"/>
+          <w:sz w:val="16"/>
+          <w:szCs w:val="16"/>
+        </w:rPr>
+        <w:t>CH</w:t>
+      </w:r>
+      <w:r>
+        <w:rPr>
+          <w:rFonts w:ascii="Roboto Light" w:hAnsi="Roboto Light"/>
+          <w:sz w:val="16"/>
+          <w:szCs w:val="16"/>
+        </w:rPr>
+        <w:t>, invited</w:t>
+      </w:r>
+    </w:p>
+    <w:p>
+      <w:pPr>
+        <w:spacing w:after="40"/>
+        <w:ind w:left="57"/>
+        <w:rPr>
+          <w:rFonts w:ascii="Roboto Light" w:hAnsi="Roboto Light"/>
+          <w:sz w:val="16"/>
+          <w:szCs w:val="16"/>
+        </w:rPr>
+      </w:pPr>
+      <w:r>
+        <w:rPr>
+          <w:rFonts w:ascii="Roboto Light" w:hAnsi="Roboto Light"/>
+          <w:sz w:val="16"/>
+          <w:szCs w:val="16"/>
+        </w:rPr>
+        <w:t>Dec</w:t>
+      </w:r>
+      <w:r>
+        <w:rPr>
+          <w:rFonts w:ascii="Roboto Light" w:hAnsi="Roboto Light"/>
+          <w:sz w:val="16"/>
+          <w:szCs w:val="16"/>
+        </w:rPr>
+        <w:t xml:space="preserve"> 2022, </w:t>
+      </w:r>
+      <w:r>
+        <w:rPr>
+          <w:rFonts w:ascii="Roboto Light" w:hAnsi="Roboto Light"/>
+          <w:sz w:val="16"/>
+          <w:szCs w:val="16"/>
+        </w:rPr>
+        <w:t xml:space="preserve">MSSL seminar series, </w:t>
+      </w:r>
+      <w:r>
+        <w:rPr>
+          <w:rFonts w:ascii="Roboto Light" w:hAnsi="Roboto Light"/>
+          <w:sz w:val="16"/>
+          <w:szCs w:val="16"/>
+        </w:rPr>
+        <w:t>Mullard Space Science</w:t>
+      </w:r>
+      <w:r>
+        <w:rPr>
+          <w:rFonts w:ascii="Roboto Light" w:hAnsi="Roboto Light"/>
+          <w:sz w:val="16"/>
+          <w:szCs w:val="16"/>
+        </w:rPr>
+        <w:t xml:space="preserve"> </w:t>
+      </w:r>
+      <w:r>
+        <w:rPr>
+          <w:rFonts w:ascii="Roboto Light" w:hAnsi="Roboto Light"/>
+          <w:sz w:val="16"/>
+          <w:szCs w:val="16"/>
+        </w:rPr>
+        <w:t>Laboratory</w:t>
+      </w:r>
+      <w:r>
+        <w:rPr>
+          <w:rFonts w:ascii="Roboto Light" w:hAnsi="Roboto Light"/>
+          <w:sz w:val="16"/>
+          <w:szCs w:val="16"/>
+        </w:rPr>
+        <w:t xml:space="preserve">, </w:t>
+      </w:r>
+      <w:r>
+        <w:rPr>
+          <w:rFonts w:ascii="Roboto Light" w:hAnsi="Roboto Light"/>
+          <w:sz w:val="16"/>
+          <w:szCs w:val="16"/>
+        </w:rPr>
+        <w:t>Surrey</w:t>
+      </w:r>
+      <w:r>
+        <w:rPr>
+          <w:rFonts w:ascii="Roboto Light" w:hAnsi="Roboto Light"/>
+          <w:sz w:val="16"/>
+          <w:szCs w:val="16"/>
+        </w:rPr>
+        <w:t>, UK</w:t>
+      </w:r>
+      <w:r>
+        <w:rPr>
+          <w:rFonts w:ascii="Roboto Light" w:hAnsi="Roboto Light"/>
+          <w:sz w:val="16"/>
+          <w:szCs w:val="16"/>
+        </w:rPr>
+        <w:t>, invited</w:t>
+      </w:r>
+    </w:p>
+    <w:p>
+      <w:pPr>
+        <w:spacing w:after="40"/>
+        <w:ind w:left="57"/>
+        <w:rPr>
+          <w:rFonts w:ascii="Roboto Light" w:hAnsi="Roboto Light"/>
+          <w:sz w:val="16"/>
+          <w:szCs w:val="16"/>
+        </w:rPr>
+      </w:pPr>
+      <w:r>
+        <w:rPr>
+          <w:rFonts w:ascii="Roboto Light" w:hAnsi="Roboto Light"/>
+          <w:sz w:val="16"/>
+          <w:szCs w:val="16"/>
+        </w:rPr>
+        <w:t>Jul 2022, ML</w:t>
+      </w:r>
+      <w:r>
+        <w:rPr>
+          <w:rFonts w:ascii="Roboto Light" w:hAnsi="Roboto Light"/>
+          <w:sz w:val="16"/>
+          <w:szCs w:val="16"/>
+        </w:rPr>
+        <w:t xml:space="preserve"> Summer School</w:t>
+      </w:r>
+      <w:r>
+        <w:rPr>
+          <w:rFonts w:ascii="Roboto Light" w:hAnsi="Roboto Light"/>
+          <w:sz w:val="16"/>
+          <w:szCs w:val="16"/>
+        </w:rPr>
+        <w:t>, UCL, London, UK</w:t>
+      </w:r>
+      <w:r>
+        <w:rPr>
+          <w:rFonts w:ascii="Roboto Light" w:hAnsi="Roboto Light"/>
+          <w:sz w:val="16"/>
+          <w:szCs w:val="16"/>
+        </w:rPr>
+        <w:t>, invited</w:t>
+      </w:r>
+      <w:r>
+        <w:rPr>
+          <w:rFonts w:ascii="Roboto Light" w:hAnsi="Roboto Light"/>
+          <w:sz w:val="12"/>
+          <w:szCs w:val="12"/>
+        </w:rPr>
+        <w:t xml:space="preserve"> </w:t>
+      </w:r>
+    </w:p>
+    <w:p>
+      <w:pPr>
+        <w:spacing w:after="40"/>
+        <w:ind w:left="57"/>
+        <w:rPr>
+          <w:rFonts w:ascii="Roboto Light" w:hAnsi="Roboto Light"/>
+          <w:sz w:val="16"/>
+          <w:szCs w:val="16"/>
+          <w:lang w:val="it-IT"/>
+        </w:rPr>
+      </w:pPr>
+      <w:r>
+        <w:rPr>
+          <w:rFonts w:ascii="Roboto Light" w:hAnsi="Roboto Light"/>
+          <w:sz w:val="16"/>
+          <w:szCs w:val="16"/>
+          <w:lang w:val="it-IT"/>
+        </w:rPr>
+        <w:t xml:space="preserve">Mar 2022, </w:t>
+      </w:r>
+      <w:r>
+        <w:rPr>
+          <w:rFonts w:ascii="Roboto Light" w:hAnsi="Roboto Light"/>
+          <w:sz w:val="16"/>
+          <w:szCs w:val="16"/>
+          <w:lang w:val="it-IT"/>
+        </w:rPr>
+        <w:t>AI UK 2022, London, UK</w:t>
+      </w:r>
+      <w:r>
+        <w:rPr>
+          <w:rFonts w:ascii="Roboto Light" w:hAnsi="Roboto Light"/>
+          <w:sz w:val="16"/>
+          <w:szCs w:val="16"/>
+          <w:lang w:val="it-IT"/>
+        </w:rPr>
+        <w:t>, invited</w:t>
+      </w:r>
+    </w:p>
+    <w:p>
+      <w:pPr>
+        <w:spacing w:after="40"/>
+        <w:ind w:left="57"/>
+        <w:rPr>
+          <w:rFonts w:ascii="Roboto Light" w:hAnsi="Roboto Light"/>
+          <w:sz w:val="16"/>
+          <w:szCs w:val="16"/>
+        </w:rPr>
+      </w:pPr>
+      <w:r>
+        <w:rPr>
+          <w:rFonts w:ascii="Roboto Light" w:hAnsi="Roboto Light"/>
+          <w:sz w:val="16"/>
+          <w:szCs w:val="16"/>
+        </w:rPr>
+        <w:t xml:space="preserve">Oct 2021, </w:t>
+      </w:r>
+      <w:hyperlink r:id="rId42" w:history="1">
+        <w:r>
+          <w:rPr>
+            <w:rStyle w:val="Hyperlink"/>
+            <w:rFonts w:ascii="Roboto Light" w:hAnsi="Roboto Light"/>
+            <w:sz w:val="16"/>
+            <w:szCs w:val="16"/>
+          </w:rPr>
+          <w:t>Debating the potential of machine learning in astronomical surveys</w:t>
+        </w:r>
+      </w:hyperlink>
+      <w:r>
+        <w:rPr>
+          <w:rFonts w:ascii="Roboto Light" w:hAnsi="Roboto Light"/>
+          <w:sz w:val="16"/>
+          <w:szCs w:val="16"/>
+        </w:rPr>
+        <w:t xml:space="preserve">, IAP, Paris, </w:t>
+      </w:r>
+      <w:r>
+        <w:rPr>
+          <w:rFonts w:ascii="Roboto Light" w:hAnsi="Roboto Light"/>
+          <w:sz w:val="16"/>
+          <w:szCs w:val="16"/>
+        </w:rPr>
+        <w:t>FR</w:t>
+      </w:r>
+      <w:r>
+        <w:rPr>
+          <w:rFonts w:ascii="Roboto Light" w:hAnsi="Roboto Light"/>
+          <w:sz w:val="16"/>
+          <w:szCs w:val="16"/>
+        </w:rPr>
+        <w:t xml:space="preserve">, contributed, </w:t>
+      </w:r>
+      <w:hyperlink r:id="rId43" w:history="1">
+        <w:r>
+          <w:rPr>
+            <w:rStyle w:val="Hyperlink"/>
+            <w:rFonts w:ascii="Roboto Light" w:hAnsi="Roboto Light"/>
+            <w:sz w:val="16"/>
+            <w:szCs w:val="16"/>
+          </w:rPr>
+          <w:t>video</w:t>
+        </w:r>
+      </w:hyperlink>
       <w:r>
         <w:rPr>
           <w:rFonts w:ascii="Roboto Light" w:hAnsi="Roboto Light"/>
@@ -7717,24 +7909,22 @@
           <w:bCs/>
         </w:rPr>
       </w:pPr>
-    </w:p>
-    <w:p>
-      <w:pPr>
-        <w:spacing w:after="120"/>
+      <w:r>
         <w:rPr>
           <w:rFonts w:ascii="Corporate S SC" w:hAnsi="Corporate S SC"/>
           <w:b/>
           <w:bCs/>
         </w:rPr>
-      </w:pPr>
+        <w:lastRenderedPageBreak/>
+        <w:t>Teaching</w:t>
+      </w:r>
       <w:r>
         <w:rPr>
           <w:rFonts w:ascii="Corporate S SC" w:hAnsi="Corporate S SC"/>
           <w:b/>
           <w:bCs/>
         </w:rPr>
-        <w:lastRenderedPageBreak/>
-        <w:t>Teaching</w:t>
+        <w:t xml:space="preserve"> ____________________________________________________________________</w:t>
       </w:r>
       <w:r>
         <w:rPr>
@@ -7742,7 +7932,7 @@
           <w:b/>
           <w:bCs/>
         </w:rPr>
-        <w:t xml:space="preserve"> ____________________________________________________________________</w:t>
+        <w:t>_</w:t>
       </w:r>
       <w:r>
         <w:rPr>
@@ -7750,7 +7940,7 @@
           <w:b/>
           <w:bCs/>
         </w:rPr>
-        <w:t>_</w:t>
+        <w:t>____</w:t>
       </w:r>
       <w:r>
         <w:rPr>
@@ -7758,7 +7948,7 @@
           <w:b/>
           <w:bCs/>
         </w:rPr>
-        <w:t>____</w:t>
+        <w:t>__</w:t>
       </w:r>
       <w:r>
         <w:rPr>
@@ -7776,14 +7966,6 @@
         </w:rPr>
         <w:t>__</w:t>
       </w:r>
-      <w:r>
-        <w:rPr>
-          <w:rFonts w:ascii="Corporate S SC" w:hAnsi="Corporate S SC"/>
-          <w:b/>
-          <w:bCs/>
-        </w:rPr>
-        <w:t>__</w:t>
-      </w:r>
     </w:p>
     <w:p>
       <w:pPr>
@@ -7794,7 +7976,7 @@
           <w:szCs w:val="18"/>
         </w:rPr>
       </w:pPr>
-      <w:hyperlink r:id="rId42" w:history="1">
+      <w:hyperlink r:id="rId44" w:history="1">
         <w:r>
           <w:rPr>
             <w:rStyle w:val="Hyperlink"/>
@@ -8114,7 +8296,7 @@
           <w:szCs w:val="18"/>
         </w:rPr>
       </w:pPr>
-      <w:hyperlink r:id="rId43" w:history="1">
+      <w:hyperlink r:id="rId45" w:history="1">
         <w:r>
           <w:rPr>
             <w:rStyle w:val="Hyperlink"/>
@@ -8506,7 +8688,7 @@
         </w:rPr>
         <w:br/>
       </w:r>
-      <w:hyperlink r:id="rId44" w:history="1">
+      <w:hyperlink r:id="rId46" w:history="1">
         <w:r>
           <w:rPr>
             <w:rStyle w:val="Hyperlink"/>
@@ -8956,7 +9138,144 @@
           <w:sz w:val="18"/>
           <w:szCs w:val="18"/>
         </w:rPr>
-        <w:t>Referee for MNRAS</w:t>
+        <w:t>Referee</w:t>
+      </w:r>
+      <w:r>
+        <w:rPr>
+          <w:rFonts w:ascii="Roboto Light" w:hAnsi="Roboto Light"/>
+          <w:sz w:val="18"/>
+          <w:szCs w:val="18"/>
+        </w:rPr>
+        <w:t xml:space="preserve"> </w:t>
+      </w:r>
+      <w:r>
+        <w:rPr>
+          <w:rFonts w:ascii="Roboto Light" w:hAnsi="Roboto Light"/>
+          <w:sz w:val="18"/>
+          <w:szCs w:val="18"/>
+        </w:rPr>
+        <w:t xml:space="preserve">for </w:t>
+      </w:r>
+      <w:r>
+        <w:rPr>
+          <w:rFonts w:ascii="Roboto Light" w:hAnsi="Roboto Light"/>
+          <w:sz w:val="18"/>
+          <w:szCs w:val="18"/>
+        </w:rPr>
+        <w:t>grants and journal</w:t>
+      </w:r>
+      <w:r>
+        <w:rPr>
+          <w:rFonts w:ascii="Roboto Light" w:hAnsi="Roboto Light"/>
+          <w:sz w:val="18"/>
+          <w:szCs w:val="18"/>
+        </w:rPr>
+        <w:t>s</w:t>
+      </w:r>
+      <w:r>
+        <w:rPr>
+          <w:rFonts w:ascii="Roboto Light" w:hAnsi="Roboto Light"/>
+          <w:sz w:val="18"/>
+          <w:szCs w:val="18"/>
+        </w:rPr>
+        <w:t xml:space="preserve"> </w:t>
+      </w:r>
+      <w:r>
+        <w:rPr>
+          <w:rFonts w:ascii="Roboto Light" w:hAnsi="Roboto Light"/>
+          <w:sz w:val="18"/>
+          <w:szCs w:val="18"/>
+        </w:rPr>
+        <w:tab/>
+      </w:r>
+      <w:r>
+        <w:rPr>
+          <w:rFonts w:ascii="Roboto Light" w:hAnsi="Roboto Light"/>
+          <w:sz w:val="18"/>
+          <w:szCs w:val="18"/>
+        </w:rPr>
+        <w:tab/>
+      </w:r>
+      <w:r>
+        <w:rPr>
+          <w:rFonts w:ascii="Roboto Light" w:hAnsi="Roboto Light"/>
+          <w:sz w:val="18"/>
+          <w:szCs w:val="18"/>
+        </w:rPr>
+        <w:tab/>
+      </w:r>
+      <w:r>
+        <w:rPr>
+          <w:rFonts w:ascii="Roboto Light" w:hAnsi="Roboto Light"/>
+          <w:sz w:val="18"/>
+          <w:szCs w:val="18"/>
+        </w:rPr>
+        <w:tab/>
+      </w:r>
+      <w:r>
+        <w:rPr>
+          <w:rFonts w:ascii="Roboto Light" w:hAnsi="Roboto Light"/>
+          <w:sz w:val="18"/>
+          <w:szCs w:val="18"/>
+        </w:rPr>
+        <w:tab/>
+      </w:r>
+      <w:r>
+        <w:rPr>
+          <w:rFonts w:ascii="Roboto Light" w:hAnsi="Roboto Light"/>
+          <w:sz w:val="18"/>
+          <w:szCs w:val="18"/>
+        </w:rPr>
+        <w:tab/>
+      </w:r>
+      <w:r>
+        <w:rPr>
+          <w:rFonts w:ascii="Roboto Light" w:hAnsi="Roboto Light"/>
+          <w:sz w:val="18"/>
+          <w:szCs w:val="18"/>
+        </w:rPr>
+        <w:tab/>
+      </w:r>
+      <w:r>
+        <w:rPr>
+          <w:rFonts w:ascii="Roboto Light" w:hAnsi="Roboto Light"/>
+          <w:sz w:val="18"/>
+          <w:szCs w:val="18"/>
+        </w:rPr>
+        <w:tab/>
+      </w:r>
+      <w:r>
+        <w:rPr>
+          <w:rFonts w:ascii="Roboto Light" w:hAnsi="Roboto Light"/>
+          <w:sz w:val="18"/>
+          <w:szCs w:val="18"/>
+        </w:rPr>
+        <w:tab/>
+      </w:r>
+      <w:r>
+        <w:rPr>
+          <w:rFonts w:ascii="Roboto Light" w:hAnsi="Roboto Light"/>
+          <w:sz w:val="18"/>
+          <w:szCs w:val="18"/>
+        </w:rPr>
+        <w:t>since 2023</w:t>
+      </w:r>
+      <w:r>
+        <w:rPr>
+          <w:rFonts w:ascii="Roboto Light" w:hAnsi="Roboto Light"/>
+          <w:sz w:val="18"/>
+          <w:szCs w:val="18"/>
+        </w:rPr>
+        <w:br/>
+        <w:t>(</w:t>
+      </w:r>
+      <w:r>
+        <w:rPr>
+          <w:rFonts w:ascii="Roboto Light" w:hAnsi="Roboto Light"/>
+          <w:sz w:val="18"/>
+          <w:szCs w:val="18"/>
+        </w:rPr>
+        <w:t>MNRAS</w:t>
       </w:r>
       <w:r>
         <w:rPr>
@@ -8996,7 +9315,15 @@
           <w:sz w:val="18"/>
           <w:szCs w:val="18"/>
         </w:rPr>
-        <w:t xml:space="preserve">Entropy, IEEE Signal Processing Letters, Geophysics, </w:t>
+        <w:t>Entropy</w:t>
+      </w:r>
+      <w:r>
+        <w:rPr>
+          <w:rFonts w:ascii="Roboto Light" w:hAnsi="Roboto Light"/>
+          <w:sz w:val="18"/>
+          <w:szCs w:val="18"/>
+        </w:rPr>
+        <w:t xml:space="preserve">, IEEE Signal Processing Letters, Geophysics, </w:t>
       </w:r>
       <w:r>
         <w:rPr>
@@ -9012,8 +9339,7 @@
           <w:sz w:val="18"/>
           <w:szCs w:val="18"/>
         </w:rPr>
-        <w:tab/>
-        <w:t>since 2023</w:t>
+        <w:t>, JOSS)</w:t>
       </w:r>
     </w:p>
     <w:p>
@@ -9209,7 +9535,7 @@
         </w:rPr>
         <w:t xml:space="preserve">“From galaxies to the earth: studying earthquakes with astronomical machine learning”, funded by the </w:t>
       </w:r>
-      <w:hyperlink r:id="rId45" w:history="1">
+      <w:hyperlink r:id="rId47" w:history="1">
         <w:r>
           <w:rPr>
             <w:rStyle w:val="Hyperlink"/>
@@ -9331,7 +9657,7 @@
         </w:rPr>
         <w:t xml:space="preserve">—  </w:t>
       </w:r>
-      <w:hyperlink r:id="rId46" w:history="1">
+      <w:hyperlink r:id="rId48" w:history="1">
         <w:r>
           <w:rPr>
             <w:rStyle w:val="Hyperlink"/>
@@ -10437,7 +10763,7 @@
         </w:rPr>
         <w:t>—</w:t>
       </w:r>
-      <w:hyperlink r:id="rId47" w:history="1">
+      <w:hyperlink r:id="rId49" w:history="1">
         <w:r>
           <w:rPr>
             <w:rStyle w:val="Hyperlink"/>
@@ -10608,7 +10934,7 @@
         </w:rPr>
         <w:t>—</w:t>
       </w:r>
-      <w:hyperlink r:id="rId48" w:history="1">
+      <w:hyperlink r:id="rId50" w:history="1">
         <w:r>
           <w:rPr>
             <w:rStyle w:val="Hyperlink"/>
@@ -10792,7 +11118,7 @@
         </w:rPr>
         <w:t xml:space="preserve">earning course held between UCL and the </w:t>
       </w:r>
-      <w:hyperlink r:id="rId49" w:history="1">
+      <w:hyperlink r:id="rId51" w:history="1">
         <w:r>
           <w:rPr>
             <w:rStyle w:val="Hyperlink"/>
@@ -11306,7 +11632,7 @@
         </w:rPr>
         <w:t>—</w:t>
       </w:r>
-      <w:hyperlink r:id="rId50" w:history="1">
+      <w:hyperlink r:id="rId52" w:history="1">
         <w:r>
           <w:rPr>
             <w:rStyle w:val="Hyperlink"/>
@@ -11955,7 +12281,7 @@
         </w:rPr>
         <w:t>—</w:t>
       </w:r>
-      <w:hyperlink r:id="rId51" w:history="1">
+      <w:hyperlink r:id="rId53" w:history="1">
         <w:r>
           <w:rPr>
             <w:rStyle w:val="Hyperlink"/>
@@ -12175,7 +12501,7 @@
       </w:r>
     </w:p>
     <w:sectPr>
-      <w:headerReference w:type="first" r:id="rId52"/>
+      <w:headerReference w:type="first" r:id="rId54"/>
       <w:type w:val="continuous"/>
       <w:pgSz w:w="11906" w:h="16838"/>
       <w:pgMar w:top="1440" w:right="1191" w:bottom="1440" w:left="1191" w:header="709" w:footer="709" w:gutter="0"/>

--- a/assets/CV.docx
+++ b/assets/CV.docx
@@ -17,7 +17,7 @@
           <w:sz w:val="20"/>
           <w:szCs w:val="20"/>
         </w:rPr>
-        <w:t>Postdoctoral researcher</w:t>
+        <w:t>Machine learning software engineer at ETH Zürich</w:t>
       </w:r>
       <w:r>
         <w:rPr>
@@ -25,23 +25,25 @@
           <w:sz w:val="20"/>
           <w:szCs w:val="20"/>
         </w:rPr>
-        <w:t xml:space="preserve"> in </w:t>
-      </w:r>
-      <w:r>
+        <w:t>.</w:t>
+      </w:r>
+    </w:p>
+    <w:p>
+      <w:pPr>
+        <w:spacing w:after="0"/>
         <w:rPr>
           <w:rFonts w:ascii="Roboto Light" w:hAnsi="Roboto Light"/>
           <w:sz w:val="20"/>
           <w:szCs w:val="20"/>
         </w:rPr>
-        <w:t>machine learning applied to</w:t>
-      </w:r>
+      </w:pPr>
       <w:r>
         <w:rPr>
           <w:rFonts w:ascii="Roboto Light" w:hAnsi="Roboto Light"/>
           <w:sz w:val="20"/>
           <w:szCs w:val="20"/>
         </w:rPr>
-        <w:t xml:space="preserve"> </w:t>
+        <w:t xml:space="preserve">Member of </w:t>
       </w:r>
       <w:r>
         <w:rPr>
@@ -49,7 +51,7 @@
           <w:sz w:val="20"/>
           <w:szCs w:val="20"/>
         </w:rPr>
-        <w:t>physics</w:t>
+        <w:t xml:space="preserve">LISA, the </w:t>
       </w:r>
       <w:r>
         <w:rPr>
@@ -57,105 +59,7 @@
           <w:sz w:val="20"/>
           <w:szCs w:val="20"/>
         </w:rPr>
-        <w:t xml:space="preserve"> at</w:t>
-      </w:r>
-      <w:r>
-        <w:rPr>
-          <w:rFonts w:ascii="Roboto Light" w:hAnsi="Roboto Light"/>
-          <w:sz w:val="20"/>
-          <w:szCs w:val="20"/>
-        </w:rPr>
-        <w:t xml:space="preserve"> </w:t>
-      </w:r>
-      <w:r>
-        <w:rPr>
-          <w:rFonts w:ascii="Roboto Light" w:hAnsi="Roboto Light"/>
-          <w:sz w:val="20"/>
-          <w:szCs w:val="20"/>
-        </w:rPr>
-        <w:t xml:space="preserve">the </w:t>
-      </w:r>
-      <w:r>
-        <w:rPr>
-          <w:rFonts w:ascii="Roboto Light" w:hAnsi="Roboto Light"/>
-          <w:sz w:val="20"/>
-          <w:szCs w:val="20"/>
-        </w:rPr>
-        <w:t xml:space="preserve">University </w:t>
-      </w:r>
-      <w:r>
-        <w:rPr>
-          <w:rFonts w:ascii="Roboto Light" w:hAnsi="Roboto Light"/>
-          <w:sz w:val="20"/>
-          <w:szCs w:val="20"/>
-        </w:rPr>
-        <w:t>of Geneva.</w:t>
-      </w:r>
-    </w:p>
-    <w:p>
-      <w:pPr>
-        <w:spacing w:after="0"/>
-        <w:rPr>
-          <w:rFonts w:ascii="Roboto Light" w:hAnsi="Roboto Light"/>
-          <w:sz w:val="20"/>
-          <w:szCs w:val="20"/>
-        </w:rPr>
-      </w:pPr>
-      <w:r>
-        <w:rPr>
-          <w:rFonts w:ascii="Roboto Light" w:hAnsi="Roboto Light"/>
-          <w:sz w:val="20"/>
-          <w:szCs w:val="20"/>
-        </w:rPr>
-        <w:t>Member of</w:t>
-      </w:r>
-      <w:r>
-        <w:rPr>
-          <w:rFonts w:ascii="Roboto Light" w:hAnsi="Roboto Light"/>
-          <w:sz w:val="20"/>
-          <w:szCs w:val="20"/>
-        </w:rPr>
-        <w:t xml:space="preserve"> </w:t>
-      </w:r>
-      <w:r>
-        <w:rPr>
-          <w:rFonts w:ascii="Roboto Light" w:hAnsi="Roboto Light"/>
-          <w:sz w:val="20"/>
-          <w:szCs w:val="20"/>
-        </w:rPr>
-        <w:t xml:space="preserve">the </w:t>
-      </w:r>
-      <w:r>
-        <w:rPr>
-          <w:rFonts w:ascii="Roboto Light" w:hAnsi="Roboto Light"/>
-          <w:sz w:val="20"/>
-          <w:szCs w:val="20"/>
-        </w:rPr>
-        <w:t>Department of Theoretical Physics</w:t>
-      </w:r>
-      <w:r>
-        <w:rPr>
-          <w:rFonts w:ascii="Roboto Light" w:hAnsi="Roboto Light"/>
-          <w:sz w:val="20"/>
-          <w:szCs w:val="20"/>
-        </w:rPr>
-        <w:t>.</w:t>
-      </w:r>
-      <w:r>
-        <w:rPr>
-          <w:rFonts w:ascii="Roboto Light" w:hAnsi="Roboto Light"/>
-          <w:sz w:val="20"/>
-          <w:szCs w:val="20"/>
-        </w:rPr>
-        <w:t xml:space="preserve"> Member of </w:t>
-      </w:r>
-      <w:r>
-        <w:rPr>
-          <w:rFonts w:ascii="Roboto Light" w:hAnsi="Roboto Light"/>
-          <w:sz w:val="20"/>
-          <w:szCs w:val="20"/>
-        </w:rPr>
-        <w:t xml:space="preserve">the Swiss </w:t>
+        <w:t xml:space="preserve">Swiss </w:t>
       </w:r>
       <w:r>
         <w:rPr>
@@ -217,7 +121,7 @@
             <w:sz w:val="20"/>
             <w:szCs w:val="20"/>
           </w:rPr>
-          <w:t>davide.piras@unige.ch</w:t>
+          <w:t>davide.piras@ethz.ch</w:t>
         </w:r>
       </w:hyperlink>
       <w:r>
@@ -405,23 +309,7 @@
           <w:szCs w:val="20"/>
         </w:rPr>
         <w:tab/>
-        <w:t xml:space="preserve">           </w:t>
-      </w:r>
-      <w:r>
-        <w:rPr>
-          <w:rFonts w:ascii="Roboto Light" w:hAnsi="Roboto Light"/>
-          <w:sz w:val="20"/>
-          <w:szCs w:val="20"/>
-        </w:rPr>
-        <w:t>since 202</w:t>
-      </w:r>
-      <w:r>
-        <w:rPr>
-          <w:rFonts w:ascii="Roboto Light" w:hAnsi="Roboto Light"/>
-          <w:sz w:val="20"/>
-          <w:szCs w:val="20"/>
-        </w:rPr>
-        <w:t>6</w:t>
+        <w:t xml:space="preserve">           since 2026</w:t>
       </w:r>
     </w:p>
     <w:p>
@@ -794,7 +682,25 @@
           <w:sz w:val="16"/>
           <w:szCs w:val="16"/>
         </w:rPr>
-        <w:t>Postdoctoral Assistant in machine learning applied to radio astronomy. PIs: Sviatoslav (Slava) Volonshynovskiy and Daniel Schaerer.</w:t>
+        <w:t xml:space="preserve">Postdoctoral Assistant in machine learning applied to radio astronomy. PIs: Sviatoslav (Slava) </w:t>
+      </w:r>
+      <w:proofErr w:type="spellStart"/>
+      <w:r>
+        <w:rPr>
+          <w:rFonts w:ascii="Roboto Light" w:hAnsi="Roboto Light"/>
+          <w:sz w:val="16"/>
+          <w:szCs w:val="16"/>
+        </w:rPr>
+        <w:t>Volonshynovskiy</w:t>
+      </w:r>
+      <w:proofErr w:type="spellEnd"/>
+      <w:r>
+        <w:rPr>
+          <w:rFonts w:ascii="Roboto Light" w:hAnsi="Roboto Light"/>
+          <w:sz w:val="16"/>
+          <w:szCs w:val="16"/>
+        </w:rPr>
+        <w:t xml:space="preserve"> and Daniel Schaerer.</w:t>
       </w:r>
     </w:p>
     <w:p>
@@ -2451,7 +2357,7 @@
           <w:szCs w:val="18"/>
           <w:lang w:val="en-US"/>
         </w:rPr>
-        <w:t>6</w:t>
+        <w:t xml:space="preserve">8 </w:t>
       </w:r>
       <w:r>
         <w:rPr>
@@ -2462,7 +2368,7 @@
           <w:szCs w:val="18"/>
           <w:lang w:val="en-US"/>
         </w:rPr>
-        <w:t xml:space="preserve"> publications, </w:t>
+        <w:t xml:space="preserve">publications, </w:t>
       </w:r>
       <w:r>
         <w:rPr>
@@ -2691,8 +2597,9 @@
           <w:sz w:val="14"/>
           <w:szCs w:val="14"/>
         </w:rPr>
-        <w:t>Journal of Cosmology and Astroparticle Physics</w:t>
-      </w:r>
+        <w:t xml:space="preserve">Journal of Cosmology and </w:t>
+      </w:r>
+      <w:proofErr w:type="spellStart"/>
       <w:r>
         <w:rPr>
           <w:rFonts w:ascii="Roboto Light" w:eastAsia="Times New Roman" w:hAnsi="Roboto Light" w:cs="Times New Roman"/>
@@ -2701,12 +2608,10 @@
           <w:sz w:val="14"/>
           <w:szCs w:val="14"/>
         </w:rPr>
-        <w:t xml:space="preserve"> </w:t>
-      </w:r>
-    </w:p>
-    <w:p>
-      <w:pPr>
-        <w:spacing w:after="0" w:line="240" w:lineRule="auto"/>
+        <w:t>Astroparticle</w:t>
+      </w:r>
+      <w:proofErr w:type="spellEnd"/>
+      <w:r>
         <w:rPr>
           <w:rFonts w:ascii="Roboto Light" w:eastAsia="Times New Roman" w:hAnsi="Roboto Light" w:cs="Times New Roman"/>
           <w:color w:val="000000"/>
@@ -2714,7 +2619,8 @@
           <w:sz w:val="14"/>
           <w:szCs w:val="14"/>
         </w:rPr>
-      </w:pPr>
+        <w:t xml:space="preserve"> Physics</w:t>
+      </w:r>
       <w:r>
         <w:rPr>
           <w:rFonts w:ascii="Roboto Light" w:eastAsia="Times New Roman" w:hAnsi="Roboto Light" w:cs="Times New Roman"/>
@@ -2723,9 +2629,12 @@
           <w:sz w:val="14"/>
           <w:szCs w:val="14"/>
         </w:rPr>
-        <w:t>OJAp:</w:t>
-      </w:r>
-      <w:r>
+        <w:t xml:space="preserve"> </w:t>
+      </w:r>
+    </w:p>
+    <w:p>
+      <w:pPr>
+        <w:spacing w:after="0" w:line="240" w:lineRule="auto"/>
         <w:rPr>
           <w:rFonts w:ascii="Roboto Light" w:eastAsia="Times New Roman" w:hAnsi="Roboto Light" w:cs="Times New Roman"/>
           <w:color w:val="000000"/>
@@ -2733,8 +2642,8 @@
           <w:sz w:val="14"/>
           <w:szCs w:val="14"/>
         </w:rPr>
-        <w:t xml:space="preserve"> </w:t>
-      </w:r>
+      </w:pPr>
+      <w:proofErr w:type="spellStart"/>
       <w:r>
         <w:rPr>
           <w:rFonts w:ascii="Roboto Light" w:eastAsia="Times New Roman" w:hAnsi="Roboto Light" w:cs="Times New Roman"/>
@@ -2743,12 +2652,10 @@
           <w:sz w:val="14"/>
           <w:szCs w:val="14"/>
         </w:rPr>
-        <w:t xml:space="preserve">Open Journal of Astrophysics      </w:t>
-      </w:r>
-    </w:p>
-    <w:p>
-      <w:pPr>
-        <w:spacing w:after="0" w:line="240" w:lineRule="auto"/>
+        <w:t>OJAp</w:t>
+      </w:r>
+      <w:proofErr w:type="spellEnd"/>
+      <w:r>
         <w:rPr>
           <w:rFonts w:ascii="Roboto Light" w:eastAsia="Times New Roman" w:hAnsi="Roboto Light" w:cs="Times New Roman"/>
           <w:color w:val="000000"/>
@@ -2756,7 +2663,8 @@
           <w:sz w:val="14"/>
           <w:szCs w:val="14"/>
         </w:rPr>
-      </w:pPr>
+        <w:t>:</w:t>
+      </w:r>
       <w:r>
         <w:rPr>
           <w:rFonts w:ascii="Roboto Light" w:eastAsia="Times New Roman" w:hAnsi="Roboto Light" w:cs="Times New Roman"/>
@@ -2765,12 +2673,9 @@
           <w:sz w:val="14"/>
           <w:szCs w:val="14"/>
         </w:rPr>
-        <w:t>PRD: Physical Review D</w:t>
-      </w:r>
-    </w:p>
-    <w:p>
-      <w:pPr>
-        <w:spacing w:after="0" w:line="240" w:lineRule="auto"/>
+        <w:t xml:space="preserve"> </w:t>
+      </w:r>
+      <w:r>
         <w:rPr>
           <w:rFonts w:ascii="Roboto Light" w:eastAsia="Times New Roman" w:hAnsi="Roboto Light" w:cs="Times New Roman"/>
           <w:color w:val="000000"/>
@@ -2778,8 +2683,12 @@
           <w:sz w:val="14"/>
           <w:szCs w:val="14"/>
         </w:rPr>
-      </w:pPr>
-      <w:r>
+        <w:t xml:space="preserve">Open Journal of Astrophysics      </w:t>
+      </w:r>
+    </w:p>
+    <w:p>
+      <w:pPr>
+        <w:spacing w:after="0" w:line="240" w:lineRule="auto"/>
         <w:rPr>
           <w:rFonts w:ascii="Roboto Light" w:eastAsia="Times New Roman" w:hAnsi="Roboto Light" w:cs="Times New Roman"/>
           <w:color w:val="000000"/>
@@ -2787,7 +2696,50 @@
           <w:sz w:val="14"/>
           <w:szCs w:val="14"/>
         </w:rPr>
-        <w:t xml:space="preserve">NeurIPS: Neural Information Processing Systems </w:t>
+      </w:pPr>
+      <w:r>
+        <w:rPr>
+          <w:rFonts w:ascii="Roboto Light" w:eastAsia="Times New Roman" w:hAnsi="Roboto Light" w:cs="Times New Roman"/>
+          <w:color w:val="000000"/>
+          <w:kern w:val="36"/>
+          <w:sz w:val="14"/>
+          <w:szCs w:val="14"/>
+        </w:rPr>
+        <w:t>PRD: Physical Review D</w:t>
+      </w:r>
+    </w:p>
+    <w:p>
+      <w:pPr>
+        <w:spacing w:after="0" w:line="240" w:lineRule="auto"/>
+        <w:rPr>
+          <w:rFonts w:ascii="Roboto Light" w:eastAsia="Times New Roman" w:hAnsi="Roboto Light" w:cs="Times New Roman"/>
+          <w:color w:val="000000"/>
+          <w:kern w:val="36"/>
+          <w:sz w:val="14"/>
+          <w:szCs w:val="14"/>
+        </w:rPr>
+      </w:pPr>
+      <w:proofErr w:type="spellStart"/>
+      <w:r>
+        <w:rPr>
+          <w:rFonts w:ascii="Roboto Light" w:eastAsia="Times New Roman" w:hAnsi="Roboto Light" w:cs="Times New Roman"/>
+          <w:color w:val="000000"/>
+          <w:kern w:val="36"/>
+          <w:sz w:val="14"/>
+          <w:szCs w:val="14"/>
+        </w:rPr>
+        <w:t>NeurIPS</w:t>
+      </w:r>
+      <w:proofErr w:type="spellEnd"/>
+      <w:r>
+        <w:rPr>
+          <w:rFonts w:ascii="Roboto Light" w:eastAsia="Times New Roman" w:hAnsi="Roboto Light" w:cs="Times New Roman"/>
+          <w:color w:val="000000"/>
+          <w:kern w:val="36"/>
+          <w:sz w:val="14"/>
+          <w:szCs w:val="14"/>
+        </w:rPr>
+        <w:t xml:space="preserve">: Neural Information Processing Systems </w:t>
       </w:r>
     </w:p>
     <w:p>
@@ -3549,8 +3501,18 @@
           <w:sz w:val="16"/>
           <w:szCs w:val="16"/>
         </w:rPr>
-        <w:t xml:space="preserve"> OJAp</w:t>
-      </w:r>
+        <w:t xml:space="preserve"> </w:t>
+      </w:r>
+      <w:proofErr w:type="spellStart"/>
+      <w:r>
+        <w:rPr>
+          <w:rFonts w:ascii="Roboto Light" w:hAnsi="Roboto Light"/>
+          <w:sz w:val="16"/>
+          <w:szCs w:val="16"/>
+        </w:rPr>
+        <w:t>OJAp</w:t>
+      </w:r>
+      <w:proofErr w:type="spellEnd"/>
       <w:r>
         <w:rPr>
           <w:rFonts w:ascii="Roboto Light" w:hAnsi="Roboto Light"/>
@@ -4104,6 +4066,7 @@
         </w:rPr>
         <w:t xml:space="preserve">2023. </w:t>
       </w:r>
+      <w:proofErr w:type="spellStart"/>
       <w:r>
         <w:rPr>
           <w:rFonts w:ascii="Roboto Light" w:hAnsi="Roboto Light"/>
@@ -4120,6 +4083,7 @@
         </w:rPr>
         <w:t>p</w:t>
       </w:r>
+      <w:proofErr w:type="spellEnd"/>
       <w:r>
         <w:rPr>
           <w:rFonts w:ascii="Roboto Light" w:hAnsi="Roboto Light"/>
@@ -4433,8 +4397,45 @@
             <w:szCs w:val="16"/>
             <w:lang w:val="fr-FR"/>
           </w:rPr>
-          <w:t>Code available here</w:t>
+          <w:t xml:space="preserve">Code </w:t>
         </w:r>
+        <w:proofErr w:type="spellStart"/>
+        <w:r>
+          <w:rPr>
+            <w:rStyle w:val="Hyperlink"/>
+            <w:rFonts w:ascii="Roboto Light" w:eastAsia="Times New Roman" w:hAnsi="Roboto Light" w:cs="Times New Roman"/>
+            <w:kern w:val="36"/>
+            <w:sz w:val="16"/>
+            <w:szCs w:val="16"/>
+            <w:lang w:val="fr-FR"/>
+          </w:rPr>
+          <w:t>available</w:t>
+        </w:r>
+        <w:proofErr w:type="spellEnd"/>
+        <w:r>
+          <w:rPr>
+            <w:rStyle w:val="Hyperlink"/>
+            <w:rFonts w:ascii="Roboto Light" w:eastAsia="Times New Roman" w:hAnsi="Roboto Light" w:cs="Times New Roman"/>
+            <w:kern w:val="36"/>
+            <w:sz w:val="16"/>
+            <w:szCs w:val="16"/>
+            <w:lang w:val="fr-FR"/>
+          </w:rPr>
+          <w:t xml:space="preserve"> </w:t>
+        </w:r>
+        <w:proofErr w:type="spellStart"/>
+        <w:r>
+          <w:rPr>
+            <w:rStyle w:val="Hyperlink"/>
+            <w:rFonts w:ascii="Roboto Light" w:eastAsia="Times New Roman" w:hAnsi="Roboto Light" w:cs="Times New Roman"/>
+            <w:kern w:val="36"/>
+            <w:sz w:val="16"/>
+            <w:szCs w:val="16"/>
+            <w:lang w:val="fr-FR"/>
+          </w:rPr>
+          <w:t>here</w:t>
+        </w:r>
+        <w:proofErr w:type="spellEnd"/>
       </w:hyperlink>
       <w:r>
         <w:rPr>
@@ -4478,7 +4479,29 @@
             <w:sz w:val="15"/>
             <w:szCs w:val="15"/>
           </w:rPr>
-          <w:t>Machine Learning and the Physical Sciences workshop at NeurIPS 2022</w:t>
+          <w:t xml:space="preserve">Machine Learning and the Physical Sciences workshop at </w:t>
+        </w:r>
+        <w:proofErr w:type="spellStart"/>
+        <w:r>
+          <w:rPr>
+            <w:rStyle w:val="Hyperlink"/>
+            <w:rFonts w:ascii="Roboto Light" w:eastAsia="Times New Roman" w:hAnsi="Roboto Light" w:cs="Times New Roman"/>
+            <w:kern w:val="36"/>
+            <w:sz w:val="15"/>
+            <w:szCs w:val="15"/>
+          </w:rPr>
+          <w:t>NeurIPS</w:t>
+        </w:r>
+        <w:proofErr w:type="spellEnd"/>
+        <w:r>
+          <w:rPr>
+            <w:rStyle w:val="Hyperlink"/>
+            <w:rFonts w:ascii="Roboto Light" w:eastAsia="Times New Roman" w:hAnsi="Roboto Light" w:cs="Times New Roman"/>
+            <w:kern w:val="36"/>
+            <w:sz w:val="15"/>
+            <w:szCs w:val="15"/>
+          </w:rPr>
+          <w:t xml:space="preserve"> 2022</w:t>
         </w:r>
       </w:hyperlink>
       <w:r>
@@ -5240,7 +5263,25 @@
           <w:sz w:val="14"/>
           <w:szCs w:val="14"/>
         </w:rPr>
-        <w:t>as part of the SEarCH team.</w:t>
+        <w:t xml:space="preserve">as part of the </w:t>
+      </w:r>
+      <w:proofErr w:type="spellStart"/>
+      <w:r>
+        <w:rPr>
+          <w:rFonts w:ascii="Roboto Light" w:hAnsi="Roboto Light"/>
+          <w:sz w:val="14"/>
+          <w:szCs w:val="14"/>
+        </w:rPr>
+        <w:t>SEarCH</w:t>
+      </w:r>
+      <w:proofErr w:type="spellEnd"/>
+      <w:r>
+        <w:rPr>
+          <w:rFonts w:ascii="Roboto Light" w:hAnsi="Roboto Light"/>
+          <w:sz w:val="14"/>
+          <w:szCs w:val="14"/>
+        </w:rPr>
+        <w:t xml:space="preserve"> team.</w:t>
       </w:r>
       <w:r>
         <w:rPr>
@@ -5704,7 +5745,25 @@
           <w:sz w:val="18"/>
           <w:szCs w:val="18"/>
         </w:rPr>
-        <w:t>Valentino Baccin Prize (2017</w:t>
+        <w:t xml:space="preserve">Valentino </w:t>
+      </w:r>
+      <w:proofErr w:type="spellStart"/>
+      <w:r>
+        <w:rPr>
+          <w:rFonts w:ascii="Roboto Light" w:hAnsi="Roboto Light"/>
+          <w:sz w:val="18"/>
+          <w:szCs w:val="18"/>
+        </w:rPr>
+        <w:t>Baccin</w:t>
+      </w:r>
+      <w:proofErr w:type="spellEnd"/>
+      <w:r>
+        <w:rPr>
+          <w:rFonts w:ascii="Roboto Light" w:hAnsi="Roboto Light"/>
+          <w:sz w:val="18"/>
+          <w:szCs w:val="18"/>
+        </w:rPr>
+        <w:t xml:space="preserve"> Prize (2017</w:t>
       </w:r>
       <w:r>
         <w:rPr>
@@ -6426,7 +6485,41 @@
           <w:sz w:val="16"/>
           <w:szCs w:val="16"/>
         </w:rPr>
-        <w:t>Feb 2026, ETH AI Center Symposium, Zurich, CH, invited</w:t>
+        <w:t xml:space="preserve">Jul 2026, </w:t>
+      </w:r>
+      <w:proofErr w:type="spellStart"/>
+      <w:r>
+        <w:rPr>
+          <w:rFonts w:ascii="Roboto Light" w:hAnsi="Roboto Light"/>
+          <w:sz w:val="16"/>
+          <w:szCs w:val="16"/>
+        </w:rPr>
+        <w:t>AIfA</w:t>
+      </w:r>
+      <w:proofErr w:type="spellEnd"/>
+      <w:r>
+        <w:rPr>
+          <w:rFonts w:ascii="Roboto Light" w:hAnsi="Roboto Light"/>
+          <w:sz w:val="16"/>
+          <w:szCs w:val="16"/>
+        </w:rPr>
+        <w:t xml:space="preserve"> ML &amp; Astro seminar, </w:t>
+      </w:r>
+      <w:r>
+        <w:rPr>
+          <w:rFonts w:ascii="Roboto Light" w:hAnsi="Roboto Light"/>
+          <w:sz w:val="16"/>
+          <w:szCs w:val="16"/>
+        </w:rPr>
+        <w:t>Bonn,</w:t>
+      </w:r>
+      <w:r>
+        <w:rPr>
+          <w:rFonts w:ascii="Roboto Light" w:hAnsi="Roboto Light"/>
+          <w:sz w:val="16"/>
+          <w:szCs w:val="16"/>
+        </w:rPr>
+        <w:t xml:space="preserve"> DE, invited</w:t>
       </w:r>
     </w:p>
     <w:p>
@@ -6445,7 +6538,7 @@
           <w:sz w:val="16"/>
           <w:szCs w:val="16"/>
         </w:rPr>
-        <w:t xml:space="preserve">Nov 2025, LAPTh seminar, Annecy, FR, invited </w:t>
+        <w:t>Feb 2026, ETH AI Center Symposium, Zurich, CH, invited</w:t>
       </w:r>
     </w:p>
     <w:p>
@@ -6464,7 +6557,7 @@
           <w:sz w:val="16"/>
           <w:szCs w:val="16"/>
         </w:rPr>
-        <w:t>Oct 2025, Lagrange Seminar, Nice, FR, invited</w:t>
+        <w:t xml:space="preserve">Nov 2025, LAPTh seminar, Annecy, FR, invited </w:t>
       </w:r>
     </w:p>
     <w:p>
@@ -6483,39 +6576,7 @@
           <w:sz w:val="16"/>
           <w:szCs w:val="16"/>
         </w:rPr>
-        <w:t xml:space="preserve">Sep 2025, </w:t>
-      </w:r>
-      <w:r>
-        <w:rPr>
-          <w:rFonts w:ascii="Roboto Light" w:hAnsi="Roboto Light"/>
-          <w:sz w:val="16"/>
-          <w:szCs w:val="16"/>
-        </w:rPr>
-        <w:t xml:space="preserve">DESC workshop </w:t>
-      </w:r>
-      <w:r>
-        <w:rPr>
-          <w:rFonts w:ascii="Roboto Light" w:hAnsi="Roboto Light"/>
-          <w:sz w:val="16"/>
-          <w:szCs w:val="16"/>
-        </w:rPr>
-        <w:t xml:space="preserve">on cosmology with </w:t>
-      </w:r>
-      <w:r>
-        <w:rPr>
-          <w:rFonts w:ascii="Roboto Light" w:hAnsi="Roboto Light"/>
-          <w:sz w:val="16"/>
-          <w:szCs w:val="16"/>
-        </w:rPr>
-        <w:t>peculiar velocities</w:t>
-      </w:r>
-      <w:r>
-        <w:rPr>
-          <w:rFonts w:ascii="Roboto Light" w:hAnsi="Roboto Light"/>
-          <w:sz w:val="16"/>
-          <w:szCs w:val="16"/>
-        </w:rPr>
-        <w:t>, Marseille, FR, invited</w:t>
+        <w:t>Oct 2025, Lagrange Seminar, Nice, FR, invited</w:t>
       </w:r>
     </w:p>
     <w:p>
@@ -6534,31 +6595,39 @@
           <w:sz w:val="16"/>
           <w:szCs w:val="16"/>
         </w:rPr>
-        <w:t>Aug</w:t>
-      </w:r>
-      <w:r>
-        <w:rPr>
-          <w:rFonts w:ascii="Roboto Light" w:hAnsi="Roboto Light"/>
-          <w:sz w:val="16"/>
-          <w:szCs w:val="16"/>
-        </w:rPr>
-        <w:t xml:space="preserve"> 2025, </w:t>
-      </w:r>
-      <w:r>
-        <w:rPr>
-          <w:rFonts w:ascii="Roboto Light" w:hAnsi="Roboto Light"/>
-          <w:sz w:val="16"/>
-          <w:szCs w:val="16"/>
-        </w:rPr>
-        <w:t>Swiss SKA days, Winterthur</w:t>
-      </w:r>
-      <w:r>
-        <w:rPr>
-          <w:rFonts w:ascii="Roboto Light" w:hAnsi="Roboto Light"/>
-          <w:sz w:val="16"/>
-          <w:szCs w:val="16"/>
-        </w:rPr>
-        <w:t>, CH, contributed</w:t>
+        <w:t xml:space="preserve">Sep 2025, </w:t>
+      </w:r>
+      <w:r>
+        <w:rPr>
+          <w:rFonts w:ascii="Roboto Light" w:hAnsi="Roboto Light"/>
+          <w:sz w:val="16"/>
+          <w:szCs w:val="16"/>
+        </w:rPr>
+        <w:t xml:space="preserve">DESC workshop </w:t>
+      </w:r>
+      <w:r>
+        <w:rPr>
+          <w:rFonts w:ascii="Roboto Light" w:hAnsi="Roboto Light"/>
+          <w:sz w:val="16"/>
+          <w:szCs w:val="16"/>
+        </w:rPr>
+        <w:t xml:space="preserve">on cosmology with </w:t>
+      </w:r>
+      <w:r>
+        <w:rPr>
+          <w:rFonts w:ascii="Roboto Light" w:hAnsi="Roboto Light"/>
+          <w:sz w:val="16"/>
+          <w:szCs w:val="16"/>
+        </w:rPr>
+        <w:t>peculiar velocities</w:t>
+      </w:r>
+      <w:r>
+        <w:rPr>
+          <w:rFonts w:ascii="Roboto Light" w:hAnsi="Roboto Light"/>
+          <w:sz w:val="16"/>
+          <w:szCs w:val="16"/>
+        </w:rPr>
+        <w:t>, Marseille, FR, invited</w:t>
       </w:r>
     </w:p>
     <w:p>
@@ -6577,7 +6646,31 @@
           <w:sz w:val="16"/>
           <w:szCs w:val="16"/>
         </w:rPr>
-        <w:t>Jun 2025, CosmoFONDUE, Geneva, CH, contributed</w:t>
+        <w:t>Aug</w:t>
+      </w:r>
+      <w:r>
+        <w:rPr>
+          <w:rFonts w:ascii="Roboto Light" w:hAnsi="Roboto Light"/>
+          <w:sz w:val="16"/>
+          <w:szCs w:val="16"/>
+        </w:rPr>
+        <w:t xml:space="preserve"> 2025, </w:t>
+      </w:r>
+      <w:r>
+        <w:rPr>
+          <w:rFonts w:ascii="Roboto Light" w:hAnsi="Roboto Light"/>
+          <w:sz w:val="16"/>
+          <w:szCs w:val="16"/>
+        </w:rPr>
+        <w:t>Swiss SKA days, Winterthur</w:t>
+      </w:r>
+      <w:r>
+        <w:rPr>
+          <w:rFonts w:ascii="Roboto Light" w:hAnsi="Roboto Light"/>
+          <w:sz w:val="16"/>
+          <w:szCs w:val="16"/>
+        </w:rPr>
+        <w:t>, CH, contributed</w:t>
       </w:r>
     </w:p>
     <w:p>
@@ -6596,7 +6689,25 @@
           <w:sz w:val="16"/>
           <w:szCs w:val="16"/>
         </w:rPr>
-        <w:t>Jun 2025, Swiss Cosmology Days, Zurich, CH, contributed</w:t>
+        <w:t xml:space="preserve">Jun 2025, </w:t>
+      </w:r>
+      <w:proofErr w:type="spellStart"/>
+      <w:r>
+        <w:rPr>
+          <w:rFonts w:ascii="Roboto Light" w:hAnsi="Roboto Light"/>
+          <w:sz w:val="16"/>
+          <w:szCs w:val="16"/>
+        </w:rPr>
+        <w:t>CosmoFONDUE</w:t>
+      </w:r>
+      <w:proofErr w:type="spellEnd"/>
+      <w:r>
+        <w:rPr>
+          <w:rFonts w:ascii="Roboto Light" w:hAnsi="Roboto Light"/>
+          <w:sz w:val="16"/>
+          <w:szCs w:val="16"/>
+        </w:rPr>
+        <w:t>, Geneva, CH, contributed</w:t>
       </w:r>
     </w:p>
     <w:p>
@@ -6615,7 +6726,7 @@
           <w:sz w:val="16"/>
           <w:szCs w:val="16"/>
         </w:rPr>
-        <w:t>Feb 2025, AI+Astro talk, Geneva, CH, invited</w:t>
+        <w:t>Jun 2025, Swiss Cosmology Days, Zurich, CH, contributed</w:t>
       </w:r>
     </w:p>
     <w:p>
@@ -6634,79 +6745,25 @@
           <w:sz w:val="16"/>
           <w:szCs w:val="16"/>
         </w:rPr>
-        <w:t>Jan</w:t>
-      </w:r>
-      <w:r>
-        <w:rPr>
-          <w:rFonts w:ascii="Roboto Light" w:hAnsi="Roboto Light"/>
-          <w:sz w:val="16"/>
-          <w:szCs w:val="16"/>
-        </w:rPr>
-        <w:t xml:space="preserve"> 202</w:t>
-      </w:r>
-      <w:r>
-        <w:rPr>
-          <w:rFonts w:ascii="Roboto Light" w:hAnsi="Roboto Light"/>
-          <w:sz w:val="16"/>
-          <w:szCs w:val="16"/>
-        </w:rPr>
-        <w:t>5</w:t>
-      </w:r>
-      <w:r>
-        <w:rPr>
-          <w:rFonts w:ascii="Roboto Light" w:hAnsi="Roboto Light"/>
-          <w:sz w:val="16"/>
-          <w:szCs w:val="16"/>
-        </w:rPr>
-        <w:t xml:space="preserve">, </w:t>
-      </w:r>
-      <w:r>
-        <w:rPr>
-          <w:rFonts w:ascii="Roboto Light" w:hAnsi="Roboto Light"/>
-          <w:sz w:val="16"/>
-          <w:szCs w:val="16"/>
-        </w:rPr>
-        <w:t>SKACH winter meeting</w:t>
-      </w:r>
-      <w:r>
-        <w:rPr>
-          <w:rFonts w:ascii="Roboto Light" w:hAnsi="Roboto Light"/>
-          <w:sz w:val="16"/>
-          <w:szCs w:val="16"/>
-        </w:rPr>
-        <w:t xml:space="preserve">, </w:t>
-      </w:r>
-      <w:r>
-        <w:rPr>
-          <w:rFonts w:ascii="Roboto Light" w:hAnsi="Roboto Light"/>
-          <w:sz w:val="16"/>
-          <w:szCs w:val="16"/>
-        </w:rPr>
-        <w:t>Bern</w:t>
-      </w:r>
-      <w:r>
-        <w:rPr>
-          <w:rFonts w:ascii="Roboto Light" w:hAnsi="Roboto Light"/>
-          <w:sz w:val="16"/>
-          <w:szCs w:val="16"/>
-        </w:rPr>
-        <w:t xml:space="preserve">, </w:t>
-      </w:r>
-      <w:r>
-        <w:rPr>
-          <w:rFonts w:ascii="Roboto Light" w:hAnsi="Roboto Light"/>
-          <w:sz w:val="16"/>
-          <w:szCs w:val="16"/>
-        </w:rPr>
-        <w:t>CH</w:t>
-      </w:r>
-      <w:r>
-        <w:rPr>
-          <w:rFonts w:ascii="Roboto Light" w:hAnsi="Roboto Light"/>
-          <w:sz w:val="16"/>
-          <w:szCs w:val="16"/>
-        </w:rPr>
-        <w:t>, contributed</w:t>
+        <w:t xml:space="preserve">Feb 2025, </w:t>
+      </w:r>
+      <w:proofErr w:type="spellStart"/>
+      <w:r>
+        <w:rPr>
+          <w:rFonts w:ascii="Roboto Light" w:hAnsi="Roboto Light"/>
+          <w:sz w:val="16"/>
+          <w:szCs w:val="16"/>
+        </w:rPr>
+        <w:t>AI+Astro</w:t>
+      </w:r>
+      <w:proofErr w:type="spellEnd"/>
+      <w:r>
+        <w:rPr>
+          <w:rFonts w:ascii="Roboto Light" w:hAnsi="Roboto Light"/>
+          <w:sz w:val="16"/>
+          <w:szCs w:val="16"/>
+        </w:rPr>
+        <w:t xml:space="preserve"> talk, Geneva, CH, invited</w:t>
       </w:r>
     </w:p>
     <w:p>
@@ -6725,7 +6782,116 @@
           <w:sz w:val="16"/>
           <w:szCs w:val="16"/>
         </w:rPr>
-        <w:t xml:space="preserve">Oct 2024, EuclidCH meeting, </w:t>
+        <w:t>Jan</w:t>
+      </w:r>
+      <w:r>
+        <w:rPr>
+          <w:rFonts w:ascii="Roboto Light" w:hAnsi="Roboto Light"/>
+          <w:sz w:val="16"/>
+          <w:szCs w:val="16"/>
+        </w:rPr>
+        <w:t xml:space="preserve"> 202</w:t>
+      </w:r>
+      <w:r>
+        <w:rPr>
+          <w:rFonts w:ascii="Roboto Light" w:hAnsi="Roboto Light"/>
+          <w:sz w:val="16"/>
+          <w:szCs w:val="16"/>
+        </w:rPr>
+        <w:t>5</w:t>
+      </w:r>
+      <w:r>
+        <w:rPr>
+          <w:rFonts w:ascii="Roboto Light" w:hAnsi="Roboto Light"/>
+          <w:sz w:val="16"/>
+          <w:szCs w:val="16"/>
+        </w:rPr>
+        <w:t xml:space="preserve">, </w:t>
+      </w:r>
+      <w:r>
+        <w:rPr>
+          <w:rFonts w:ascii="Roboto Light" w:hAnsi="Roboto Light"/>
+          <w:sz w:val="16"/>
+          <w:szCs w:val="16"/>
+        </w:rPr>
+        <w:t>SKACH winter meeting</w:t>
+      </w:r>
+      <w:r>
+        <w:rPr>
+          <w:rFonts w:ascii="Roboto Light" w:hAnsi="Roboto Light"/>
+          <w:sz w:val="16"/>
+          <w:szCs w:val="16"/>
+        </w:rPr>
+        <w:t xml:space="preserve">, </w:t>
+      </w:r>
+      <w:r>
+        <w:rPr>
+          <w:rFonts w:ascii="Roboto Light" w:hAnsi="Roboto Light"/>
+          <w:sz w:val="16"/>
+          <w:szCs w:val="16"/>
+        </w:rPr>
+        <w:t>Bern</w:t>
+      </w:r>
+      <w:r>
+        <w:rPr>
+          <w:rFonts w:ascii="Roboto Light" w:hAnsi="Roboto Light"/>
+          <w:sz w:val="16"/>
+          <w:szCs w:val="16"/>
+        </w:rPr>
+        <w:t xml:space="preserve">, </w:t>
+      </w:r>
+      <w:r>
+        <w:rPr>
+          <w:rFonts w:ascii="Roboto Light" w:hAnsi="Roboto Light"/>
+          <w:sz w:val="16"/>
+          <w:szCs w:val="16"/>
+        </w:rPr>
+        <w:t>CH</w:t>
+      </w:r>
+      <w:r>
+        <w:rPr>
+          <w:rFonts w:ascii="Roboto Light" w:hAnsi="Roboto Light"/>
+          <w:sz w:val="16"/>
+          <w:szCs w:val="16"/>
+        </w:rPr>
+        <w:t>, contributed</w:t>
+      </w:r>
+    </w:p>
+    <w:p>
+      <w:pPr>
+        <w:spacing w:after="40"/>
+        <w:ind w:left="57"/>
+        <w:rPr>
+          <w:rFonts w:ascii="Roboto Light" w:hAnsi="Roboto Light"/>
+          <w:sz w:val="16"/>
+          <w:szCs w:val="16"/>
+        </w:rPr>
+      </w:pPr>
+      <w:r>
+        <w:rPr>
+          <w:rFonts w:ascii="Roboto Light" w:hAnsi="Roboto Light"/>
+          <w:sz w:val="16"/>
+          <w:szCs w:val="16"/>
+        </w:rPr>
+        <w:t xml:space="preserve">Oct 2024, </w:t>
+      </w:r>
+      <w:proofErr w:type="spellStart"/>
+      <w:r>
+        <w:rPr>
+          <w:rFonts w:ascii="Roboto Light" w:hAnsi="Roboto Light"/>
+          <w:sz w:val="16"/>
+          <w:szCs w:val="16"/>
+        </w:rPr>
+        <w:t>EuclidCH</w:t>
+      </w:r>
+      <w:proofErr w:type="spellEnd"/>
+      <w:r>
+        <w:rPr>
+          <w:rFonts w:ascii="Roboto Light" w:hAnsi="Roboto Light"/>
+          <w:sz w:val="16"/>
+          <w:szCs w:val="16"/>
+        </w:rPr>
+        <w:t xml:space="preserve"> meeting, </w:t>
       </w:r>
       <w:r>
         <w:rPr>
@@ -6908,15 +7074,43 @@
           <w:sz w:val="16"/>
           <w:szCs w:val="16"/>
         </w:rPr>
-        <w:t xml:space="preserve">Apr 2024, Ecogia seminar series, </w:t>
-      </w:r>
-      <w:r>
-        <w:rPr>
-          <w:rFonts w:ascii="Roboto Light" w:hAnsi="Roboto Light"/>
-          <w:sz w:val="16"/>
-          <w:szCs w:val="16"/>
-        </w:rPr>
-        <w:t xml:space="preserve">UniGe, </w:t>
+        <w:t xml:space="preserve">Apr 2024, </w:t>
+      </w:r>
+      <w:proofErr w:type="spellStart"/>
+      <w:r>
+        <w:rPr>
+          <w:rFonts w:ascii="Roboto Light" w:hAnsi="Roboto Light"/>
+          <w:sz w:val="16"/>
+          <w:szCs w:val="16"/>
+        </w:rPr>
+        <w:t>Ecogia</w:t>
+      </w:r>
+      <w:proofErr w:type="spellEnd"/>
+      <w:r>
+        <w:rPr>
+          <w:rFonts w:ascii="Roboto Light" w:hAnsi="Roboto Light"/>
+          <w:sz w:val="16"/>
+          <w:szCs w:val="16"/>
+        </w:rPr>
+        <w:t xml:space="preserve"> seminar series, </w:t>
+      </w:r>
+      <w:proofErr w:type="spellStart"/>
+      <w:r>
+        <w:rPr>
+          <w:rFonts w:ascii="Roboto Light" w:hAnsi="Roboto Light"/>
+          <w:sz w:val="16"/>
+          <w:szCs w:val="16"/>
+        </w:rPr>
+        <w:t>UniGe</w:t>
+      </w:r>
+      <w:proofErr w:type="spellEnd"/>
+      <w:r>
+        <w:rPr>
+          <w:rFonts w:ascii="Roboto Light" w:hAnsi="Roboto Light"/>
+          <w:sz w:val="16"/>
+          <w:szCs w:val="16"/>
+        </w:rPr>
+        <w:t xml:space="preserve">, </w:t>
       </w:r>
       <w:r>
         <w:rPr>
@@ -7229,7 +7423,25 @@
           <w:sz w:val="16"/>
           <w:szCs w:val="16"/>
         </w:rPr>
-        <w:t>Nov 2023, Cosmo/ExGal seminar, UCL, London, UK, invited</w:t>
+        <w:t>Nov 2023, Cosmo/</w:t>
+      </w:r>
+      <w:proofErr w:type="spellStart"/>
+      <w:r>
+        <w:rPr>
+          <w:rFonts w:ascii="Roboto Light" w:hAnsi="Roboto Light"/>
+          <w:sz w:val="16"/>
+          <w:szCs w:val="16"/>
+        </w:rPr>
+        <w:t>ExGal</w:t>
+      </w:r>
+      <w:proofErr w:type="spellEnd"/>
+      <w:r>
+        <w:rPr>
+          <w:rFonts w:ascii="Roboto Light" w:hAnsi="Roboto Light"/>
+          <w:sz w:val="16"/>
+          <w:szCs w:val="16"/>
+        </w:rPr>
+        <w:t xml:space="preserve"> seminar, UCL, London, UK, invited</w:t>
       </w:r>
     </w:p>
     <w:p>
@@ -7248,7 +7460,25 @@
           <w:sz w:val="16"/>
           <w:szCs w:val="16"/>
         </w:rPr>
-        <w:t xml:space="preserve">Apr 2023, CosmoClub, </w:t>
+        <w:t xml:space="preserve">Apr 2023, </w:t>
+      </w:r>
+      <w:proofErr w:type="spellStart"/>
+      <w:r>
+        <w:rPr>
+          <w:rFonts w:ascii="Roboto Light" w:hAnsi="Roboto Light"/>
+          <w:sz w:val="16"/>
+          <w:szCs w:val="16"/>
+        </w:rPr>
+        <w:t>CosmoClub</w:t>
+      </w:r>
+      <w:proofErr w:type="spellEnd"/>
+      <w:r>
+        <w:rPr>
+          <w:rFonts w:ascii="Roboto Light" w:hAnsi="Roboto Light"/>
+          <w:sz w:val="16"/>
+          <w:szCs w:val="16"/>
+        </w:rPr>
+        <w:t xml:space="preserve">, </w:t>
       </w:r>
       <w:r>
         <w:rPr>
@@ -7477,8 +7707,19 @@
           <w:szCs w:val="16"/>
           <w:lang w:val="it-IT"/>
         </w:rPr>
-        <w:t>, invited</w:t>
-      </w:r>
+        <w:t xml:space="preserve">, </w:t>
+      </w:r>
+      <w:proofErr w:type="spellStart"/>
+      <w:r>
+        <w:rPr>
+          <w:rFonts w:ascii="Roboto Light" w:hAnsi="Roboto Light"/>
+          <w:sz w:val="16"/>
+          <w:szCs w:val="16"/>
+          <w:lang w:val="it-IT"/>
+        </w:rPr>
+        <w:t>invited</w:t>
+      </w:r>
+      <w:proofErr w:type="spellEnd"/>
     </w:p>
     <w:p>
       <w:pPr>
@@ -8226,6 +8467,7 @@
         </w:rPr>
         <w:t xml:space="preserve"> </w:t>
       </w:r>
+      <w:proofErr w:type="spellStart"/>
       <w:r>
         <w:rPr>
           <w:rFonts w:ascii="Roboto Light" w:hAnsi="Roboto Light"/>
@@ -8234,8 +8476,31 @@
           <w:sz w:val="14"/>
           <w:szCs w:val="14"/>
         </w:rPr>
-        <w:t>Projets d’Informatique</w:t>
-      </w:r>
+        <w:t>Projets</w:t>
+      </w:r>
+      <w:proofErr w:type="spellEnd"/>
+      <w:r>
+        <w:rPr>
+          <w:rFonts w:ascii="Roboto Light" w:hAnsi="Roboto Light"/>
+          <w:i/>
+          <w:iCs/>
+          <w:sz w:val="14"/>
+          <w:szCs w:val="14"/>
+        </w:rPr>
+        <w:t xml:space="preserve"> </w:t>
+      </w:r>
+      <w:proofErr w:type="spellStart"/>
+      <w:r>
+        <w:rPr>
+          <w:rFonts w:ascii="Roboto Light" w:hAnsi="Roboto Light"/>
+          <w:i/>
+          <w:iCs/>
+          <w:sz w:val="14"/>
+          <w:szCs w:val="14"/>
+        </w:rPr>
+        <w:t>d’Informatique</w:t>
+      </w:r>
+      <w:proofErr w:type="spellEnd"/>
       <w:r>
         <w:rPr>
           <w:rFonts w:ascii="Roboto Light" w:hAnsi="Roboto Light"/>
@@ -8504,7 +8769,25 @@
           <w:sz w:val="14"/>
           <w:szCs w:val="14"/>
         </w:rPr>
-        <w:t xml:space="preserve"> (MiM)</w:t>
+        <w:t xml:space="preserve"> (</w:t>
+      </w:r>
+      <w:proofErr w:type="spellStart"/>
+      <w:r>
+        <w:rPr>
+          <w:rFonts w:ascii="Roboto Light" w:hAnsi="Roboto Light"/>
+          <w:sz w:val="14"/>
+          <w:szCs w:val="14"/>
+        </w:rPr>
+        <w:t>MiM</w:t>
+      </w:r>
+      <w:proofErr w:type="spellEnd"/>
+      <w:r>
+        <w:rPr>
+          <w:rFonts w:ascii="Roboto Light" w:hAnsi="Roboto Light"/>
+          <w:sz w:val="14"/>
+          <w:szCs w:val="14"/>
+        </w:rPr>
+        <w:t>)</w:t>
       </w:r>
     </w:p>
     <w:p>
@@ -9054,13 +9337,23 @@
         </w:rPr>
         <w:t xml:space="preserve">, </w:t>
       </w:r>
-      <w:r>
-        <w:rPr>
-          <w:rFonts w:ascii="Roboto Light" w:hAnsi="Roboto Light"/>
-          <w:sz w:val="16"/>
-          <w:szCs w:val="16"/>
-        </w:rPr>
-        <w:t xml:space="preserve">PyTorch), </w:t>
+      <w:proofErr w:type="spellStart"/>
+      <w:r>
+        <w:rPr>
+          <w:rFonts w:ascii="Roboto Light" w:hAnsi="Roboto Light"/>
+          <w:sz w:val="16"/>
+          <w:szCs w:val="16"/>
+        </w:rPr>
+        <w:t>PyTorch</w:t>
+      </w:r>
+      <w:proofErr w:type="spellEnd"/>
+      <w:r>
+        <w:rPr>
+          <w:rFonts w:ascii="Roboto Light" w:hAnsi="Roboto Light"/>
+          <w:sz w:val="16"/>
+          <w:szCs w:val="16"/>
+        </w:rPr>
+        <w:t xml:space="preserve">), </w:t>
       </w:r>
       <w:r>
         <w:rPr>
@@ -9301,13 +9594,23 @@
         </w:rPr>
         <w:t xml:space="preserve"> </w:t>
       </w:r>
-      <w:r>
-        <w:rPr>
-          <w:rFonts w:ascii="Roboto Light" w:hAnsi="Roboto Light"/>
-          <w:sz w:val="18"/>
-          <w:szCs w:val="18"/>
-        </w:rPr>
-        <w:t xml:space="preserve">OJAp, </w:t>
+      <w:proofErr w:type="spellStart"/>
+      <w:r>
+        <w:rPr>
+          <w:rFonts w:ascii="Roboto Light" w:hAnsi="Roboto Light"/>
+          <w:sz w:val="18"/>
+          <w:szCs w:val="18"/>
+        </w:rPr>
+        <w:t>OJAp</w:t>
+      </w:r>
+      <w:proofErr w:type="spellEnd"/>
+      <w:r>
+        <w:rPr>
+          <w:rFonts w:ascii="Roboto Light" w:hAnsi="Roboto Light"/>
+          <w:sz w:val="18"/>
+          <w:szCs w:val="18"/>
+        </w:rPr>
+        <w:t xml:space="preserve">, </w:t>
       </w:r>
       <w:r>
         <w:rPr>
@@ -9325,6 +9628,7 @@
         </w:rPr>
         <w:t xml:space="preserve">, IEEE Signal Processing Letters, Geophysics, </w:t>
       </w:r>
+      <w:proofErr w:type="spellStart"/>
       <w:r>
         <w:rPr>
           <w:rFonts w:ascii="Roboto Light" w:hAnsi="Roboto Light"/>
@@ -9333,6 +9637,7 @@
         </w:rPr>
         <w:t>RMxAA</w:t>
       </w:r>
+      <w:proofErr w:type="spellEnd"/>
       <w:r>
         <w:rPr>
           <w:rFonts w:ascii="Roboto Light" w:hAnsi="Roboto Light"/>
@@ -10215,7 +10520,16 @@
           <w:sz w:val="16"/>
           <w:szCs w:val="16"/>
         </w:rPr>
-        <w:t xml:space="preserve"> S</w:t>
+        <w:t xml:space="preserve"> </w:t>
+      </w:r>
+      <w:proofErr w:type="spellStart"/>
+      <w:r>
+        <w:rPr>
+          <w:rFonts w:ascii="Roboto Light" w:hAnsi="Roboto Light"/>
+          <w:sz w:val="16"/>
+          <w:szCs w:val="16"/>
+        </w:rPr>
+        <w:t>S</w:t>
       </w:r>
       <w:r>
         <w:rPr>
@@ -10225,6 +10539,7 @@
         </w:rPr>
         <w:t>killsGap</w:t>
       </w:r>
+      <w:proofErr w:type="spellEnd"/>
       <w:r>
         <w:rPr>
           <w:rFonts w:ascii="Roboto Light" w:hAnsi="Roboto Light"/>
@@ -12292,6 +12607,7 @@
           </w:rPr>
           <w:t xml:space="preserve"> </w:t>
         </w:r>
+        <w:proofErr w:type="spellStart"/>
         <w:r>
           <w:rPr>
             <w:rStyle w:val="Hyperlink"/>
@@ -12310,6 +12626,7 @@
           </w:rPr>
           <w:t>ataKind</w:t>
         </w:r>
+        <w:proofErr w:type="spellEnd"/>
         <w:r>
           <w:rPr>
             <w:rStyle w:val="Hyperlink"/>
